--- a/Word_Docs/GP1.docx
+++ b/Word_Docs/GP1.docx
@@ -170,44 +170,7 @@
         </w:rPr>
       </w:pPr>
       <w:r>
-        <w:rPr>
-          <w:rFonts w:ascii="Calibri" w:hAnsi="Calibri"/>
-          <w:b/>
-          <w:bCs/>
-          <w:sz w:val="64"/>
-          <w:szCs w:val="64"/>
-        </w:rPr>
-        <w:t>Plant Disease Detection</w:t>
-      </w:r>
-      <w:r>
-        <w:rPr>
-          <w:rFonts w:ascii="Calibri" w:hAnsi="Calibri"/>
-          <w:b/>
-          <w:bCs/>
-          <w:sz w:val="64"/>
-          <w:szCs w:val="64"/>
-        </w:rPr>
-        <w:t xml:space="preserve"> </w:t>
-      </w:r>
-      <w:r>
-        <w:rPr>
-          <w:rFonts w:ascii="Calibri" w:hAnsi="Calibri"/>
-          <w:b/>
-          <w:bCs/>
-          <w:sz w:val="64"/>
-          <w:szCs w:val="64"/>
-        </w:rPr>
-        <w:t>from Leaf Images</w:t>
-      </w:r>
-      <w:r>
-        <w:rPr>
-          <w:rFonts w:ascii="Calibri" w:hAnsi="Calibri"/>
-          <w:b/>
-          <w:bCs/>
-          <w:sz w:val="64"/>
-          <w:szCs w:val="64"/>
-        </w:rPr>
-        <w:t xml:space="preserve"> Using Deep Learning</w:t>
+        <w:t>Plant Disease Detection from Leaf Images Using a Hybrid AI System</w:t>
       </w:r>
     </w:p>
     <w:p>
@@ -803,22 +766,10 @@
         <w:pStyle w:val="Style1"/>
         <w:jc w:val="both"/>
       </w:pPr>
-      <w:r>
-        <w:t>We would like to express our sincere gratitude to our supervisor, Dr. Samer El-</w:t>
-      </w:r>
       <w:proofErr w:type="spellStart"/>
-      <w:r>
-        <w:t>Kababji</w:t>
-      </w:r>
       <w:proofErr w:type="spellEnd"/>
       <w:r>
-        <w:t>, for his continuous guidance, valuable feedback, and support throughout the development of this project. His expertise and constructive suggestions played a major role in shaping the direction and quality of our work. We would also like to thank the Data Science and AI Department for providing the academic support and resources needed to conduct this project. Finally, we extend our appreciation to our colleagues, friends, and family for their encouragement and support during this journey.</w:t>
-      </w:r>
-      <w:r>
-        <w:rPr>
-          <w:rFonts w:ascii="Arial Unicode MS" w:hAnsi="Arial Unicode MS"/>
-        </w:rPr>
-        <w:br w:type="page"/>
+        <w:t>We expressed our sincere gratitude to our supervisor, Dr. Samer El-Kababji, for his continuous guidance, valuable feedback, and support throughout the development of this project. His expertise and constructive suggestions played a major role in shaping the direction and quality of our work. We also thanked the Data Science and AI Department for providing the academic support and resources needed to conduct this project. Finally, we extended our appreciation to our colleagues, friends, and family for their encouragement and support during this journey.</w:t>
       </w:r>
     </w:p>
     <w:p>
@@ -868,25 +819,10 @@
           <w:rStyle w:val="None"/>
         </w:rPr>
       </w:pPr>
-      <w:r>
-        <w:rPr>
-          <w:rStyle w:val="None"/>
-        </w:rPr>
-        <w:t xml:space="preserve">Plant diseases present a challenge to the agricultural output, especially in rural areas </w:t>
-      </w:r>
       <w:proofErr w:type="gramStart"/>
-      <w:r>
-        <w:rPr>
-          <w:rStyle w:val="None"/>
-        </w:rPr>
-        <w:t>where</w:t>
-      </w:r>
       <w:proofErr w:type="gramEnd"/>
       <w:r>
-        <w:rPr>
-          <w:rStyle w:val="None"/>
-        </w:rPr>
-        <w:t xml:space="preserve"> farmers struggle with limited access to agricultural experts and internet. Identifying the disease early is an important role to minimize the crop loss, making the informed treatment choices. The project addresses these issues by introducing an offline first plant disease detection system that utilizes deep learning and leaf image classification.</w:t>
+        <w:t>Plant diseases presented a challenge to agricultural output, especially in rural areas where farmers had limited access to agricultural experts and stable internet. Early disease identification was important for reducing crop loss and supporting informed treatment decisions. The project addressed these issues by implementing a hybrid AI plant disease detection system with two inference modes: an offline image-only model and an online multimodal model.</w:t>
       </w:r>
     </w:p>
     <w:p>
@@ -898,10 +834,7 @@
         </w:rPr>
       </w:pPr>
       <w:r>
-        <w:rPr>
-          <w:rStyle w:val="None"/>
-        </w:rPr>
-        <w:t>The system is built around a deep learning model that learns from a data of leaf images.  The data was gathered from various public agricultural datasets, we specifically choose crops that are essential to the Jordanian agriculture, like olive, wheat, tomato, and potato. We will create a comprehensive data preprocessing pipeline that include cleaning the dataset, standardizing labels, normalizing images, augmenting data, and splitting the dataset in a stratified manner.</w:t>
+        <w:t>The system was built around the jordan_dataset, which contained approximately 60,000 leaf images arranged by crop and disease and divided into training, validation, and testing splits. The dataset was gathered from public agricultural datasets selected for crops relevant to Jordanian agriculture, including olive, wheat, tomato, and potato. Image preprocessing standardized RGB inputs at 512x512 pixels, and the online training pipeline also used environmental metadata collected from the Open-Meteo API.</w:t>
       </w:r>
     </w:p>
     <w:p>
@@ -913,34 +846,7 @@
         </w:rPr>
       </w:pPr>
       <w:r>
-        <w:rPr>
-          <w:rStyle w:val="None"/>
-        </w:rPr>
-        <w:t xml:space="preserve">From a system design perspective, the solution is a mobile first architecture built specifically for an on-device inference. This way the farmer can take or upload pictures of leaves and get a prediction without the need of an internet connection. </w:t>
-      </w:r>
-      <w:r>
-        <w:rPr>
-          <w:rStyle w:val="None"/>
-        </w:rPr>
-        <w:t>Also,</w:t>
-      </w:r>
-      <w:r>
-        <w:rPr>
-          <w:rStyle w:val="None"/>
-        </w:rPr>
-        <w:t xml:space="preserve"> there will be</w:t>
-      </w:r>
-      <w:r>
-        <w:rPr>
-          <w:rStyle w:val="None"/>
-        </w:rPr>
-        <w:t xml:space="preserve"> </w:t>
-      </w:r>
-      <w:r>
-        <w:rPr>
-          <w:rStyle w:val="None"/>
-        </w:rPr>
-        <w:t>online features for user authentication, syncing history, and future scalability. To make sure it works well offline, disease names and explanations are stored locally using a predefined translation dictionary, so there will be no need for any external translation services.</w:t>
+        <w:t>From a system design perspective, the solution was implemented as a mobile-first hybrid architecture. When the device was offline, the image was processed by the MobileNetV3 Small model using only the leaf image. When the device was online, the application fetched weather data from the Open-Meteo API based on the user location and used the multimodal model with image features and environmental metadata. Django backend services stored users and diagnosis history, and pending records were synchronized when internet connectivity returned.</w:t>
       </w:r>
     </w:p>
     <w:p>
@@ -952,10 +858,7 @@
         </w:rPr>
       </w:pPr>
       <w:r>
-        <w:rPr>
-          <w:rStyle w:val="None"/>
-        </w:rPr>
-        <w:t>Additionally, the project includes a clear architecture and logical system design, complete with UML diagrams that illustrate the training pipeline, deployment architecture, system behavior, and user interaction flows. The end result will be a trained deep learning model ready for mobile deployment, a working mobile application prototype, and thorough technical documentation.</w:t>
+        <w:t>Additionally, the project included a clear architecture and logical system design, complete with updated UML diagrams that illustrated the hybrid training pipeline, deployment architecture, inference behavior, API data retrieval, backend storage, and user interaction flows. The final result was a trained two-model AI system, a working mobile application, Django backend services, and updated technical documentation.</w:t>
       </w:r>
     </w:p>
     <w:p>
@@ -968,28 +871,7 @@
         </w:rPr>
       </w:pPr>
       <w:r>
-        <w:rPr>
-          <w:rStyle w:val="None"/>
-        </w:rPr>
-        <w:t xml:space="preserve">In summary, the project shows how the deep learning can be practically applied in agriculture by providing a deployable, offline capable plant disease detection system that meets the </w:t>
-      </w:r>
-      <w:r>
-        <w:rPr>
-          <w:rStyle w:val="None"/>
-        </w:rPr>
-        <w:t>real-world</w:t>
-      </w:r>
-      <w:r>
-        <w:rPr>
-          <w:rStyle w:val="None"/>
-        </w:rPr>
-        <w:t xml:space="preserve"> challenges faced by farmers.</w:t>
-      </w:r>
-      <w:r>
-        <w:rPr>
-          <w:rStyle w:val="None"/>
-        </w:rPr>
-        <w:br w:type="page"/>
+        <w:t>In summary, the project showed how deep learning and environmental metadata could be applied in agriculture by providing a deployable hybrid plant disease detection system that supported offline diagnosis and enhanced online inference.</w:t>
       </w:r>
     </w:p>
     <w:p>
@@ -1052,7 +934,7 @@
         <w:ind w:left="0" w:right="7" w:firstLine="0"/>
       </w:pPr>
       <w:r>
-        <w:t xml:space="preserve">List the abbreviations you have used in your project if there are any and what they stand for. </w:t>
+        <w:t>The following abbreviations were used in the project documentation and implementation.</w:t>
       </w:r>
     </w:p>
     <w:p>
@@ -1209,8 +1091,14 @@
     </w:p>
     <w:p>
       <w:pPr>
-        <w:pStyle w:val="TOCHeading"/>
-      </w:pPr>
+        <w:pStyle w:val="TOC2"/>
+      </w:pPr>
+      <w:r>
+        <w:rPr/>
+        <w:t>Declaration of Originality</w:t>
+        <w:tab/>
+        <w:t>2</w:t>
+      </w:r>
     </w:p>
     <w:p>
       <w:pPr>
@@ -1224,60 +1112,9 @@
         </w:rPr>
       </w:pPr>
       <w:r>
-        <w:fldChar w:fldCharType="begin"/>
-      </w:r>
-      <w:r>
-        <w:instrText xml:space="preserve"> TOC \o 2-3 \t "heading 4, 4"</w:instrText>
-      </w:r>
-      <w:r>
-        <w:fldChar w:fldCharType="separate"/>
-      </w:r>
-      <w:r>
-        <w:rPr>
-          <w:noProof/>
-        </w:rPr>
-        <w:t>Declaration of Originality</w:t>
-      </w:r>
-      <w:r>
-        <w:rPr>
-          <w:noProof/>
-        </w:rPr>
+        <w:t>Summary</w:t>
         <w:tab/>
-      </w:r>
-      <w:r>
-        <w:rPr>
-          <w:noProof/>
-        </w:rPr>
-        <w:fldChar w:fldCharType="begin"/>
-      </w:r>
-      <w:r>
-        <w:rPr>
-          <w:noProof/>
-        </w:rPr>
-        <w:instrText xml:space="preserve"> PAGEREF _Toc218629757 \h </w:instrText>
-      </w:r>
-      <w:r>
-        <w:rPr>
-          <w:noProof/>
-        </w:rPr>
-      </w:r>
-      <w:r>
-        <w:rPr>
-          <w:noProof/>
-        </w:rPr>
-        <w:fldChar w:fldCharType="separate"/>
-      </w:r>
-      <w:r>
-        <w:rPr>
-          <w:noProof/>
-        </w:rPr>
-        <w:t>2</w:t>
-      </w:r>
-      <w:r>
-        <w:rPr>
-          <w:noProof/>
-        </w:rPr>
-        <w:fldChar w:fldCharType="end"/>
+        <w:t>4</w:t>
       </w:r>
     </w:p>
     <w:p>
@@ -1292,51 +1129,9 @@
         </w:rPr>
       </w:pPr>
       <w:r>
-        <w:rPr>
-          <w:noProof/>
-        </w:rPr>
-        <w:t>Summary</w:t>
-      </w:r>
-      <w:r>
-        <w:rPr>
-          <w:noProof/>
-        </w:rPr>
+        <w:t>List of Abbreviations</w:t>
         <w:tab/>
-      </w:r>
-      <w:r>
-        <w:rPr>
-          <w:noProof/>
-        </w:rPr>
-        <w:fldChar w:fldCharType="begin"/>
-      </w:r>
-      <w:r>
-        <w:rPr>
-          <w:noProof/>
-        </w:rPr>
-        <w:instrText xml:space="preserve"> PAGEREF _Toc218629758 \h </w:instrText>
-      </w:r>
-      <w:r>
-        <w:rPr>
-          <w:noProof/>
-        </w:rPr>
-      </w:r>
-      <w:r>
-        <w:rPr>
-          <w:noProof/>
-        </w:rPr>
-        <w:fldChar w:fldCharType="separate"/>
-      </w:r>
-      <w:r>
-        <w:rPr>
-          <w:noProof/>
-        </w:rPr>
-        <w:t>4</w:t>
-      </w:r>
-      <w:r>
-        <w:rPr>
-          <w:noProof/>
-        </w:rPr>
-        <w:fldChar w:fldCharType="end"/>
+        <w:t>5</w:t>
       </w:r>
     </w:p>
     <w:p>
@@ -1351,51 +1146,9 @@
         </w:rPr>
       </w:pPr>
       <w:r>
-        <w:rPr>
-          <w:noProof/>
-        </w:rPr>
-        <w:t>List of Abbreviations</w:t>
-      </w:r>
-      <w:r>
-        <w:rPr>
-          <w:noProof/>
-        </w:rPr>
+        <w:t>Table of Figures</w:t>
         <w:tab/>
-      </w:r>
-      <w:r>
-        <w:rPr>
-          <w:noProof/>
-        </w:rPr>
-        <w:fldChar w:fldCharType="begin"/>
-      </w:r>
-      <w:r>
-        <w:rPr>
-          <w:noProof/>
-        </w:rPr>
-        <w:instrText xml:space="preserve"> PAGEREF _Toc218629759 \h </w:instrText>
-      </w:r>
-      <w:r>
-        <w:rPr>
-          <w:noProof/>
-        </w:rPr>
-      </w:r>
-      <w:r>
-        <w:rPr>
-          <w:noProof/>
-        </w:rPr>
-        <w:fldChar w:fldCharType="separate"/>
-      </w:r>
-      <w:r>
-        <w:rPr>
-          <w:noProof/>
-        </w:rPr>
-        <w:t>5</w:t>
-      </w:r>
-      <w:r>
-        <w:rPr>
-          <w:noProof/>
-        </w:rPr>
-        <w:fldChar w:fldCharType="end"/>
+        <w:t>8</w:t>
       </w:r>
     </w:p>
     <w:p>
@@ -1410,51 +1163,9 @@
         </w:rPr>
       </w:pPr>
       <w:r>
-        <w:rPr>
-          <w:noProof/>
-        </w:rPr>
-        <w:t>Table of Figures</w:t>
-      </w:r>
-      <w:r>
-        <w:rPr>
-          <w:noProof/>
-        </w:rPr>
+        <w:t>Table of Tables</w:t>
         <w:tab/>
-      </w:r>
-      <w:r>
-        <w:rPr>
-          <w:noProof/>
-        </w:rPr>
-        <w:fldChar w:fldCharType="begin"/>
-      </w:r>
-      <w:r>
-        <w:rPr>
-          <w:noProof/>
-        </w:rPr>
-        <w:instrText xml:space="preserve"> PAGEREF _Toc218629760 \h </w:instrText>
-      </w:r>
-      <w:r>
-        <w:rPr>
-          <w:noProof/>
-        </w:rPr>
-      </w:r>
-      <w:r>
-        <w:rPr>
-          <w:noProof/>
-        </w:rPr>
-        <w:fldChar w:fldCharType="separate"/>
-      </w:r>
-      <w:r>
-        <w:rPr>
-          <w:noProof/>
-        </w:rPr>
-        <w:t>8</w:t>
-      </w:r>
-      <w:r>
-        <w:rPr>
-          <w:noProof/>
-        </w:rPr>
-        <w:fldChar w:fldCharType="end"/>
+        <w:t>9</w:t>
       </w:r>
     </w:p>
     <w:p>
@@ -1469,51 +1180,9 @@
         </w:rPr>
       </w:pPr>
       <w:r>
-        <w:rPr>
-          <w:noProof/>
-        </w:rPr>
-        <w:t>Table of Tables</w:t>
-      </w:r>
-      <w:r>
-        <w:rPr>
-          <w:noProof/>
-        </w:rPr>
+        <w:t>Introduction</w:t>
         <w:tab/>
-      </w:r>
-      <w:r>
-        <w:rPr>
-          <w:noProof/>
-        </w:rPr>
-        <w:fldChar w:fldCharType="begin"/>
-      </w:r>
-      <w:r>
-        <w:rPr>
-          <w:noProof/>
-        </w:rPr>
-        <w:instrText xml:space="preserve"> PAGEREF _Toc218629761 \h </w:instrText>
-      </w:r>
-      <w:r>
-        <w:rPr>
-          <w:noProof/>
-        </w:rPr>
-      </w:r>
-      <w:r>
-        <w:rPr>
-          <w:noProof/>
-        </w:rPr>
-        <w:fldChar w:fldCharType="separate"/>
-      </w:r>
-      <w:r>
-        <w:rPr>
-          <w:noProof/>
-        </w:rPr>
-        <w:t>9</w:t>
-      </w:r>
-      <w:r>
-        <w:rPr>
-          <w:noProof/>
-        </w:rPr>
-        <w:fldChar w:fldCharType="end"/>
+        <w:t>10</w:t>
       </w:r>
     </w:p>
     <w:p>
@@ -1528,52 +1197,9 @@
         </w:rPr>
       </w:pPr>
       <w:r>
-        <w:rPr>
-          <w:noProof/>
-          <w:lang w:val="fr-FR"/>
-        </w:rPr>
-        <w:t>Introduction</w:t>
-      </w:r>
-      <w:r>
-        <w:rPr>
-          <w:noProof/>
-        </w:rPr>
+        <w:t>1.1 Overview</w:t>
         <w:tab/>
-      </w:r>
-      <w:r>
-        <w:rPr>
-          <w:noProof/>
-        </w:rPr>
-        <w:fldChar w:fldCharType="begin"/>
-      </w:r>
-      <w:r>
-        <w:rPr>
-          <w:noProof/>
-        </w:rPr>
-        <w:instrText xml:space="preserve"> PAGEREF _Toc218629762 \h </w:instrText>
-      </w:r>
-      <w:r>
-        <w:rPr>
-          <w:noProof/>
-        </w:rPr>
-      </w:r>
-      <w:r>
-        <w:rPr>
-          <w:noProof/>
-        </w:rPr>
-        <w:fldChar w:fldCharType="separate"/>
-      </w:r>
-      <w:r>
-        <w:rPr>
-          <w:noProof/>
-        </w:rPr>
         <w:t>10</w:t>
-      </w:r>
-      <w:r>
-        <w:rPr>
-          <w:noProof/>
-        </w:rPr>
-        <w:fldChar w:fldCharType="end"/>
       </w:r>
     </w:p>
     <w:p>
@@ -1588,52 +1214,9 @@
         </w:rPr>
       </w:pPr>
       <w:r>
-        <w:rPr>
-          <w:noProof/>
-          <w:lang w:val="nl-NL"/>
-        </w:rPr>
-        <w:t>1.1 Overview</w:t>
-      </w:r>
-      <w:r>
-        <w:rPr>
-          <w:noProof/>
-        </w:rPr>
+        <w:t>1.2 Problem Statement</w:t>
         <w:tab/>
-      </w:r>
-      <w:r>
-        <w:rPr>
-          <w:noProof/>
-        </w:rPr>
-        <w:fldChar w:fldCharType="begin"/>
-      </w:r>
-      <w:r>
-        <w:rPr>
-          <w:noProof/>
-        </w:rPr>
-        <w:instrText xml:space="preserve"> PAGEREF _Toc218629763 \h </w:instrText>
-      </w:r>
-      <w:r>
-        <w:rPr>
-          <w:noProof/>
-        </w:rPr>
-      </w:r>
-      <w:r>
-        <w:rPr>
-          <w:noProof/>
-        </w:rPr>
-        <w:fldChar w:fldCharType="separate"/>
-      </w:r>
-      <w:r>
-        <w:rPr>
-          <w:noProof/>
-        </w:rPr>
         <w:t>10</w:t>
-      </w:r>
-      <w:r>
-        <w:rPr>
-          <w:noProof/>
-        </w:rPr>
-        <w:fldChar w:fldCharType="end"/>
       </w:r>
     </w:p>
     <w:p>
@@ -1648,52 +1231,9 @@
         </w:rPr>
       </w:pPr>
       <w:r>
-        <w:rPr>
-          <w:noProof/>
-          <w:lang w:val="de-DE"/>
-        </w:rPr>
-        <w:t>1.2 Problem Statement</w:t>
-      </w:r>
-      <w:r>
-        <w:rPr>
-          <w:noProof/>
-        </w:rPr>
+        <w:t>1.3 Related Work</w:t>
         <w:tab/>
-      </w:r>
-      <w:r>
-        <w:rPr>
-          <w:noProof/>
-        </w:rPr>
-        <w:fldChar w:fldCharType="begin"/>
-      </w:r>
-      <w:r>
-        <w:rPr>
-          <w:noProof/>
-        </w:rPr>
-        <w:instrText xml:space="preserve"> PAGEREF _Toc218629764 \h </w:instrText>
-      </w:r>
-      <w:r>
-        <w:rPr>
-          <w:noProof/>
-        </w:rPr>
-      </w:r>
-      <w:r>
-        <w:rPr>
-          <w:noProof/>
-        </w:rPr>
-        <w:fldChar w:fldCharType="separate"/>
-      </w:r>
-      <w:r>
-        <w:rPr>
-          <w:noProof/>
-        </w:rPr>
-        <w:t>10</w:t>
-      </w:r>
-      <w:r>
-        <w:rPr>
-          <w:noProof/>
-        </w:rPr>
-        <w:fldChar w:fldCharType="end"/>
+        <w:t>11</w:t>
       </w:r>
     </w:p>
     <w:p>
@@ -1708,51 +1248,9 @@
         </w:rPr>
       </w:pPr>
       <w:r>
-        <w:rPr>
-          <w:noProof/>
-        </w:rPr>
-        <w:t>1.3 Related Work</w:t>
-      </w:r>
-      <w:r>
-        <w:rPr>
-          <w:noProof/>
-        </w:rPr>
+        <w:t>1.4 Contribution</w:t>
         <w:tab/>
-      </w:r>
-      <w:r>
-        <w:rPr>
-          <w:noProof/>
-        </w:rPr>
-        <w:fldChar w:fldCharType="begin"/>
-      </w:r>
-      <w:r>
-        <w:rPr>
-          <w:noProof/>
-        </w:rPr>
-        <w:instrText xml:space="preserve"> PAGEREF _Toc218629765 \h </w:instrText>
-      </w:r>
-      <w:r>
-        <w:rPr>
-          <w:noProof/>
-        </w:rPr>
-      </w:r>
-      <w:r>
-        <w:rPr>
-          <w:noProof/>
-        </w:rPr>
-        <w:fldChar w:fldCharType="separate"/>
-      </w:r>
-      <w:r>
-        <w:rPr>
-          <w:noProof/>
-        </w:rPr>
         <w:t>11</w:t>
-      </w:r>
-      <w:r>
-        <w:rPr>
-          <w:noProof/>
-        </w:rPr>
-        <w:fldChar w:fldCharType="end"/>
       </w:r>
     </w:p>
     <w:p>
@@ -1767,52 +1265,9 @@
         </w:rPr>
       </w:pPr>
       <w:r>
-        <w:rPr>
-          <w:noProof/>
-          <w:lang w:val="fr-FR"/>
-        </w:rPr>
-        <w:t>1.4 Contribution</w:t>
-      </w:r>
-      <w:r>
-        <w:rPr>
-          <w:noProof/>
-        </w:rPr>
+        <w:t>Project Plan</w:t>
         <w:tab/>
-      </w:r>
-      <w:r>
-        <w:rPr>
-          <w:noProof/>
-        </w:rPr>
-        <w:fldChar w:fldCharType="begin"/>
-      </w:r>
-      <w:r>
-        <w:rPr>
-          <w:noProof/>
-        </w:rPr>
-        <w:instrText xml:space="preserve"> PAGEREF _Toc218629766 \h </w:instrText>
-      </w:r>
-      <w:r>
-        <w:rPr>
-          <w:noProof/>
-        </w:rPr>
-      </w:r>
-      <w:r>
-        <w:rPr>
-          <w:noProof/>
-        </w:rPr>
-        <w:fldChar w:fldCharType="separate"/>
-      </w:r>
-      <w:r>
-        <w:rPr>
-          <w:noProof/>
-        </w:rPr>
-        <w:t>11</w:t>
-      </w:r>
-      <w:r>
-        <w:rPr>
-          <w:noProof/>
-        </w:rPr>
-        <w:fldChar w:fldCharType="end"/>
+        <w:t>12</w:t>
       </w:r>
     </w:p>
     <w:p>
@@ -1827,51 +1282,9 @@
         </w:rPr>
       </w:pPr>
       <w:r>
-        <w:rPr>
-          <w:noProof/>
-        </w:rPr>
-        <w:t>Project Plan</w:t>
-      </w:r>
-      <w:r>
-        <w:rPr>
-          <w:noProof/>
-        </w:rPr>
+        <w:t>2.1 Project Deliverables</w:t>
         <w:tab/>
-      </w:r>
-      <w:r>
-        <w:rPr>
-          <w:noProof/>
-        </w:rPr>
-        <w:fldChar w:fldCharType="begin"/>
-      </w:r>
-      <w:r>
-        <w:rPr>
-          <w:noProof/>
-        </w:rPr>
-        <w:instrText xml:space="preserve"> PAGEREF _Toc218629767 \h </w:instrText>
-      </w:r>
-      <w:r>
-        <w:rPr>
-          <w:noProof/>
-        </w:rPr>
-      </w:r>
-      <w:r>
-        <w:rPr>
-          <w:noProof/>
-        </w:rPr>
-        <w:fldChar w:fldCharType="separate"/>
-      </w:r>
-      <w:r>
-        <w:rPr>
-          <w:noProof/>
-        </w:rPr>
         <w:t>12</w:t>
-      </w:r>
-      <w:r>
-        <w:rPr>
-          <w:noProof/>
-        </w:rPr>
-        <w:fldChar w:fldCharType="end"/>
       </w:r>
     </w:p>
     <w:p>
@@ -1886,51 +1299,9 @@
         </w:rPr>
       </w:pPr>
       <w:r>
-        <w:rPr>
-          <w:noProof/>
-        </w:rPr>
-        <w:t>2.1 Project Deliverables</w:t>
-      </w:r>
-      <w:r>
-        <w:rPr>
-          <w:noProof/>
-        </w:rPr>
+        <w:t>2.2 Project Tasks</w:t>
         <w:tab/>
-      </w:r>
-      <w:r>
-        <w:rPr>
-          <w:noProof/>
-        </w:rPr>
-        <w:fldChar w:fldCharType="begin"/>
-      </w:r>
-      <w:r>
-        <w:rPr>
-          <w:noProof/>
-        </w:rPr>
-        <w:instrText xml:space="preserve"> PAGEREF _Toc218629768 \h </w:instrText>
-      </w:r>
-      <w:r>
-        <w:rPr>
-          <w:noProof/>
-        </w:rPr>
-      </w:r>
-      <w:r>
-        <w:rPr>
-          <w:noProof/>
-        </w:rPr>
-        <w:fldChar w:fldCharType="separate"/>
-      </w:r>
-      <w:r>
-        <w:rPr>
-          <w:noProof/>
-        </w:rPr>
         <w:t>12</w:t>
-      </w:r>
-      <w:r>
-        <w:rPr>
-          <w:noProof/>
-        </w:rPr>
-        <w:fldChar w:fldCharType="end"/>
       </w:r>
     </w:p>
     <w:p>
@@ -1945,51 +1316,9 @@
         </w:rPr>
       </w:pPr>
       <w:r>
-        <w:rPr>
-          <w:noProof/>
-        </w:rPr>
-        <w:t>2.2 Project Tasks</w:t>
-      </w:r>
-      <w:r>
-        <w:rPr>
-          <w:noProof/>
-        </w:rPr>
+        <w:t>2.3 Roles and Responsibilities</w:t>
         <w:tab/>
-      </w:r>
-      <w:r>
-        <w:rPr>
-          <w:noProof/>
-        </w:rPr>
-        <w:fldChar w:fldCharType="begin"/>
-      </w:r>
-      <w:r>
-        <w:rPr>
-          <w:noProof/>
-        </w:rPr>
-        <w:instrText xml:space="preserve"> PAGEREF _Toc218629769 \h </w:instrText>
-      </w:r>
-      <w:r>
-        <w:rPr>
-          <w:noProof/>
-        </w:rPr>
-      </w:r>
-      <w:r>
-        <w:rPr>
-          <w:noProof/>
-        </w:rPr>
-        <w:fldChar w:fldCharType="separate"/>
-      </w:r>
-      <w:r>
-        <w:rPr>
-          <w:noProof/>
-        </w:rPr>
-        <w:t>12</w:t>
-      </w:r>
-      <w:r>
-        <w:rPr>
-          <w:noProof/>
-        </w:rPr>
-        <w:fldChar w:fldCharType="end"/>
+        <w:t>14</w:t>
       </w:r>
     </w:p>
     <w:p>
@@ -2004,51 +1333,9 @@
         </w:rPr>
       </w:pPr>
       <w:r>
-        <w:rPr>
-          <w:noProof/>
-        </w:rPr>
-        <w:t>2.3 Roles and Responsibilities</w:t>
-      </w:r>
-      <w:r>
-        <w:rPr>
-          <w:noProof/>
-        </w:rPr>
+        <w:t>Requirements Specification</w:t>
         <w:tab/>
-      </w:r>
-      <w:r>
-        <w:rPr>
-          <w:noProof/>
-        </w:rPr>
-        <w:fldChar w:fldCharType="begin"/>
-      </w:r>
-      <w:r>
-        <w:rPr>
-          <w:noProof/>
-        </w:rPr>
-        <w:instrText xml:space="preserve"> PAGEREF _Toc218629770 \h </w:instrText>
-      </w:r>
-      <w:r>
-        <w:rPr>
-          <w:noProof/>
-        </w:rPr>
-      </w:r>
-      <w:r>
-        <w:rPr>
-          <w:noProof/>
-        </w:rPr>
-        <w:fldChar w:fldCharType="separate"/>
-      </w:r>
-      <w:r>
-        <w:rPr>
-          <w:noProof/>
-        </w:rPr>
-        <w:t>14</w:t>
-      </w:r>
-      <w:r>
-        <w:rPr>
-          <w:noProof/>
-        </w:rPr>
-        <w:fldChar w:fldCharType="end"/>
+        <w:t>17</w:t>
       </w:r>
     </w:p>
     <w:p>
@@ -2063,51 +1350,9 @@
         </w:rPr>
       </w:pPr>
       <w:r>
-        <w:rPr>
-          <w:noProof/>
-        </w:rPr>
-        <w:t>Requirements Specification</w:t>
-      </w:r>
-      <w:r>
-        <w:rPr>
-          <w:noProof/>
-        </w:rPr>
+        <w:t>3.1 Stakeholders</w:t>
         <w:tab/>
-      </w:r>
-      <w:r>
-        <w:rPr>
-          <w:noProof/>
-        </w:rPr>
-        <w:fldChar w:fldCharType="begin"/>
-      </w:r>
-      <w:r>
-        <w:rPr>
-          <w:noProof/>
-        </w:rPr>
-        <w:instrText xml:space="preserve"> PAGEREF _Toc218629771 \h </w:instrText>
-      </w:r>
-      <w:r>
-        <w:rPr>
-          <w:noProof/>
-        </w:rPr>
-      </w:r>
-      <w:r>
-        <w:rPr>
-          <w:noProof/>
-        </w:rPr>
-        <w:fldChar w:fldCharType="separate"/>
-      </w:r>
-      <w:r>
-        <w:rPr>
-          <w:noProof/>
-        </w:rPr>
-        <w:t>16</w:t>
-      </w:r>
-      <w:r>
-        <w:rPr>
-          <w:noProof/>
-        </w:rPr>
-        <w:fldChar w:fldCharType="end"/>
+        <w:t>17</w:t>
       </w:r>
     </w:p>
     <w:p>
@@ -2122,51 +1367,9 @@
         </w:rPr>
       </w:pPr>
       <w:r>
-        <w:rPr>
-          <w:noProof/>
-        </w:rPr>
-        <w:t>3.1 Stakeholders</w:t>
-      </w:r>
-      <w:r>
-        <w:rPr>
-          <w:noProof/>
-        </w:rPr>
+        <w:t>3.2 Platform Requirements</w:t>
         <w:tab/>
-      </w:r>
-      <w:r>
-        <w:rPr>
-          <w:noProof/>
-        </w:rPr>
-        <w:fldChar w:fldCharType="begin"/>
-      </w:r>
-      <w:r>
-        <w:rPr>
-          <w:noProof/>
-        </w:rPr>
-        <w:instrText xml:space="preserve"> PAGEREF _Toc218629772 \h </w:instrText>
-      </w:r>
-      <w:r>
-        <w:rPr>
-          <w:noProof/>
-        </w:rPr>
-      </w:r>
-      <w:r>
-        <w:rPr>
-          <w:noProof/>
-        </w:rPr>
-        <w:fldChar w:fldCharType="separate"/>
-      </w:r>
-      <w:r>
-        <w:rPr>
-          <w:noProof/>
-        </w:rPr>
-        <w:t>16</w:t>
-      </w:r>
-      <w:r>
-        <w:rPr>
-          <w:noProof/>
-        </w:rPr>
-        <w:fldChar w:fldCharType="end"/>
+        <w:t>18</w:t>
       </w:r>
     </w:p>
     <w:p>
@@ -2181,51 +1384,9 @@
         </w:rPr>
       </w:pPr>
       <w:r>
-        <w:rPr>
-          <w:noProof/>
-        </w:rPr>
-        <w:t>3.2 Platform Requirements</w:t>
-      </w:r>
-      <w:r>
-        <w:rPr>
-          <w:noProof/>
-        </w:rPr>
+        <w:t>3.2.1 Training Environment Requirements</w:t>
         <w:tab/>
-      </w:r>
-      <w:r>
-        <w:rPr>
-          <w:noProof/>
-        </w:rPr>
-        <w:fldChar w:fldCharType="begin"/>
-      </w:r>
-      <w:r>
-        <w:rPr>
-          <w:noProof/>
-        </w:rPr>
-        <w:instrText xml:space="preserve"> PAGEREF _Toc218629773 \h </w:instrText>
-      </w:r>
-      <w:r>
-        <w:rPr>
-          <w:noProof/>
-        </w:rPr>
-      </w:r>
-      <w:r>
-        <w:rPr>
-          <w:noProof/>
-        </w:rPr>
-        <w:fldChar w:fldCharType="separate"/>
-      </w:r>
-      <w:r>
-        <w:rPr>
-          <w:noProof/>
-        </w:rPr>
-        <w:t>17</w:t>
-      </w:r>
-      <w:r>
-        <w:rPr>
-          <w:noProof/>
-        </w:rPr>
-        <w:fldChar w:fldCharType="end"/>
+        <w:t>18</w:t>
       </w:r>
     </w:p>
     <w:p>
@@ -2240,51 +1401,9 @@
         </w:rPr>
       </w:pPr>
       <w:r>
-        <w:rPr>
-          <w:noProof/>
-        </w:rPr>
-        <w:t>3.2.1 Training Environment Requirements</w:t>
-      </w:r>
-      <w:r>
-        <w:rPr>
-          <w:noProof/>
-        </w:rPr>
+        <w:t>3.2.2 Mobile Application Requirements</w:t>
         <w:tab/>
-      </w:r>
-      <w:r>
-        <w:rPr>
-          <w:noProof/>
-        </w:rPr>
-        <w:fldChar w:fldCharType="begin"/>
-      </w:r>
-      <w:r>
-        <w:rPr>
-          <w:noProof/>
-        </w:rPr>
-        <w:instrText xml:space="preserve"> PAGEREF _Toc218629774 \h </w:instrText>
-      </w:r>
-      <w:r>
-        <w:rPr>
-          <w:noProof/>
-        </w:rPr>
-      </w:r>
-      <w:r>
-        <w:rPr>
-          <w:noProof/>
-        </w:rPr>
-        <w:fldChar w:fldCharType="separate"/>
-      </w:r>
-      <w:r>
-        <w:rPr>
-          <w:noProof/>
-        </w:rPr>
-        <w:t>17</w:t>
-      </w:r>
-      <w:r>
-        <w:rPr>
-          <w:noProof/>
-        </w:rPr>
-        <w:fldChar w:fldCharType="end"/>
+        <w:t>18</w:t>
       </w:r>
     </w:p>
     <w:p>
@@ -2299,52 +1418,9 @@
         </w:rPr>
       </w:pPr>
       <w:r>
-        <w:rPr>
-          <w:rFonts w:eastAsia="Arial Unicode MS" w:cs="Arial Unicode MS"/>
-          <w:noProof/>
-        </w:rPr>
-        <w:t>3.2.2 Mobile Application Requirements</w:t>
-      </w:r>
-      <w:r>
-        <w:rPr>
-          <w:noProof/>
-        </w:rPr>
+        <w:t>3.2.3 Backend Server Requirements</w:t>
         <w:tab/>
-      </w:r>
-      <w:r>
-        <w:rPr>
-          <w:noProof/>
-        </w:rPr>
-        <w:fldChar w:fldCharType="begin"/>
-      </w:r>
-      <w:r>
-        <w:rPr>
-          <w:noProof/>
-        </w:rPr>
-        <w:instrText xml:space="preserve"> PAGEREF _Toc218629775 \h </w:instrText>
-      </w:r>
-      <w:r>
-        <w:rPr>
-          <w:noProof/>
-        </w:rPr>
-      </w:r>
-      <w:r>
-        <w:rPr>
-          <w:noProof/>
-        </w:rPr>
-        <w:fldChar w:fldCharType="separate"/>
-      </w:r>
-      <w:r>
-        <w:rPr>
-          <w:noProof/>
-        </w:rPr>
-        <w:t>17</w:t>
-      </w:r>
-      <w:r>
-        <w:rPr>
-          <w:noProof/>
-        </w:rPr>
-        <w:fldChar w:fldCharType="end"/>
+        <w:t>19</w:t>
       </w:r>
     </w:p>
     <w:p>
@@ -2359,52 +1435,9 @@
         </w:rPr>
       </w:pPr>
       <w:r>
-        <w:rPr>
-          <w:rFonts w:eastAsia="Arial Unicode MS" w:cs="Arial Unicode MS"/>
-          <w:noProof/>
-        </w:rPr>
-        <w:t>3.2.3 Backend Server Requirements</w:t>
-      </w:r>
-      <w:r>
-        <w:rPr>
-          <w:noProof/>
-        </w:rPr>
+        <w:t>3.3 Functional Requirements</w:t>
         <w:tab/>
-      </w:r>
-      <w:r>
-        <w:rPr>
-          <w:noProof/>
-        </w:rPr>
-        <w:fldChar w:fldCharType="begin"/>
-      </w:r>
-      <w:r>
-        <w:rPr>
-          <w:noProof/>
-        </w:rPr>
-        <w:instrText xml:space="preserve"> PAGEREF _Toc218629776 \h </w:instrText>
-      </w:r>
-      <w:r>
-        <w:rPr>
-          <w:noProof/>
-        </w:rPr>
-      </w:r>
-      <w:r>
-        <w:rPr>
-          <w:noProof/>
-        </w:rPr>
-        <w:fldChar w:fldCharType="separate"/>
-      </w:r>
-      <w:r>
-        <w:rPr>
-          <w:noProof/>
-        </w:rPr>
-        <w:t>18</w:t>
-      </w:r>
-      <w:r>
-        <w:rPr>
-          <w:noProof/>
-        </w:rPr>
-        <w:fldChar w:fldCharType="end"/>
+        <w:t>19</w:t>
       </w:r>
     </w:p>
     <w:p>
@@ -2419,51 +1452,9 @@
         </w:rPr>
       </w:pPr>
       <w:r>
-        <w:rPr>
-          <w:noProof/>
-        </w:rPr>
-        <w:t>3.3 Functional Requirements</w:t>
-      </w:r>
-      <w:r>
-        <w:rPr>
-          <w:noProof/>
-        </w:rPr>
+        <w:t>3.4 Non-Functional Requirements</w:t>
         <w:tab/>
-      </w:r>
-      <w:r>
-        <w:rPr>
-          <w:noProof/>
-        </w:rPr>
-        <w:fldChar w:fldCharType="begin"/>
-      </w:r>
-      <w:r>
-        <w:rPr>
-          <w:noProof/>
-        </w:rPr>
-        <w:instrText xml:space="preserve"> PAGEREF _Toc218629777 \h </w:instrText>
-      </w:r>
-      <w:r>
-        <w:rPr>
-          <w:noProof/>
-        </w:rPr>
-      </w:r>
-      <w:r>
-        <w:rPr>
-          <w:noProof/>
-        </w:rPr>
-        <w:fldChar w:fldCharType="separate"/>
-      </w:r>
-      <w:r>
-        <w:rPr>
-          <w:noProof/>
-        </w:rPr>
-        <w:t>18</w:t>
-      </w:r>
-      <w:r>
-        <w:rPr>
-          <w:noProof/>
-        </w:rPr>
-        <w:fldChar w:fldCharType="end"/>
+        <w:t>22</w:t>
       </w:r>
     </w:p>
     <w:p>
@@ -2478,51 +1469,9 @@
         </w:rPr>
       </w:pPr>
       <w:r>
-        <w:rPr>
-          <w:noProof/>
-        </w:rPr>
-        <w:t>3.4 Non-Functional Requirements</w:t>
-      </w:r>
-      <w:r>
-        <w:rPr>
-          <w:noProof/>
-        </w:rPr>
+        <w:t>3.5 Other Requirements</w:t>
         <w:tab/>
-      </w:r>
-      <w:r>
-        <w:rPr>
-          <w:noProof/>
-        </w:rPr>
-        <w:fldChar w:fldCharType="begin"/>
-      </w:r>
-      <w:r>
-        <w:rPr>
-          <w:noProof/>
-        </w:rPr>
-        <w:instrText xml:space="preserve"> PAGEREF _Toc218629778 \h </w:instrText>
-      </w:r>
-      <w:r>
-        <w:rPr>
-          <w:noProof/>
-        </w:rPr>
-      </w:r>
-      <w:r>
-        <w:rPr>
-          <w:noProof/>
-        </w:rPr>
-        <w:fldChar w:fldCharType="separate"/>
-      </w:r>
-      <w:r>
-        <w:rPr>
-          <w:noProof/>
-        </w:rPr>
-        <w:t>21</w:t>
-      </w:r>
-      <w:r>
-        <w:rPr>
-          <w:noProof/>
-        </w:rPr>
-        <w:fldChar w:fldCharType="end"/>
+        <w:t>25</w:t>
       </w:r>
     </w:p>
     <w:p>
@@ -2537,51 +1486,9 @@
         </w:rPr>
       </w:pPr>
       <w:r>
-        <w:rPr>
-          <w:noProof/>
-        </w:rPr>
-        <w:t>3.5 Other Requirements</w:t>
-      </w:r>
-      <w:r>
-        <w:rPr>
-          <w:noProof/>
-        </w:rPr>
+        <w:t>System Design</w:t>
         <w:tab/>
-      </w:r>
-      <w:r>
-        <w:rPr>
-          <w:noProof/>
-        </w:rPr>
-        <w:fldChar w:fldCharType="begin"/>
-      </w:r>
-      <w:r>
-        <w:rPr>
-          <w:noProof/>
-        </w:rPr>
-        <w:instrText xml:space="preserve"> PAGEREF _Toc218629779 \h </w:instrText>
-      </w:r>
-      <w:r>
-        <w:rPr>
-          <w:noProof/>
-        </w:rPr>
-      </w:r>
-      <w:r>
-        <w:rPr>
-          <w:noProof/>
-        </w:rPr>
-        <w:fldChar w:fldCharType="separate"/>
-      </w:r>
-      <w:r>
-        <w:rPr>
-          <w:noProof/>
-        </w:rPr>
-        <w:t>23</w:t>
-      </w:r>
-      <w:r>
-        <w:rPr>
-          <w:noProof/>
-        </w:rPr>
-        <w:fldChar w:fldCharType="end"/>
+        <w:t>26</w:t>
       </w:r>
     </w:p>
     <w:p>
@@ -2596,65 +1503,9 @@
         </w:rPr>
       </w:pPr>
       <w:r>
-        <w:rPr>
-          <w:noProof/>
-        </w:rPr>
-        <w:t>System</w:t>
-      </w:r>
-      <w:r>
-        <w:rPr>
-          <w:noProof/>
-          <w:color w:val="FF0000"/>
-          <w:u w:color="FF0000"/>
-        </w:rPr>
-        <w:t xml:space="preserve"> </w:t>
-      </w:r>
-      <w:r>
-        <w:rPr>
-          <w:noProof/>
-        </w:rPr>
-        <w:t>Design</w:t>
-      </w:r>
-      <w:r>
-        <w:rPr>
-          <w:noProof/>
-        </w:rPr>
+        <w:t>4.1 Architectural Design</w:t>
         <w:tab/>
-      </w:r>
-      <w:r>
-        <w:rPr>
-          <w:noProof/>
-        </w:rPr>
-        <w:fldChar w:fldCharType="begin"/>
-      </w:r>
-      <w:r>
-        <w:rPr>
-          <w:noProof/>
-        </w:rPr>
-        <w:instrText xml:space="preserve"> PAGEREF _Toc218629780 \h </w:instrText>
-      </w:r>
-      <w:r>
-        <w:rPr>
-          <w:noProof/>
-        </w:rPr>
-      </w:r>
-      <w:r>
-        <w:rPr>
-          <w:noProof/>
-        </w:rPr>
-        <w:fldChar w:fldCharType="separate"/>
-      </w:r>
-      <w:r>
-        <w:rPr>
-          <w:noProof/>
-        </w:rPr>
-        <w:t>24</w:t>
-      </w:r>
-      <w:r>
-        <w:rPr>
-          <w:noProof/>
-        </w:rPr>
-        <w:fldChar w:fldCharType="end"/>
+        <w:t>26</w:t>
       </w:r>
     </w:p>
     <w:p>
@@ -2669,52 +1520,9 @@
         </w:rPr>
       </w:pPr>
       <w:r>
-        <w:rPr>
-          <w:rFonts w:eastAsia="Arial Unicode MS" w:cs="Arial Unicode MS"/>
-          <w:noProof/>
-        </w:rPr>
-        <w:t>4.1 Architectural Design</w:t>
-      </w:r>
-      <w:r>
-        <w:rPr>
-          <w:noProof/>
-        </w:rPr>
+        <w:t>4.2 Logical Model Design</w:t>
         <w:tab/>
-      </w:r>
-      <w:r>
-        <w:rPr>
-          <w:noProof/>
-        </w:rPr>
-        <w:fldChar w:fldCharType="begin"/>
-      </w:r>
-      <w:r>
-        <w:rPr>
-          <w:noProof/>
-        </w:rPr>
-        <w:instrText xml:space="preserve"> PAGEREF _Toc218629781 \h </w:instrText>
-      </w:r>
-      <w:r>
-        <w:rPr>
-          <w:noProof/>
-        </w:rPr>
-      </w:r>
-      <w:r>
-        <w:rPr>
-          <w:noProof/>
-        </w:rPr>
-        <w:fldChar w:fldCharType="separate"/>
-      </w:r>
-      <w:r>
-        <w:rPr>
-          <w:noProof/>
-        </w:rPr>
-        <w:t>24</w:t>
-      </w:r>
-      <w:r>
-        <w:rPr>
-          <w:noProof/>
-        </w:rPr>
-        <w:fldChar w:fldCharType="end"/>
+        <w:t>28</w:t>
       </w:r>
     </w:p>
     <w:p>
@@ -2729,52 +1537,9 @@
         </w:rPr>
       </w:pPr>
       <w:r>
-        <w:rPr>
-          <w:rFonts w:eastAsia="Arial Unicode MS" w:cs="Arial Unicode MS"/>
-          <w:noProof/>
-        </w:rPr>
-        <w:t>4.2 Logical Model Design</w:t>
-      </w:r>
-      <w:r>
-        <w:rPr>
-          <w:noProof/>
-        </w:rPr>
+        <w:t>4.3 Physical Model Design</w:t>
         <w:tab/>
-      </w:r>
-      <w:r>
-        <w:rPr>
-          <w:noProof/>
-        </w:rPr>
-        <w:fldChar w:fldCharType="begin"/>
-      </w:r>
-      <w:r>
-        <w:rPr>
-          <w:noProof/>
-        </w:rPr>
-        <w:instrText xml:space="preserve"> PAGEREF _Toc218629782 \h </w:instrText>
-      </w:r>
-      <w:r>
-        <w:rPr>
-          <w:noProof/>
-        </w:rPr>
-      </w:r>
-      <w:r>
-        <w:rPr>
-          <w:noProof/>
-        </w:rPr>
-        <w:fldChar w:fldCharType="separate"/>
-      </w:r>
-      <w:r>
-        <w:rPr>
-          <w:noProof/>
-        </w:rPr>
-        <w:t>26</w:t>
-      </w:r>
-      <w:r>
-        <w:rPr>
-          <w:noProof/>
-        </w:rPr>
-        <w:fldChar w:fldCharType="end"/>
+        <w:t>32</w:t>
       </w:r>
     </w:p>
     <w:p>
@@ -2789,51 +1554,9 @@
         </w:rPr>
       </w:pPr>
       <w:r>
-        <w:rPr>
-          <w:noProof/>
-        </w:rPr>
-        <w:t>4.3 Physical Model Design</w:t>
-      </w:r>
-      <w:r>
-        <w:rPr>
-          <w:noProof/>
-        </w:rPr>
+        <w:t>Data Preprocessing</w:t>
         <w:tab/>
-      </w:r>
-      <w:r>
-        <w:rPr>
-          <w:noProof/>
-        </w:rPr>
-        <w:fldChar w:fldCharType="begin"/>
-      </w:r>
-      <w:r>
-        <w:rPr>
-          <w:noProof/>
-        </w:rPr>
-        <w:instrText xml:space="preserve"> PAGEREF _Toc218629783 \h </w:instrText>
-      </w:r>
-      <w:r>
-        <w:rPr>
-          <w:noProof/>
-        </w:rPr>
-      </w:r>
-      <w:r>
-        <w:rPr>
-          <w:noProof/>
-        </w:rPr>
-        <w:fldChar w:fldCharType="separate"/>
-      </w:r>
-      <w:r>
-        <w:rPr>
-          <w:noProof/>
-        </w:rPr>
-        <w:t>31</w:t>
-      </w:r>
-      <w:r>
-        <w:rPr>
-          <w:noProof/>
-        </w:rPr>
-        <w:fldChar w:fldCharType="end"/>
+        <w:t>36</w:t>
       </w:r>
     </w:p>
     <w:p>
@@ -2848,51 +1571,9 @@
         </w:rPr>
       </w:pPr>
       <w:r>
-        <w:rPr>
-          <w:noProof/>
-        </w:rPr>
-        <w:t>Data Preprocessing</w:t>
-      </w:r>
-      <w:r>
-        <w:rPr>
-          <w:noProof/>
-        </w:rPr>
+        <w:t>5.1 Data Collection and Description</w:t>
         <w:tab/>
-      </w:r>
-      <w:r>
-        <w:rPr>
-          <w:noProof/>
-        </w:rPr>
-        <w:fldChar w:fldCharType="begin"/>
-      </w:r>
-      <w:r>
-        <w:rPr>
-          <w:noProof/>
-        </w:rPr>
-        <w:instrText xml:space="preserve"> PAGEREF _Toc218629784 \h </w:instrText>
-      </w:r>
-      <w:r>
-        <w:rPr>
-          <w:noProof/>
-        </w:rPr>
-      </w:r>
-      <w:r>
-        <w:rPr>
-          <w:noProof/>
-        </w:rPr>
-        <w:fldChar w:fldCharType="separate"/>
-      </w:r>
-      <w:r>
-        <w:rPr>
-          <w:noProof/>
-        </w:rPr>
-        <w:t>33</w:t>
-      </w:r>
-      <w:r>
-        <w:rPr>
-          <w:noProof/>
-        </w:rPr>
-        <w:fldChar w:fldCharType="end"/>
+        <w:t>36</w:t>
       </w:r>
     </w:p>
     <w:p>
@@ -2907,52 +1588,9 @@
         </w:rPr>
       </w:pPr>
       <w:r>
-        <w:rPr>
-          <w:noProof/>
-        </w:rPr>
-        <w:lastRenderedPageBreak/>
-        <w:t>5.1 Data Collection and Description</w:t>
-      </w:r>
-      <w:r>
-        <w:rPr>
-          <w:noProof/>
-        </w:rPr>
+        <w:t>5.1.1 Data Sources</w:t>
         <w:tab/>
-      </w:r>
-      <w:r>
-        <w:rPr>
-          <w:noProof/>
-        </w:rPr>
-        <w:fldChar w:fldCharType="begin"/>
-      </w:r>
-      <w:r>
-        <w:rPr>
-          <w:noProof/>
-        </w:rPr>
-        <w:instrText xml:space="preserve"> PAGEREF _Toc218629785 \h </w:instrText>
-      </w:r>
-      <w:r>
-        <w:rPr>
-          <w:noProof/>
-        </w:rPr>
-      </w:r>
-      <w:r>
-        <w:rPr>
-          <w:noProof/>
-        </w:rPr>
-        <w:fldChar w:fldCharType="separate"/>
-      </w:r>
-      <w:r>
-        <w:rPr>
-          <w:noProof/>
-        </w:rPr>
-        <w:t>33</w:t>
-      </w:r>
-      <w:r>
-        <w:rPr>
-          <w:noProof/>
-        </w:rPr>
-        <w:fldChar w:fldCharType="end"/>
+        <w:t>36</w:t>
       </w:r>
     </w:p>
     <w:p>
@@ -2967,51 +1605,9 @@
         </w:rPr>
       </w:pPr>
       <w:r>
-        <w:rPr>
-          <w:noProof/>
-        </w:rPr>
-        <w:t>5.1.1 Data Sources</w:t>
-      </w:r>
-      <w:r>
-        <w:rPr>
-          <w:noProof/>
-        </w:rPr>
+        <w:t>5.1.2 Data Collection Process</w:t>
         <w:tab/>
-      </w:r>
-      <w:r>
-        <w:rPr>
-          <w:noProof/>
-        </w:rPr>
-        <w:fldChar w:fldCharType="begin"/>
-      </w:r>
-      <w:r>
-        <w:rPr>
-          <w:noProof/>
-        </w:rPr>
-        <w:instrText xml:space="preserve"> PAGEREF _Toc218629786 \h </w:instrText>
-      </w:r>
-      <w:r>
-        <w:rPr>
-          <w:noProof/>
-        </w:rPr>
-      </w:r>
-      <w:r>
-        <w:rPr>
-          <w:noProof/>
-        </w:rPr>
-        <w:fldChar w:fldCharType="separate"/>
-      </w:r>
-      <w:r>
-        <w:rPr>
-          <w:noProof/>
-        </w:rPr>
-        <w:t>33</w:t>
-      </w:r>
-      <w:r>
-        <w:rPr>
-          <w:noProof/>
-        </w:rPr>
-        <w:fldChar w:fldCharType="end"/>
+        <w:t>36</w:t>
       </w:r>
     </w:p>
     <w:p>
@@ -3026,52 +1622,9 @@
         </w:rPr>
       </w:pPr>
       <w:r>
-        <w:rPr>
-          <w:noProof/>
-          <w:lang w:val="fr-FR"/>
-        </w:rPr>
-        <w:t>5.1.2 Data Collection Process</w:t>
-      </w:r>
-      <w:r>
-        <w:rPr>
-          <w:noProof/>
-        </w:rPr>
+        <w:t>5.1.3 Data Metadata</w:t>
         <w:tab/>
-      </w:r>
-      <w:r>
-        <w:rPr>
-          <w:noProof/>
-        </w:rPr>
-        <w:fldChar w:fldCharType="begin"/>
-      </w:r>
-      <w:r>
-        <w:rPr>
-          <w:noProof/>
-        </w:rPr>
-        <w:instrText xml:space="preserve"> PAGEREF _Toc218629787 \h </w:instrText>
-      </w:r>
-      <w:r>
-        <w:rPr>
-          <w:noProof/>
-        </w:rPr>
-      </w:r>
-      <w:r>
-        <w:rPr>
-          <w:noProof/>
-        </w:rPr>
-        <w:fldChar w:fldCharType="separate"/>
-      </w:r>
-      <w:r>
-        <w:rPr>
-          <w:noProof/>
-        </w:rPr>
-        <w:t>33</w:t>
-      </w:r>
-      <w:r>
-        <w:rPr>
-          <w:noProof/>
-        </w:rPr>
-        <w:fldChar w:fldCharType="end"/>
+        <w:t>38</w:t>
       </w:r>
     </w:p>
     <w:p>
@@ -3086,53 +1639,9 @@
         </w:rPr>
       </w:pPr>
       <w:r>
-        <w:rPr>
-          <w:rFonts w:eastAsia="Arial Unicode MS" w:cs="Arial Unicode MS"/>
-          <w:noProof/>
-          <w:lang w:val="pt-PT"/>
-        </w:rPr>
-        <w:t>5.1.3 Data Metadata</w:t>
-      </w:r>
-      <w:r>
-        <w:rPr>
-          <w:noProof/>
-        </w:rPr>
+        <w:t>5.2 Data Profiling and Engineering</w:t>
         <w:tab/>
-      </w:r>
-      <w:r>
-        <w:rPr>
-          <w:noProof/>
-        </w:rPr>
-        <w:fldChar w:fldCharType="begin"/>
-      </w:r>
-      <w:r>
-        <w:rPr>
-          <w:noProof/>
-        </w:rPr>
-        <w:instrText xml:space="preserve"> PAGEREF _Toc218629788 \h </w:instrText>
-      </w:r>
-      <w:r>
-        <w:rPr>
-          <w:noProof/>
-        </w:rPr>
-      </w:r>
-      <w:r>
-        <w:rPr>
-          <w:noProof/>
-        </w:rPr>
-        <w:fldChar w:fldCharType="separate"/>
-      </w:r>
-      <w:r>
-        <w:rPr>
-          <w:noProof/>
-        </w:rPr>
-        <w:t>34</w:t>
-      </w:r>
-      <w:r>
-        <w:rPr>
-          <w:noProof/>
-        </w:rPr>
-        <w:fldChar w:fldCharType="end"/>
+        <w:t>38</w:t>
       </w:r>
     </w:p>
     <w:p>
@@ -3147,51 +1656,9 @@
         </w:rPr>
       </w:pPr>
       <w:r>
-        <w:rPr>
-          <w:noProof/>
-        </w:rPr>
-        <w:t>5.2 Data Profiling and Engineering</w:t>
-      </w:r>
-      <w:r>
-        <w:rPr>
-          <w:noProof/>
-        </w:rPr>
+        <w:t>5.2.1 Data Quality Assessment</w:t>
         <w:tab/>
-      </w:r>
-      <w:r>
-        <w:rPr>
-          <w:noProof/>
-        </w:rPr>
-        <w:fldChar w:fldCharType="begin"/>
-      </w:r>
-      <w:r>
-        <w:rPr>
-          <w:noProof/>
-        </w:rPr>
-        <w:instrText xml:space="preserve"> PAGEREF _Toc218629789 \h </w:instrText>
-      </w:r>
-      <w:r>
-        <w:rPr>
-          <w:noProof/>
-        </w:rPr>
-      </w:r>
-      <w:r>
-        <w:rPr>
-          <w:noProof/>
-        </w:rPr>
-        <w:fldChar w:fldCharType="separate"/>
-      </w:r>
-      <w:r>
-        <w:rPr>
-          <w:noProof/>
-        </w:rPr>
-        <w:t>34</w:t>
-      </w:r>
-      <w:r>
-        <w:rPr>
-          <w:noProof/>
-        </w:rPr>
-        <w:fldChar w:fldCharType="end"/>
+        <w:t>38</w:t>
       </w:r>
     </w:p>
     <w:p>
@@ -3206,53 +1673,9 @@
         </w:rPr>
       </w:pPr>
       <w:r>
-        <w:rPr>
-          <w:rFonts w:eastAsia="Arial Unicode MS" w:cs="Arial Unicode MS"/>
-          <w:noProof/>
-          <w:lang w:val="it-IT"/>
-        </w:rPr>
-        <w:t>5.2.1 Data Quality Assessment</w:t>
-      </w:r>
-      <w:r>
-        <w:rPr>
-          <w:noProof/>
-        </w:rPr>
+        <w:t>5.2.2 Data Cleaning Techniques</w:t>
         <w:tab/>
-      </w:r>
-      <w:r>
-        <w:rPr>
-          <w:noProof/>
-        </w:rPr>
-        <w:fldChar w:fldCharType="begin"/>
-      </w:r>
-      <w:r>
-        <w:rPr>
-          <w:noProof/>
-        </w:rPr>
-        <w:instrText xml:space="preserve"> PAGEREF _Toc218629790 \h </w:instrText>
-      </w:r>
-      <w:r>
-        <w:rPr>
-          <w:noProof/>
-        </w:rPr>
-      </w:r>
-      <w:r>
-        <w:rPr>
-          <w:noProof/>
-        </w:rPr>
-        <w:fldChar w:fldCharType="separate"/>
-      </w:r>
-      <w:r>
-        <w:rPr>
-          <w:noProof/>
-        </w:rPr>
-        <w:t>34</w:t>
-      </w:r>
-      <w:r>
-        <w:rPr>
-          <w:noProof/>
-        </w:rPr>
-        <w:fldChar w:fldCharType="end"/>
+        <w:t>38</w:t>
       </w:r>
     </w:p>
     <w:p>
@@ -3267,52 +1690,9 @@
         </w:rPr>
       </w:pPr>
       <w:r>
-        <w:rPr>
-          <w:rFonts w:eastAsia="Arial Unicode MS" w:cs="Arial Unicode MS"/>
-          <w:noProof/>
-        </w:rPr>
-        <w:t>5.2.2 Data Cleaning Techniques</w:t>
-      </w:r>
-      <w:r>
-        <w:rPr>
-          <w:noProof/>
-        </w:rPr>
+        <w:t>5.3 Feature Engineering</w:t>
         <w:tab/>
-      </w:r>
-      <w:r>
-        <w:rPr>
-          <w:noProof/>
-        </w:rPr>
-        <w:fldChar w:fldCharType="begin"/>
-      </w:r>
-      <w:r>
-        <w:rPr>
-          <w:noProof/>
-        </w:rPr>
-        <w:instrText xml:space="preserve"> PAGEREF _Toc218629791 \h </w:instrText>
-      </w:r>
-      <w:r>
-        <w:rPr>
-          <w:noProof/>
-        </w:rPr>
-      </w:r>
-      <w:r>
-        <w:rPr>
-          <w:noProof/>
-        </w:rPr>
-        <w:fldChar w:fldCharType="separate"/>
-      </w:r>
-      <w:r>
-        <w:rPr>
-          <w:noProof/>
-        </w:rPr>
-        <w:t>34</w:t>
-      </w:r>
-      <w:r>
-        <w:rPr>
-          <w:noProof/>
-        </w:rPr>
-        <w:fldChar w:fldCharType="end"/>
+        <w:t>39</w:t>
       </w:r>
     </w:p>
     <w:p>
@@ -3327,51 +1707,9 @@
         </w:rPr>
       </w:pPr>
       <w:r>
-        <w:rPr>
-          <w:noProof/>
-        </w:rPr>
-        <w:t>5.3 Feature Engineering</w:t>
-      </w:r>
-      <w:r>
-        <w:rPr>
-          <w:noProof/>
-        </w:rPr>
+        <w:t>5.3.1 Feature Extraction</w:t>
         <w:tab/>
-      </w:r>
-      <w:r>
-        <w:rPr>
-          <w:noProof/>
-        </w:rPr>
-        <w:fldChar w:fldCharType="begin"/>
-      </w:r>
-      <w:r>
-        <w:rPr>
-          <w:noProof/>
-        </w:rPr>
-        <w:instrText xml:space="preserve"> PAGEREF _Toc218629792 \h </w:instrText>
-      </w:r>
-      <w:r>
-        <w:rPr>
-          <w:noProof/>
-        </w:rPr>
-      </w:r>
-      <w:r>
-        <w:rPr>
-          <w:noProof/>
-        </w:rPr>
-        <w:fldChar w:fldCharType="separate"/>
-      </w:r>
-      <w:r>
-        <w:rPr>
-          <w:noProof/>
-        </w:rPr>
-        <w:t>35</w:t>
-      </w:r>
-      <w:r>
-        <w:rPr>
-          <w:noProof/>
-        </w:rPr>
-        <w:fldChar w:fldCharType="end"/>
+        <w:t>39</w:t>
       </w:r>
     </w:p>
     <w:p>
@@ -3386,52 +1724,9 @@
         </w:rPr>
       </w:pPr>
       <w:r>
-        <w:rPr>
-          <w:rFonts w:eastAsia="Arial Unicode MS" w:cs="Arial Unicode MS"/>
-          <w:noProof/>
-        </w:rPr>
-        <w:t>5.3.1 Feature Extraction</w:t>
-      </w:r>
-      <w:r>
-        <w:rPr>
-          <w:noProof/>
-        </w:rPr>
+        <w:t>5.3.2 Image Normalization</w:t>
         <w:tab/>
-      </w:r>
-      <w:r>
-        <w:rPr>
-          <w:noProof/>
-        </w:rPr>
-        <w:fldChar w:fldCharType="begin"/>
-      </w:r>
-      <w:r>
-        <w:rPr>
-          <w:noProof/>
-        </w:rPr>
-        <w:instrText xml:space="preserve"> PAGEREF _Toc218629793 \h </w:instrText>
-      </w:r>
-      <w:r>
-        <w:rPr>
-          <w:noProof/>
-        </w:rPr>
-      </w:r>
-      <w:r>
-        <w:rPr>
-          <w:noProof/>
-        </w:rPr>
-        <w:fldChar w:fldCharType="separate"/>
-      </w:r>
-      <w:r>
-        <w:rPr>
-          <w:noProof/>
-        </w:rPr>
-        <w:t>35</w:t>
-      </w:r>
-      <w:r>
-        <w:rPr>
-          <w:noProof/>
-        </w:rPr>
-        <w:fldChar w:fldCharType="end"/>
+        <w:t>39</w:t>
       </w:r>
     </w:p>
     <w:p>
@@ -3446,52 +1741,9 @@
         </w:rPr>
       </w:pPr>
       <w:r>
-        <w:rPr>
-          <w:rFonts w:eastAsia="Arial Unicode MS" w:cs="Arial Unicode MS"/>
-          <w:noProof/>
-        </w:rPr>
-        <w:t>5.3.2 Image Normalization</w:t>
-      </w:r>
-      <w:r>
-        <w:rPr>
-          <w:noProof/>
-        </w:rPr>
+        <w:t>5.3.3 Feature Selection and Dimensionality Reduction</w:t>
         <w:tab/>
-      </w:r>
-      <w:r>
-        <w:rPr>
-          <w:noProof/>
-        </w:rPr>
-        <w:fldChar w:fldCharType="begin"/>
-      </w:r>
-      <w:r>
-        <w:rPr>
-          <w:noProof/>
-        </w:rPr>
-        <w:instrText xml:space="preserve"> PAGEREF _Toc218629794 \h </w:instrText>
-      </w:r>
-      <w:r>
-        <w:rPr>
-          <w:noProof/>
-        </w:rPr>
-      </w:r>
-      <w:r>
-        <w:rPr>
-          <w:noProof/>
-        </w:rPr>
-        <w:fldChar w:fldCharType="separate"/>
-      </w:r>
-      <w:r>
-        <w:rPr>
-          <w:noProof/>
-        </w:rPr>
-        <w:t>35</w:t>
-      </w:r>
-      <w:r>
-        <w:rPr>
-          <w:noProof/>
-        </w:rPr>
-        <w:fldChar w:fldCharType="end"/>
+        <w:t>39</w:t>
       </w:r>
     </w:p>
     <w:p>
@@ -3506,52 +1758,9 @@
         </w:rPr>
       </w:pPr>
       <w:r>
-        <w:rPr>
-          <w:rFonts w:eastAsia="Arial Unicode MS" w:cs="Arial Unicode MS"/>
-          <w:noProof/>
-        </w:rPr>
-        <w:t>5.3.3 Feature Selection and Dimensionality Reduction</w:t>
-      </w:r>
-      <w:r>
-        <w:rPr>
-          <w:noProof/>
-        </w:rPr>
+        <w:t>5.3.4 Data Augmentation</w:t>
         <w:tab/>
-      </w:r>
-      <w:r>
-        <w:rPr>
-          <w:noProof/>
-        </w:rPr>
-        <w:fldChar w:fldCharType="begin"/>
-      </w:r>
-      <w:r>
-        <w:rPr>
-          <w:noProof/>
-        </w:rPr>
-        <w:instrText xml:space="preserve"> PAGEREF _Toc218629795 \h </w:instrText>
-      </w:r>
-      <w:r>
-        <w:rPr>
-          <w:noProof/>
-        </w:rPr>
-      </w:r>
-      <w:r>
-        <w:rPr>
-          <w:noProof/>
-        </w:rPr>
-        <w:fldChar w:fldCharType="separate"/>
-      </w:r>
-      <w:r>
-        <w:rPr>
-          <w:noProof/>
-        </w:rPr>
-        <w:t>35</w:t>
-      </w:r>
-      <w:r>
-        <w:rPr>
-          <w:noProof/>
-        </w:rPr>
-        <w:fldChar w:fldCharType="end"/>
+        <w:t>39</w:t>
       </w:r>
     </w:p>
     <w:p>
@@ -3566,53 +1775,9 @@
         </w:rPr>
       </w:pPr>
       <w:r>
-        <w:rPr>
-          <w:rFonts w:eastAsia="Arial Unicode MS" w:cs="Arial Unicode MS"/>
-          <w:noProof/>
-          <w:lang w:val="fr-FR"/>
-        </w:rPr>
-        <w:t>5.3.4 Data Augmentation</w:t>
-      </w:r>
-      <w:r>
-        <w:rPr>
-          <w:noProof/>
-        </w:rPr>
+        <w:t>5.3.5 Model Selection and Comparison</w:t>
         <w:tab/>
-      </w:r>
-      <w:r>
-        <w:rPr>
-          <w:noProof/>
-        </w:rPr>
-        <w:fldChar w:fldCharType="begin"/>
-      </w:r>
-      <w:r>
-        <w:rPr>
-          <w:noProof/>
-        </w:rPr>
-        <w:instrText xml:space="preserve"> PAGEREF _Toc218629796 \h </w:instrText>
-      </w:r>
-      <w:r>
-        <w:rPr>
-          <w:noProof/>
-        </w:rPr>
-      </w:r>
-      <w:r>
-        <w:rPr>
-          <w:noProof/>
-        </w:rPr>
-        <w:fldChar w:fldCharType="separate"/>
-      </w:r>
-      <w:r>
-        <w:rPr>
-          <w:noProof/>
-        </w:rPr>
-        <w:t>35</w:t>
-      </w:r>
-      <w:r>
-        <w:rPr>
-          <w:noProof/>
-        </w:rPr>
-        <w:fldChar w:fldCharType="end"/>
+        <w:t>39</w:t>
       </w:r>
     </w:p>
     <w:p>
@@ -3627,51 +1792,9 @@
         </w:rPr>
       </w:pPr>
       <w:r>
-        <w:rPr>
-          <w:noProof/>
-        </w:rPr>
-        <w:t>5.4 Data Loading</w:t>
-      </w:r>
-      <w:r>
-        <w:rPr>
-          <w:noProof/>
-        </w:rPr>
+        <w:t>5.3.6 Model Evaluation Results</w:t>
         <w:tab/>
-      </w:r>
-      <w:r>
-        <w:rPr>
-          <w:noProof/>
-        </w:rPr>
-        <w:fldChar w:fldCharType="begin"/>
-      </w:r>
-      <w:r>
-        <w:rPr>
-          <w:noProof/>
-        </w:rPr>
-        <w:instrText xml:space="preserve"> PAGEREF _Toc218629797 \h </w:instrText>
-      </w:r>
-      <w:r>
-        <w:rPr>
-          <w:noProof/>
-        </w:rPr>
-      </w:r>
-      <w:r>
-        <w:rPr>
-          <w:noProof/>
-        </w:rPr>
-        <w:fldChar w:fldCharType="separate"/>
-      </w:r>
-      <w:r>
-        <w:rPr>
-          <w:noProof/>
-        </w:rPr>
-        <w:t>36</w:t>
-      </w:r>
-      <w:r>
-        <w:rPr>
-          <w:noProof/>
-        </w:rPr>
-        <w:fldChar w:fldCharType="end"/>
+        <w:t>40</w:t>
       </w:r>
     </w:p>
     <w:p>
@@ -3686,52 +1809,9 @@
         </w:rPr>
       </w:pPr>
       <w:r>
-        <w:rPr>
-          <w:rFonts w:eastAsia="Arial Unicode MS" w:cs="Arial Unicode MS"/>
-          <w:noProof/>
-        </w:rPr>
-        <w:t>5.4.1 Dataset Splitting</w:t>
-      </w:r>
-      <w:r>
-        <w:rPr>
-          <w:noProof/>
-        </w:rPr>
+        <w:t>5.4 Data Loading</w:t>
         <w:tab/>
-      </w:r>
-      <w:r>
-        <w:rPr>
-          <w:noProof/>
-        </w:rPr>
-        <w:fldChar w:fldCharType="begin"/>
-      </w:r>
-      <w:r>
-        <w:rPr>
-          <w:noProof/>
-        </w:rPr>
-        <w:instrText xml:space="preserve"> PAGEREF _Toc218629798 \h </w:instrText>
-      </w:r>
-      <w:r>
-        <w:rPr>
-          <w:noProof/>
-        </w:rPr>
-      </w:r>
-      <w:r>
-        <w:rPr>
-          <w:noProof/>
-        </w:rPr>
-        <w:fldChar w:fldCharType="separate"/>
-      </w:r>
-      <w:r>
-        <w:rPr>
-          <w:noProof/>
-        </w:rPr>
-        <w:t>36</w:t>
-      </w:r>
-      <w:r>
-        <w:rPr>
-          <w:noProof/>
-        </w:rPr>
-        <w:fldChar w:fldCharType="end"/>
+        <w:t>41</w:t>
       </w:r>
     </w:p>
     <w:p>
@@ -3746,53 +1826,9 @@
         </w:rPr>
       </w:pPr>
       <w:r>
-        <w:rPr>
-          <w:rFonts w:eastAsia="Arial Unicode MS" w:cs="Arial Unicode MS"/>
-          <w:noProof/>
-          <w:lang w:val="it-IT"/>
-        </w:rPr>
-        <w:t>5.4.2 Data Storage Format</w:t>
-      </w:r>
-      <w:r>
-        <w:rPr>
-          <w:noProof/>
-        </w:rPr>
+        <w:t>5.4.1 Dataset Splitting</w:t>
         <w:tab/>
-      </w:r>
-      <w:r>
-        <w:rPr>
-          <w:noProof/>
-        </w:rPr>
-        <w:fldChar w:fldCharType="begin"/>
-      </w:r>
-      <w:r>
-        <w:rPr>
-          <w:noProof/>
-        </w:rPr>
-        <w:instrText xml:space="preserve"> PAGEREF _Toc218629799 \h </w:instrText>
-      </w:r>
-      <w:r>
-        <w:rPr>
-          <w:noProof/>
-        </w:rPr>
-      </w:r>
-      <w:r>
-        <w:rPr>
-          <w:noProof/>
-        </w:rPr>
-        <w:fldChar w:fldCharType="separate"/>
-      </w:r>
-      <w:r>
-        <w:rPr>
-          <w:noProof/>
-        </w:rPr>
-        <w:t>36</w:t>
-      </w:r>
-      <w:r>
-        <w:rPr>
-          <w:noProof/>
-        </w:rPr>
-        <w:fldChar w:fldCharType="end"/>
+        <w:t>41</w:t>
       </w:r>
     </w:p>
     <w:p>
@@ -3807,52 +1843,9 @@
         </w:rPr>
       </w:pPr>
       <w:r>
-        <w:rPr>
-          <w:rFonts w:eastAsia="Arial Unicode MS" w:cs="Arial Unicode MS"/>
-          <w:noProof/>
-        </w:rPr>
-        <w:t>5.4.3 Justification for Classification Approach</w:t>
-      </w:r>
-      <w:r>
-        <w:rPr>
-          <w:noProof/>
-        </w:rPr>
+        <w:t>5.4.2 Data Storage Format</w:t>
         <w:tab/>
-      </w:r>
-      <w:r>
-        <w:rPr>
-          <w:noProof/>
-        </w:rPr>
-        <w:fldChar w:fldCharType="begin"/>
-      </w:r>
-      <w:r>
-        <w:rPr>
-          <w:noProof/>
-        </w:rPr>
-        <w:instrText xml:space="preserve"> PAGEREF _Toc218629800 \h </w:instrText>
-      </w:r>
-      <w:r>
-        <w:rPr>
-          <w:noProof/>
-        </w:rPr>
-      </w:r>
-      <w:r>
-        <w:rPr>
-          <w:noProof/>
-        </w:rPr>
-        <w:fldChar w:fldCharType="separate"/>
-      </w:r>
-      <w:r>
-        <w:rPr>
-          <w:noProof/>
-        </w:rPr>
-        <w:t>36</w:t>
-      </w:r>
-      <w:r>
-        <w:rPr>
-          <w:noProof/>
-        </w:rPr>
-        <w:fldChar w:fldCharType="end"/>
+        <w:t>41</w:t>
       </w:r>
     </w:p>
     <w:p>
@@ -3867,66 +1860,9 @@
         </w:rPr>
       </w:pPr>
       <w:r>
-        <w:rPr>
-          <w:noProof/>
-        </w:rPr>
-        <w:t>Users</w:t>
-      </w:r>
-      <w:r>
-        <w:rPr>
-          <w:noProof/>
-          <w:rtl/>
-          <w:lang w:val="ar-SA"/>
-        </w:rPr>
-        <w:t xml:space="preserve">’ </w:t>
-      </w:r>
-      <w:r>
-        <w:rPr>
-          <w:noProof/>
-          <w:lang w:val="pt-PT"/>
-        </w:rPr>
-        <w:t>Manual</w:t>
-      </w:r>
-      <w:r>
-        <w:rPr>
-          <w:noProof/>
-        </w:rPr>
+        <w:t>5.4.3 Justification for Classification Approach</w:t>
         <w:tab/>
-      </w:r>
-      <w:r>
-        <w:rPr>
-          <w:noProof/>
-        </w:rPr>
-        <w:fldChar w:fldCharType="begin"/>
-      </w:r>
-      <w:r>
-        <w:rPr>
-          <w:noProof/>
-        </w:rPr>
-        <w:instrText xml:space="preserve"> PAGEREF _Toc218629801 \h </w:instrText>
-      </w:r>
-      <w:r>
-        <w:rPr>
-          <w:noProof/>
-        </w:rPr>
-      </w:r>
-      <w:r>
-        <w:rPr>
-          <w:noProof/>
-        </w:rPr>
-        <w:fldChar w:fldCharType="separate"/>
-      </w:r>
-      <w:r>
-        <w:rPr>
-          <w:noProof/>
-        </w:rPr>
-        <w:t>37</w:t>
-      </w:r>
-      <w:r>
-        <w:rPr>
-          <w:noProof/>
-        </w:rPr>
-        <w:fldChar w:fldCharType="end"/>
+        <w:t>41</w:t>
       </w:r>
     </w:p>
     <w:p>
@@ -3941,51 +1877,9 @@
         </w:rPr>
       </w:pPr>
       <w:r>
-        <w:rPr>
-          <w:noProof/>
-        </w:rPr>
-        <w:t>Document Changes</w:t>
-      </w:r>
-      <w:r>
-        <w:rPr>
-          <w:noProof/>
-        </w:rPr>
+        <w:t>Users’ Manual</w:t>
         <w:tab/>
-      </w:r>
-      <w:r>
-        <w:rPr>
-          <w:noProof/>
-        </w:rPr>
-        <w:fldChar w:fldCharType="begin"/>
-      </w:r>
-      <w:r>
-        <w:rPr>
-          <w:noProof/>
-        </w:rPr>
-        <w:instrText xml:space="preserve"> PAGEREF _Toc218629802 \h </w:instrText>
-      </w:r>
-      <w:r>
-        <w:rPr>
-          <w:noProof/>
-        </w:rPr>
-      </w:r>
-      <w:r>
-        <w:rPr>
-          <w:noProof/>
-        </w:rPr>
-        <w:fldChar w:fldCharType="separate"/>
-      </w:r>
-      <w:r>
-        <w:rPr>
-          <w:noProof/>
-        </w:rPr>
-        <w:t>38</w:t>
-      </w:r>
-      <w:r>
-        <w:rPr>
-          <w:noProof/>
-        </w:rPr>
-        <w:fldChar w:fldCharType="end"/>
+        <w:t>42</w:t>
       </w:r>
     </w:p>
     <w:p>
@@ -4000,51 +1894,9 @@
         </w:rPr>
       </w:pPr>
       <w:r>
-        <w:rPr>
-          <w:noProof/>
-        </w:rPr>
-        <w:t>Code Documentation</w:t>
-      </w:r>
-      <w:r>
-        <w:rPr>
-          <w:noProof/>
-        </w:rPr>
+        <w:t>Document Changes</w:t>
         <w:tab/>
-      </w:r>
-      <w:r>
-        <w:rPr>
-          <w:noProof/>
-        </w:rPr>
-        <w:fldChar w:fldCharType="begin"/>
-      </w:r>
-      <w:r>
-        <w:rPr>
-          <w:noProof/>
-        </w:rPr>
-        <w:instrText xml:space="preserve"> PAGEREF _Toc218629803 \h </w:instrText>
-      </w:r>
-      <w:r>
-        <w:rPr>
-          <w:noProof/>
-        </w:rPr>
-      </w:r>
-      <w:r>
-        <w:rPr>
-          <w:noProof/>
-        </w:rPr>
-        <w:fldChar w:fldCharType="separate"/>
-      </w:r>
-      <w:r>
-        <w:rPr>
-          <w:noProof/>
-        </w:rPr>
-        <w:t>39</w:t>
-      </w:r>
-      <w:r>
-        <w:rPr>
-          <w:noProof/>
-        </w:rPr>
-        <w:fldChar w:fldCharType="end"/>
+        <w:t>44</w:t>
       </w:r>
     </w:p>
     <w:p>
@@ -4059,77 +1911,23 @@
         </w:rPr>
       </w:pPr>
       <w:r>
-        <w:rPr>
-          <w:noProof/>
-          <w:lang w:val="fr-FR"/>
-        </w:rPr>
+        <w:t>Code Documentation</w:t>
+        <w:tab/>
+        <w:t>45</w:t>
+      </w:r>
+    </w:p>
+    <w:p>
+      <w:pPr>
+        <w:pStyle w:val="TOC2"/>
+        <w:rPr>
+          <w:rFonts w:ascii="Aptos" w:eastAsia="Aptos" w:hAnsi="Aptos" w:cs="Aptos"/>
+        </w:rPr>
+      </w:pPr>
+      <w:r>
+        <w:rPr/>
         <w:t>References</w:t>
-      </w:r>
-      <w:r>
-        <w:rPr>
-          <w:noProof/>
-        </w:rPr>
         <w:tab/>
-      </w:r>
-      <w:r>
-        <w:rPr>
-          <w:noProof/>
-        </w:rPr>
-        <w:fldChar w:fldCharType="begin"/>
-      </w:r>
-      <w:r>
-        <w:rPr>
-          <w:noProof/>
-        </w:rPr>
-        <w:instrText xml:space="preserve"> PAGEREF _Toc218629804 \h </w:instrText>
-      </w:r>
-      <w:r>
-        <w:rPr>
-          <w:noProof/>
-        </w:rPr>
-      </w:r>
-      <w:r>
-        <w:rPr>
-          <w:noProof/>
-        </w:rPr>
-        <w:fldChar w:fldCharType="separate"/>
-      </w:r>
-      <w:r>
-        <w:rPr>
-          <w:noProof/>
-        </w:rPr>
-        <w:t>40</w:t>
-      </w:r>
-      <w:r>
-        <w:rPr>
-          <w:noProof/>
-        </w:rPr>
-        <w:fldChar w:fldCharType="end"/>
-      </w:r>
-    </w:p>
-    <w:p>
-      <w:pPr>
-        <w:pStyle w:val="BodyA"/>
-        <w:rPr>
-          <w:rFonts w:ascii="Aptos" w:eastAsia="Aptos" w:hAnsi="Aptos" w:cs="Aptos"/>
-        </w:rPr>
-      </w:pPr>
-      <w:r>
-        <w:fldChar w:fldCharType="end"/>
-      </w:r>
-    </w:p>
-    <w:p>
-      <w:pPr>
-        <w:pStyle w:val="BodyA"/>
-        <w:spacing w:after="160" w:line="278" w:lineRule="auto"/>
-        <w:ind w:left="0" w:firstLine="0"/>
-        <w:jc w:val="left"/>
-      </w:pPr>
-      <w:r>
-        <w:rPr>
-          <w:rFonts w:ascii="Arial Unicode MS" w:hAnsi="Arial Unicode MS"/>
-        </w:rPr>
-        <w:br w:type="page"/>
+        <w:t>47</w:t>
       </w:r>
     </w:p>
     <w:p>
@@ -4174,83 +1972,10 @@
         </w:rPr>
       </w:pPr>
       <w:r>
-        <w:rPr>
-          <w:rStyle w:val="None"/>
-          <w:rFonts w:ascii="Calibri" w:eastAsia="Calibri" w:hAnsi="Calibri" w:cs="Calibri"/>
-        </w:rPr>
-        <w:fldChar w:fldCharType="begin"/>
-      </w:r>
-      <w:r>
-        <w:rPr>
-          <w:rStyle w:val="None"/>
-          <w:rFonts w:ascii="Calibri" w:eastAsia="Calibri" w:hAnsi="Calibri" w:cs="Calibri"/>
-        </w:rPr>
-        <w:instrText xml:space="preserve"> TOC \h \z \c "Figure" </w:instrText>
-      </w:r>
-      <w:r>
-        <w:rPr>
-          <w:rStyle w:val="None"/>
-          <w:rFonts w:ascii="Calibri" w:eastAsia="Calibri" w:hAnsi="Calibri" w:cs="Calibri"/>
-        </w:rPr>
-        <w:fldChar w:fldCharType="separate"/>
-      </w:r>
-      <w:hyperlink w:anchor="_Toc218629805" w:history="1">
-        <w:r>
-          <w:rPr>
-            <w:rStyle w:val="Hyperlink"/>
-            <w:noProof/>
-          </w:rPr>
-          <w:t>Figure 1: Gantt Chart Showing the Work Flow</w:t>
-        </w:r>
-        <w:r>
-          <w:rPr>
-            <w:noProof/>
-            <w:webHidden/>
-          </w:rPr>
-          <w:tab/>
-        </w:r>
-        <w:r>
-          <w:rPr>
-            <w:noProof/>
-            <w:webHidden/>
-          </w:rPr>
-          <w:fldChar w:fldCharType="begin"/>
-        </w:r>
-        <w:r>
-          <w:rPr>
-            <w:noProof/>
-            <w:webHidden/>
-          </w:rPr>
-          <w:instrText xml:space="preserve"> PAGEREF _Toc218629805 \h </w:instrText>
-        </w:r>
-        <w:r>
-          <w:rPr>
-            <w:noProof/>
-            <w:webHidden/>
-          </w:rPr>
-        </w:r>
-        <w:r>
-          <w:rPr>
-            <w:noProof/>
-            <w:webHidden/>
-          </w:rPr>
-          <w:fldChar w:fldCharType="separate"/>
-        </w:r>
-        <w:r>
-          <w:rPr>
-            <w:noProof/>
-            <w:webHidden/>
-          </w:rPr>
-          <w:t>15</w:t>
-        </w:r>
-        <w:r>
-          <w:rPr>
-            <w:noProof/>
-            <w:webHidden/>
-          </w:rPr>
-          <w:fldChar w:fldCharType="end"/>
-        </w:r>
-      </w:hyperlink>
+        <w:t>Figure 1: Gantt Chart Showing the Work Flow</w:t>
+        <w:tab/>
+        <w:t>16</w:t>
+      </w:r>
     </w:p>
     <w:p>
       <w:pPr>
@@ -4266,63 +1991,11 @@
           <w14:ligatures w14:val="standardContextual"/>
         </w:rPr>
       </w:pPr>
-      <w:hyperlink w:anchor="_Toc218629806" w:history="1">
-        <w:r>
-          <w:rPr>
-            <w:rStyle w:val="Hyperlink"/>
-            <w:noProof/>
-          </w:rPr>
-          <w:t>Figure 2: Context Diagram</w:t>
-        </w:r>
-        <w:r>
-          <w:rPr>
-            <w:noProof/>
-            <w:webHidden/>
-          </w:rPr>
-          <w:tab/>
-        </w:r>
-        <w:r>
-          <w:rPr>
-            <w:noProof/>
-            <w:webHidden/>
-          </w:rPr>
-          <w:fldChar w:fldCharType="begin"/>
-        </w:r>
-        <w:r>
-          <w:rPr>
-            <w:noProof/>
-            <w:webHidden/>
-          </w:rPr>
-          <w:instrText xml:space="preserve"> PAGEREF _Toc218629806 \h </w:instrText>
-        </w:r>
-        <w:r>
-          <w:rPr>
-            <w:noProof/>
-            <w:webHidden/>
-          </w:rPr>
-        </w:r>
-        <w:r>
-          <w:rPr>
-            <w:noProof/>
-            <w:webHidden/>
-          </w:rPr>
-          <w:fldChar w:fldCharType="separate"/>
-        </w:r>
-        <w:r>
-          <w:rPr>
-            <w:noProof/>
-            <w:webHidden/>
-          </w:rPr>
-          <w:t>24</w:t>
-        </w:r>
-        <w:r>
-          <w:rPr>
-            <w:noProof/>
-            <w:webHidden/>
-          </w:rPr>
-          <w:fldChar w:fldCharType="end"/>
-        </w:r>
-      </w:hyperlink>
+      <w:r>
+        <w:t>Figure 2: Context Diagram</w:t>
+        <w:tab/>
+        <w:t>26</w:t>
+      </w:r>
     </w:p>
     <w:p>
       <w:pPr>
@@ -4338,63 +2011,11 @@
           <w14:ligatures w14:val="standardContextual"/>
         </w:rPr>
       </w:pPr>
-      <w:hyperlink w:anchor="_Toc218629807" w:history="1">
-        <w:r>
-          <w:rPr>
-            <w:rStyle w:val="Hyperlink"/>
-            <w:noProof/>
-          </w:rPr>
-          <w:t>Figure 3: Container Diagram (Deployment)</w:t>
-        </w:r>
-        <w:r>
-          <w:rPr>
-            <w:noProof/>
-            <w:webHidden/>
-          </w:rPr>
-          <w:tab/>
-        </w:r>
-        <w:r>
-          <w:rPr>
-            <w:noProof/>
-            <w:webHidden/>
-          </w:rPr>
-          <w:fldChar w:fldCharType="begin"/>
-        </w:r>
-        <w:r>
-          <w:rPr>
-            <w:noProof/>
-            <w:webHidden/>
-          </w:rPr>
-          <w:instrText xml:space="preserve"> PAGEREF _Toc218629807 \h </w:instrText>
-        </w:r>
-        <w:r>
-          <w:rPr>
-            <w:noProof/>
-            <w:webHidden/>
-          </w:rPr>
-        </w:r>
-        <w:r>
-          <w:rPr>
-            <w:noProof/>
-            <w:webHidden/>
-          </w:rPr>
-          <w:fldChar w:fldCharType="separate"/>
-        </w:r>
-        <w:r>
-          <w:rPr>
-            <w:noProof/>
-            <w:webHidden/>
-          </w:rPr>
-          <w:t>25</w:t>
-        </w:r>
-        <w:r>
-          <w:rPr>
-            <w:noProof/>
-            <w:webHidden/>
-          </w:rPr>
-          <w:fldChar w:fldCharType="end"/>
-        </w:r>
-      </w:hyperlink>
+      <w:r>
+        <w:t>Figure 3: Container Diagram (Implemented Hybrid Flow)</w:t>
+        <w:tab/>
+        <w:t>27</w:t>
+      </w:r>
     </w:p>
     <w:p>
       <w:pPr>
@@ -4410,63 +2031,11 @@
           <w14:ligatures w14:val="standardContextual"/>
         </w:rPr>
       </w:pPr>
-      <w:hyperlink w:anchor="_Toc218629808" w:history="1">
-        <w:r>
-          <w:rPr>
-            <w:rStyle w:val="Hyperlink"/>
-            <w:noProof/>
-          </w:rPr>
-          <w:t>Figure 4: Activity Diagram (Deployment)</w:t>
-        </w:r>
-        <w:r>
-          <w:rPr>
-            <w:noProof/>
-            <w:webHidden/>
-          </w:rPr>
-          <w:tab/>
-        </w:r>
-        <w:r>
-          <w:rPr>
-            <w:noProof/>
-            <w:webHidden/>
-          </w:rPr>
-          <w:fldChar w:fldCharType="begin"/>
-        </w:r>
-        <w:r>
-          <w:rPr>
-            <w:noProof/>
-            <w:webHidden/>
-          </w:rPr>
-          <w:instrText xml:space="preserve"> PAGEREF _Toc218629808 \h </w:instrText>
-        </w:r>
-        <w:r>
-          <w:rPr>
-            <w:noProof/>
-            <w:webHidden/>
-          </w:rPr>
-        </w:r>
-        <w:r>
-          <w:rPr>
-            <w:noProof/>
-            <w:webHidden/>
-          </w:rPr>
-          <w:fldChar w:fldCharType="separate"/>
-        </w:r>
-        <w:r>
-          <w:rPr>
-            <w:noProof/>
-            <w:webHidden/>
-          </w:rPr>
-          <w:t>26</w:t>
-        </w:r>
-        <w:r>
-          <w:rPr>
-            <w:noProof/>
-            <w:webHidden/>
-          </w:rPr>
-          <w:fldChar w:fldCharType="end"/>
-        </w:r>
-      </w:hyperlink>
+      <w:r>
+        <w:t>Figure 4: Activity Diagram (Diagnosis Workflow)</w:t>
+        <w:tab/>
+        <w:t>28</w:t>
+      </w:r>
     </w:p>
     <w:p>
       <w:pPr>
@@ -4482,63 +2051,11 @@
           <w14:ligatures w14:val="standardContextual"/>
         </w:rPr>
       </w:pPr>
-      <w:hyperlink w:anchor="_Toc218629809" w:history="1">
-        <w:r>
-          <w:rPr>
-            <w:rStyle w:val="Hyperlink"/>
-            <w:noProof/>
-          </w:rPr>
-          <w:t>Figure 5: Use Case Diagram</w:t>
-        </w:r>
-        <w:r>
-          <w:rPr>
-            <w:noProof/>
-            <w:webHidden/>
-          </w:rPr>
-          <w:tab/>
-        </w:r>
-        <w:r>
-          <w:rPr>
-            <w:noProof/>
-            <w:webHidden/>
-          </w:rPr>
-          <w:fldChar w:fldCharType="begin"/>
-        </w:r>
-        <w:r>
-          <w:rPr>
-            <w:noProof/>
-            <w:webHidden/>
-          </w:rPr>
-          <w:instrText xml:space="preserve"> PAGEREF _Toc218629809 \h </w:instrText>
-        </w:r>
-        <w:r>
-          <w:rPr>
-            <w:noProof/>
-            <w:webHidden/>
-          </w:rPr>
-        </w:r>
-        <w:r>
-          <w:rPr>
-            <w:noProof/>
-            <w:webHidden/>
-          </w:rPr>
-          <w:fldChar w:fldCharType="separate"/>
-        </w:r>
-        <w:r>
-          <w:rPr>
-            <w:noProof/>
-            <w:webHidden/>
-          </w:rPr>
-          <w:t>27</w:t>
-        </w:r>
-        <w:r>
-          <w:rPr>
-            <w:noProof/>
-            <w:webHidden/>
-          </w:rPr>
-          <w:fldChar w:fldCharType="end"/>
-        </w:r>
-      </w:hyperlink>
+      <w:r>
+        <w:t>Figure 5: Use Case Diagram</w:t>
+        <w:tab/>
+        <w:t>29</w:t>
+      </w:r>
     </w:p>
     <w:p>
       <w:pPr>
@@ -4554,63 +2071,11 @@
           <w14:ligatures w14:val="standardContextual"/>
         </w:rPr>
       </w:pPr>
-      <w:hyperlink w:anchor="_Toc218629810" w:history="1">
-        <w:r>
-          <w:rPr>
-            <w:rStyle w:val="Hyperlink"/>
-            <w:noProof/>
-          </w:rPr>
-          <w:t>Figure 6: Sequence Diagram (Registration)</w:t>
-        </w:r>
-        <w:r>
-          <w:rPr>
-            <w:noProof/>
-            <w:webHidden/>
-          </w:rPr>
-          <w:tab/>
-        </w:r>
-        <w:r>
-          <w:rPr>
-            <w:noProof/>
-            <w:webHidden/>
-          </w:rPr>
-          <w:fldChar w:fldCharType="begin"/>
-        </w:r>
-        <w:r>
-          <w:rPr>
-            <w:noProof/>
-            <w:webHidden/>
-          </w:rPr>
-          <w:instrText xml:space="preserve"> PAGEREF _Toc218629810 \h </w:instrText>
-        </w:r>
-        <w:r>
-          <w:rPr>
-            <w:noProof/>
-            <w:webHidden/>
-          </w:rPr>
-        </w:r>
-        <w:r>
-          <w:rPr>
-            <w:noProof/>
-            <w:webHidden/>
-          </w:rPr>
-          <w:fldChar w:fldCharType="separate"/>
-        </w:r>
-        <w:r>
-          <w:rPr>
-            <w:noProof/>
-            <w:webHidden/>
-          </w:rPr>
-          <w:t>28</w:t>
-        </w:r>
-        <w:r>
-          <w:rPr>
-            <w:noProof/>
-            <w:webHidden/>
-          </w:rPr>
-          <w:fldChar w:fldCharType="end"/>
-        </w:r>
-      </w:hyperlink>
+      <w:r>
+        <w:t>Figure 6: Sequence Diagram (Registration)</w:t>
+        <w:tab/>
+        <w:t>30</w:t>
+      </w:r>
     </w:p>
     <w:p>
       <w:pPr>
@@ -4626,63 +2091,11 @@
           <w14:ligatures w14:val="standardContextual"/>
         </w:rPr>
       </w:pPr>
-      <w:hyperlink w:anchor="_Toc218629811" w:history="1">
-        <w:r>
-          <w:rPr>
-            <w:rStyle w:val="Hyperlink"/>
-            <w:noProof/>
-          </w:rPr>
-          <w:t>Figure 7: Sequence Diagram (login + Request Diagnosis)</w:t>
-        </w:r>
-        <w:r>
-          <w:rPr>
-            <w:noProof/>
-            <w:webHidden/>
-          </w:rPr>
-          <w:tab/>
-        </w:r>
-        <w:r>
-          <w:rPr>
-            <w:noProof/>
-            <w:webHidden/>
-          </w:rPr>
-          <w:fldChar w:fldCharType="begin"/>
-        </w:r>
-        <w:r>
-          <w:rPr>
-            <w:noProof/>
-            <w:webHidden/>
-          </w:rPr>
-          <w:instrText xml:space="preserve"> PAGEREF _Toc218629811 \h </w:instrText>
-        </w:r>
-        <w:r>
-          <w:rPr>
-            <w:noProof/>
-            <w:webHidden/>
-          </w:rPr>
-        </w:r>
-        <w:r>
-          <w:rPr>
-            <w:noProof/>
-            <w:webHidden/>
-          </w:rPr>
-          <w:fldChar w:fldCharType="separate"/>
-        </w:r>
-        <w:r>
-          <w:rPr>
-            <w:noProof/>
-            <w:webHidden/>
-          </w:rPr>
-          <w:t>29</w:t>
-        </w:r>
-        <w:r>
-          <w:rPr>
-            <w:noProof/>
-            <w:webHidden/>
-          </w:rPr>
-          <w:fldChar w:fldCharType="end"/>
-        </w:r>
-      </w:hyperlink>
+      <w:r>
+        <w:t>Figure 7: Sequence Diagram (Login + Request Diagnosis)</w:t>
+        <w:tab/>
+        <w:t>31</w:t>
+      </w:r>
     </w:p>
     <w:p>
       <w:pPr>
@@ -4698,63 +2111,11 @@
           <w14:ligatures w14:val="standardContextual"/>
         </w:rPr>
       </w:pPr>
-      <w:hyperlink w:anchor="_Toc218629812" w:history="1">
-        <w:r>
-          <w:rPr>
-            <w:rStyle w:val="Hyperlink"/>
-            <w:noProof/>
-          </w:rPr>
-          <w:t>Figure 8: Sequence Diagram (login + view History)</w:t>
-        </w:r>
-        <w:r>
-          <w:rPr>
-            <w:noProof/>
-            <w:webHidden/>
-          </w:rPr>
-          <w:tab/>
-        </w:r>
-        <w:r>
-          <w:rPr>
-            <w:noProof/>
-            <w:webHidden/>
-          </w:rPr>
-          <w:fldChar w:fldCharType="begin"/>
-        </w:r>
-        <w:r>
-          <w:rPr>
-            <w:noProof/>
-            <w:webHidden/>
-          </w:rPr>
-          <w:instrText xml:space="preserve"> PAGEREF _Toc218629812 \h </w:instrText>
-        </w:r>
-        <w:r>
-          <w:rPr>
-            <w:noProof/>
-            <w:webHidden/>
-          </w:rPr>
-        </w:r>
-        <w:r>
-          <w:rPr>
-            <w:noProof/>
-            <w:webHidden/>
-          </w:rPr>
-          <w:fldChar w:fldCharType="separate"/>
-        </w:r>
-        <w:r>
-          <w:rPr>
-            <w:noProof/>
-            <w:webHidden/>
-          </w:rPr>
-          <w:t>30</w:t>
-        </w:r>
-        <w:r>
-          <w:rPr>
-            <w:noProof/>
-            <w:webHidden/>
-          </w:rPr>
-          <w:fldChar w:fldCharType="end"/>
-        </w:r>
-      </w:hyperlink>
+      <w:r>
+        <w:t>Figure 8: Sequence Diagram (View History)</w:t>
+        <w:tab/>
+        <w:t>32</w:t>
+      </w:r>
     </w:p>
     <w:p>
       <w:pPr>
@@ -4770,63 +2131,11 @@
           <w14:ligatures w14:val="standardContextual"/>
         </w:rPr>
       </w:pPr>
-      <w:hyperlink w:anchor="_Toc218629813" w:history="1">
-        <w:r>
-          <w:rPr>
-            <w:rStyle w:val="Hyperlink"/>
-            <w:noProof/>
-          </w:rPr>
-          <w:t>Figure 9: Three Images Showing Sign in, Home and Profile Screens</w:t>
-        </w:r>
-        <w:r>
-          <w:rPr>
-            <w:noProof/>
-            <w:webHidden/>
-          </w:rPr>
-          <w:tab/>
-        </w:r>
-        <w:r>
-          <w:rPr>
-            <w:noProof/>
-            <w:webHidden/>
-          </w:rPr>
-          <w:fldChar w:fldCharType="begin"/>
-        </w:r>
-        <w:r>
-          <w:rPr>
-            <w:noProof/>
-            <w:webHidden/>
-          </w:rPr>
-          <w:instrText xml:space="preserve"> PAGEREF _Toc218629813 \h </w:instrText>
-        </w:r>
-        <w:r>
-          <w:rPr>
-            <w:noProof/>
-            <w:webHidden/>
-          </w:rPr>
-        </w:r>
-        <w:r>
-          <w:rPr>
-            <w:noProof/>
-            <w:webHidden/>
-          </w:rPr>
-          <w:fldChar w:fldCharType="separate"/>
-        </w:r>
-        <w:r>
-          <w:rPr>
-            <w:noProof/>
-            <w:webHidden/>
-          </w:rPr>
-          <w:t>31</w:t>
-        </w:r>
-        <w:r>
-          <w:rPr>
-            <w:noProof/>
-            <w:webHidden/>
-          </w:rPr>
-          <w:fldChar w:fldCharType="end"/>
-        </w:r>
-      </w:hyperlink>
+      <w:r>
+        <w:t>Figure 9: Three Images Showing Sign in, Home and Profile Screens</w:t>
+        <w:tab/>
+        <w:t>33</w:t>
+      </w:r>
     </w:p>
     <w:p>
       <w:pPr>
@@ -4842,63 +2151,11 @@
           <w14:ligatures w14:val="standardContextual"/>
         </w:rPr>
       </w:pPr>
-      <w:hyperlink w:anchor="_Toc218629814" w:history="1">
-        <w:r>
-          <w:rPr>
-            <w:rStyle w:val="Hyperlink"/>
-            <w:noProof/>
-          </w:rPr>
-          <w:t>Figure 10: Three Images Showing the Settings, Camera, and Gallery Screens</w:t>
-        </w:r>
-        <w:r>
-          <w:rPr>
-            <w:noProof/>
-            <w:webHidden/>
-          </w:rPr>
-          <w:tab/>
-        </w:r>
-        <w:r>
-          <w:rPr>
-            <w:noProof/>
-            <w:webHidden/>
-          </w:rPr>
-          <w:fldChar w:fldCharType="begin"/>
-        </w:r>
-        <w:r>
-          <w:rPr>
-            <w:noProof/>
-            <w:webHidden/>
-          </w:rPr>
-          <w:instrText xml:space="preserve"> PAGEREF _Toc218629814 \h </w:instrText>
-        </w:r>
-        <w:r>
-          <w:rPr>
-            <w:noProof/>
-            <w:webHidden/>
-          </w:rPr>
-        </w:r>
-        <w:r>
-          <w:rPr>
-            <w:noProof/>
-            <w:webHidden/>
-          </w:rPr>
-          <w:fldChar w:fldCharType="separate"/>
-        </w:r>
-        <w:r>
-          <w:rPr>
-            <w:noProof/>
-            <w:webHidden/>
-          </w:rPr>
-          <w:t>31</w:t>
-        </w:r>
-        <w:r>
-          <w:rPr>
-            <w:noProof/>
-            <w:webHidden/>
-          </w:rPr>
-          <w:fldChar w:fldCharType="end"/>
-        </w:r>
-      </w:hyperlink>
+      <w:r>
+        <w:t>Figure 10: Three Images Showing the Settings, Camera, and Gallery Screens</w:t>
+        <w:tab/>
+        <w:t>33</w:t>
+      </w:r>
     </w:p>
     <w:p>
       <w:pPr>
@@ -4914,63 +2171,11 @@
           <w14:ligatures w14:val="standardContextual"/>
         </w:rPr>
       </w:pPr>
-      <w:hyperlink w:anchor="_Toc218629815" w:history="1">
-        <w:r>
-          <w:rPr>
-            <w:rStyle w:val="Hyperlink"/>
-            <w:noProof/>
-          </w:rPr>
-          <w:t>Figure 11: Three Images Showing Two Different Parts of the Result Screen, and the History Screen</w:t>
-        </w:r>
-        <w:r>
-          <w:rPr>
-            <w:noProof/>
-            <w:webHidden/>
-          </w:rPr>
-          <w:tab/>
-        </w:r>
-        <w:r>
-          <w:rPr>
-            <w:noProof/>
-            <w:webHidden/>
-          </w:rPr>
-          <w:fldChar w:fldCharType="begin"/>
-        </w:r>
-        <w:r>
-          <w:rPr>
-            <w:noProof/>
-            <w:webHidden/>
-          </w:rPr>
-          <w:instrText xml:space="preserve"> PAGEREF _Toc218629815 \h </w:instrText>
-        </w:r>
-        <w:r>
-          <w:rPr>
-            <w:noProof/>
-            <w:webHidden/>
-          </w:rPr>
-        </w:r>
-        <w:r>
-          <w:rPr>
-            <w:noProof/>
-            <w:webHidden/>
-          </w:rPr>
-          <w:fldChar w:fldCharType="separate"/>
-        </w:r>
-        <w:r>
-          <w:rPr>
-            <w:noProof/>
-            <w:webHidden/>
-          </w:rPr>
-          <w:t>32</w:t>
-        </w:r>
-        <w:r>
-          <w:rPr>
-            <w:noProof/>
-            <w:webHidden/>
-          </w:rPr>
-          <w:fldChar w:fldCharType="end"/>
-        </w:r>
-      </w:hyperlink>
+      <w:r>
+        <w:t>Figure 11: Three Images Showing Two Different Parts of the Result Screen, and the History Screen</w:t>
+        <w:tab/>
+        <w:t>34</w:t>
+      </w:r>
     </w:p>
     <w:p>
       <w:pPr>
@@ -4986,96 +2191,10 @@
           <w14:ligatures w14:val="standardContextual"/>
         </w:rPr>
       </w:pPr>
-      <w:hyperlink w:anchor="_Toc218629816" w:history="1">
-        <w:r>
-          <w:rPr>
-            <w:rStyle w:val="Hyperlink"/>
-            <w:noProof/>
-          </w:rPr>
-          <w:t>Figure 12: Entity Relationship Diagram</w:t>
-        </w:r>
-        <w:r>
-          <w:rPr>
-            <w:noProof/>
-            <w:webHidden/>
-          </w:rPr>
-          <w:tab/>
-        </w:r>
-        <w:r>
-          <w:rPr>
-            <w:noProof/>
-            <w:webHidden/>
-          </w:rPr>
-          <w:fldChar w:fldCharType="begin"/>
-        </w:r>
-        <w:r>
-          <w:rPr>
-            <w:noProof/>
-            <w:webHidden/>
-          </w:rPr>
-          <w:instrText xml:space="preserve"> PAGEREF _Toc218629816 \h </w:instrText>
-        </w:r>
-        <w:r>
-          <w:rPr>
-            <w:noProof/>
-            <w:webHidden/>
-          </w:rPr>
-        </w:r>
-        <w:r>
-          <w:rPr>
-            <w:noProof/>
-            <w:webHidden/>
-          </w:rPr>
-          <w:fldChar w:fldCharType="separate"/>
-        </w:r>
-        <w:r>
-          <w:rPr>
-            <w:noProof/>
-            <w:webHidden/>
-          </w:rPr>
-          <w:t>32</w:t>
-        </w:r>
-        <w:r>
-          <w:rPr>
-            <w:noProof/>
-            <w:webHidden/>
-          </w:rPr>
-          <w:fldChar w:fldCharType="end"/>
-        </w:r>
-      </w:hyperlink>
-    </w:p>
-    <w:p>
-      <w:pPr>
-        <w:pStyle w:val="BodyA"/>
-        <w:spacing w:after="393"/>
-        <w:ind w:left="0" w:firstLine="0"/>
-        <w:jc w:val="left"/>
-        <w:rPr>
-          <w:rStyle w:val="None"/>
-          <w:rFonts w:ascii="Calibri" w:eastAsia="Calibri" w:hAnsi="Calibri" w:cs="Calibri"/>
-        </w:rPr>
-      </w:pPr>
-      <w:r>
-        <w:rPr>
-          <w:rStyle w:val="None"/>
-          <w:rFonts w:ascii="Calibri" w:eastAsia="Calibri" w:hAnsi="Calibri" w:cs="Calibri"/>
-        </w:rPr>
-        <w:fldChar w:fldCharType="end"/>
-      </w:r>
-    </w:p>
-    <w:p>
-      <w:pPr>
-        <w:pStyle w:val="BodyA"/>
-        <w:spacing w:after="160" w:line="278" w:lineRule="auto"/>
-        <w:ind w:left="0" w:firstLine="0"/>
-        <w:jc w:val="left"/>
-      </w:pPr>
-      <w:r>
-        <w:rPr>
-          <w:rStyle w:val="None"/>
-          <w:rFonts w:ascii="Arial Unicode MS" w:hAnsi="Arial Unicode MS"/>
-        </w:rPr>
-        <w:br w:type="page"/>
+      <w:r>
+        <w:t>Figure 12: Entity Relationship Diagram</w:t>
+        <w:tab/>
+        <w:t>35</w:t>
       </w:r>
     </w:p>
     <w:p>
@@ -5121,71 +2240,10 @@
         </w:rPr>
       </w:pPr>
       <w:r>
-        <w:fldChar w:fldCharType="begin"/>
-      </w:r>
-      <w:r>
-        <w:instrText xml:space="preserve"> TOC \h \z \c "Table" </w:instrText>
-      </w:r>
-      <w:r>
-        <w:fldChar w:fldCharType="separate"/>
-      </w:r>
-      <w:hyperlink w:anchor="_Toc218347599" w:history="1">
-        <w:r>
-          <w:rPr>
-            <w:rStyle w:val="Hyperlink"/>
-            <w:noProof/>
-          </w:rPr>
-          <w:t>Table 1: High-Level Project Tasks and Dependencies</w:t>
-        </w:r>
-        <w:r>
-          <w:rPr>
-            <w:noProof/>
-            <w:webHidden/>
-          </w:rPr>
-          <w:tab/>
-        </w:r>
-        <w:r>
-          <w:rPr>
-            <w:noProof/>
-            <w:webHidden/>
-          </w:rPr>
-          <w:fldChar w:fldCharType="begin"/>
-        </w:r>
-        <w:r>
-          <w:rPr>
-            <w:noProof/>
-            <w:webHidden/>
-          </w:rPr>
-          <w:instrText xml:space="preserve"> PAGEREF _Toc218347599 \h </w:instrText>
-        </w:r>
-        <w:r>
-          <w:rPr>
-            <w:noProof/>
-            <w:webHidden/>
-          </w:rPr>
-        </w:r>
-        <w:r>
-          <w:rPr>
-            <w:noProof/>
-            <w:webHidden/>
-          </w:rPr>
-          <w:fldChar w:fldCharType="separate"/>
-        </w:r>
-        <w:r>
-          <w:rPr>
-            <w:noProof/>
-            <w:webHidden/>
-          </w:rPr>
-          <w:t>13</w:t>
-        </w:r>
-        <w:r>
-          <w:rPr>
-            <w:noProof/>
-            <w:webHidden/>
-          </w:rPr>
-          <w:fldChar w:fldCharType="end"/>
-        </w:r>
-      </w:hyperlink>
+        <w:t>Table 1: High-Level Project Tasks and Dependencies</w:t>
+        <w:tab/>
+        <w:t>13</w:t>
+      </w:r>
     </w:p>
     <w:p>
       <w:pPr>
@@ -5201,63 +2259,11 @@
           <w14:ligatures w14:val="standardContextual"/>
         </w:rPr>
       </w:pPr>
-      <w:hyperlink w:anchor="_Toc218347600" w:history="1">
-        <w:r>
-          <w:rPr>
-            <w:rStyle w:val="Hyperlink"/>
-            <w:noProof/>
-          </w:rPr>
-          <w:t>Table 2: Task Split Among Team Members</w:t>
-        </w:r>
-        <w:r>
-          <w:rPr>
-            <w:noProof/>
-            <w:webHidden/>
-          </w:rPr>
-          <w:tab/>
-        </w:r>
-        <w:r>
-          <w:rPr>
-            <w:noProof/>
-            <w:webHidden/>
-          </w:rPr>
-          <w:fldChar w:fldCharType="begin"/>
-        </w:r>
-        <w:r>
-          <w:rPr>
-            <w:noProof/>
-            <w:webHidden/>
-          </w:rPr>
-          <w:instrText xml:space="preserve"> PAGEREF _Toc218347600 \h </w:instrText>
-        </w:r>
-        <w:r>
-          <w:rPr>
-            <w:noProof/>
-            <w:webHidden/>
-          </w:rPr>
-        </w:r>
-        <w:r>
-          <w:rPr>
-            <w:noProof/>
-            <w:webHidden/>
-          </w:rPr>
-          <w:fldChar w:fldCharType="separate"/>
-        </w:r>
-        <w:r>
-          <w:rPr>
-            <w:noProof/>
-            <w:webHidden/>
-          </w:rPr>
-          <w:t>14</w:t>
-        </w:r>
-        <w:r>
-          <w:rPr>
-            <w:noProof/>
-            <w:webHidden/>
-          </w:rPr>
-          <w:fldChar w:fldCharType="end"/>
-        </w:r>
-      </w:hyperlink>
+      <w:r>
+        <w:t>Table 2: Task Split Among Team Members</w:t>
+        <w:tab/>
+        <w:t>14</w:t>
+      </w:r>
     </w:p>
     <w:p>
       <w:pPr>
@@ -5273,63 +2279,11 @@
           <w14:ligatures w14:val="standardContextual"/>
         </w:rPr>
       </w:pPr>
-      <w:hyperlink w:anchor="_Toc218347601" w:history="1">
-        <w:r>
-          <w:rPr>
-            <w:rStyle w:val="Hyperlink"/>
-            <w:noProof/>
-          </w:rPr>
-          <w:t>Table 3: System Stakeholders</w:t>
-        </w:r>
-        <w:r>
-          <w:rPr>
-            <w:noProof/>
-            <w:webHidden/>
-          </w:rPr>
-          <w:tab/>
-        </w:r>
-        <w:r>
-          <w:rPr>
-            <w:noProof/>
-            <w:webHidden/>
-          </w:rPr>
-          <w:fldChar w:fldCharType="begin"/>
-        </w:r>
-        <w:r>
-          <w:rPr>
-            <w:noProof/>
-            <w:webHidden/>
-          </w:rPr>
-          <w:instrText xml:space="preserve"> PAGEREF _Toc218347601 \h </w:instrText>
-        </w:r>
-        <w:r>
-          <w:rPr>
-            <w:noProof/>
-            <w:webHidden/>
-          </w:rPr>
-        </w:r>
-        <w:r>
-          <w:rPr>
-            <w:noProof/>
-            <w:webHidden/>
-          </w:rPr>
-          <w:fldChar w:fldCharType="separate"/>
-        </w:r>
-        <w:r>
-          <w:rPr>
-            <w:noProof/>
-            <w:webHidden/>
-          </w:rPr>
-          <w:t>17</w:t>
-        </w:r>
-        <w:r>
-          <w:rPr>
-            <w:noProof/>
-            <w:webHidden/>
-          </w:rPr>
-          <w:fldChar w:fldCharType="end"/>
-        </w:r>
-      </w:hyperlink>
+      <w:r>
+        <w:t>Table 3: System Stakeholders</w:t>
+        <w:tab/>
+        <w:t>17</w:t>
+      </w:r>
     </w:p>
     <w:p>
       <w:pPr>
@@ -5345,63 +2299,11 @@
           <w14:ligatures w14:val="standardContextual"/>
         </w:rPr>
       </w:pPr>
-      <w:hyperlink w:anchor="_Toc218347602" w:history="1">
-        <w:r>
-          <w:rPr>
-            <w:rStyle w:val="Hyperlink"/>
-            <w:noProof/>
-          </w:rPr>
-          <w:t>Table 4: Platform Requirements by Sub-System</w:t>
-        </w:r>
-        <w:r>
-          <w:rPr>
-            <w:noProof/>
-            <w:webHidden/>
-          </w:rPr>
-          <w:tab/>
-        </w:r>
-        <w:r>
-          <w:rPr>
-            <w:noProof/>
-            <w:webHidden/>
-          </w:rPr>
-          <w:fldChar w:fldCharType="begin"/>
-        </w:r>
-        <w:r>
-          <w:rPr>
-            <w:noProof/>
-            <w:webHidden/>
-          </w:rPr>
-          <w:instrText xml:space="preserve"> PAGEREF _Toc218347602 \h </w:instrText>
-        </w:r>
-        <w:r>
-          <w:rPr>
-            <w:noProof/>
-            <w:webHidden/>
-          </w:rPr>
-        </w:r>
-        <w:r>
-          <w:rPr>
-            <w:noProof/>
-            <w:webHidden/>
-          </w:rPr>
-          <w:fldChar w:fldCharType="separate"/>
-        </w:r>
-        <w:r>
-          <w:rPr>
-            <w:noProof/>
-            <w:webHidden/>
-          </w:rPr>
-          <w:t>19</w:t>
-        </w:r>
-        <w:r>
-          <w:rPr>
-            <w:noProof/>
-            <w:webHidden/>
-          </w:rPr>
-          <w:fldChar w:fldCharType="end"/>
-        </w:r>
-      </w:hyperlink>
+      <w:r>
+        <w:t>Table 4: Platform Requirements by Sub-System</w:t>
+        <w:tab/>
+        <w:t>19</w:t>
+      </w:r>
     </w:p>
     <w:p>
       <w:pPr>
@@ -5562,94 +2464,7 @@
         </w:rPr>
       </w:pPr>
       <w:r>
-        <w:rPr>
-          <w:rStyle w:val="None"/>
-        </w:rPr>
-        <w:t>Our work focuses on applying deep learning to detect diseases across eleven major crop types. We picked th</w:t>
-      </w:r>
-      <w:r>
-        <w:rPr>
-          <w:rStyle w:val="None"/>
-        </w:rPr>
-        <w:t>ese</w:t>
-      </w:r>
-      <w:r>
-        <w:rPr>
-          <w:rStyle w:val="None"/>
-        </w:rPr>
-        <w:t xml:space="preserve"> </w:t>
-      </w:r>
-      <w:r>
-        <w:rPr>
-          <w:rStyle w:val="None"/>
-        </w:rPr>
-        <w:t>datasets</w:t>
-      </w:r>
-      <w:r>
-        <w:rPr>
-          <w:rStyle w:val="None"/>
-        </w:rPr>
-        <w:t xml:space="preserve"> </w:t>
-      </w:r>
-      <w:r>
-        <w:rPr>
-          <w:rStyle w:val="None"/>
-        </w:rPr>
-        <w:t>because they</w:t>
-      </w:r>
-      <w:r>
-        <w:rPr>
-          <w:rStyle w:val="None"/>
-        </w:rPr>
-        <w:t xml:space="preserve"> include maize</w:t>
-      </w:r>
-      <w:r>
-        <w:rPr>
-          <w:rStyle w:val="None"/>
-        </w:rPr>
-        <w:t>,</w:t>
-      </w:r>
-      <w:r>
-        <w:rPr>
-          <w:rStyle w:val="None"/>
-        </w:rPr>
-        <w:t xml:space="preserve"> wheat</w:t>
-      </w:r>
-      <w:r>
-        <w:rPr>
-          <w:rStyle w:val="None"/>
-        </w:rPr>
-        <w:t xml:space="preserve">, </w:t>
-      </w:r>
-      <w:r>
-        <w:rPr>
-          <w:rStyle w:val="None"/>
-        </w:rPr>
-        <w:t xml:space="preserve">olives and peaches, specifically because of </w:t>
-      </w:r>
-      <w:r>
-        <w:rPr>
-          <w:rStyle w:val="None"/>
-        </w:rPr>
-        <w:t>how</w:t>
-      </w:r>
-      <w:r>
-        <w:rPr>
-          <w:rStyle w:val="None"/>
-        </w:rPr>
-        <w:t xml:space="preserve"> importan</w:t>
-      </w:r>
-      <w:r>
-        <w:rPr>
-          <w:rStyle w:val="None"/>
-        </w:rPr>
-        <w:t>t they are</w:t>
-      </w:r>
-      <w:r>
-        <w:rPr>
-          <w:rStyle w:val="None"/>
-        </w:rPr>
-        <w:t xml:space="preserve"> to Jordanian agriculture. It was important to us that the model reflects the actual mix of species found in our local fields.</w:t>
+        <w:t>Our work applied deep learning to detect diseases across eleven major crop types. The selected datasets included crops such as maize, wheat, olives, and peaches because of their importance to Jordanian agriculture. The final jordan_dataset represented the crop and disease classes used by the implemented models.</w:t>
       </w:r>
     </w:p>
     <w:p>
@@ -5661,58 +2476,7 @@
         </w:rPr>
       </w:pPr>
       <w:r>
-        <w:rPr>
-          <w:rStyle w:val="None"/>
-        </w:rPr>
-        <w:t>Our main</w:t>
-      </w:r>
-      <w:r>
-        <w:rPr>
-          <w:rStyle w:val="None"/>
-        </w:rPr>
-        <w:t xml:space="preserve"> focu</w:t>
-      </w:r>
-      <w:r>
-        <w:rPr>
-          <w:rStyle w:val="None"/>
-        </w:rPr>
-        <w:t>s</w:t>
-      </w:r>
-      <w:r>
-        <w:rPr>
-          <w:rStyle w:val="None"/>
-        </w:rPr>
-        <w:t xml:space="preserve"> </w:t>
-      </w:r>
-      <w:r>
-        <w:rPr>
-          <w:rStyle w:val="None"/>
-        </w:rPr>
-        <w:t>was making this</w:t>
-      </w:r>
-      <w:r>
-        <w:rPr>
-          <w:rStyle w:val="None"/>
-        </w:rPr>
-        <w:t xml:space="preserve"> work without a constant internet connection. By building the deep learning model to run locally on a mobile device, we are making sure it is actually useful for farmers in the real world, especially in areas where </w:t>
-      </w:r>
-      <w:r>
-        <w:rPr>
-          <w:rStyle w:val="None"/>
-        </w:rPr>
-        <w:t>internet is not available</w:t>
-      </w:r>
-      <w:r>
-        <w:rPr>
-          <w:rStyle w:val="None"/>
-        </w:rPr>
-        <w:t>.</w:t>
-      </w:r>
-      <w:r>
-        <w:rPr>
-          <w:rStyle w:val="None"/>
-        </w:rPr>
-        <w:tab/>
+        <w:t>The main focus was implementing a hybrid system that remained useful without a constant internet connection. The offline branch used MobileNetV3 Small for image-only diagnosis, while the online branch used a multimodal model that combined image features with weather metadata fetched from Open-Meteo.</w:t>
       </w:r>
     </w:p>
     <w:p>
@@ -5817,28 +2581,7 @@
         </w:rPr>
       </w:pPr>
       <w:r>
-        <w:rPr>
-          <w:rStyle w:val="None"/>
-        </w:rPr>
-        <w:t>This project addresses the challenges that are mentioned before by developing a deep learning system that is designed for the real time plant disease classification. The research</w:t>
-      </w:r>
-      <w:r>
-        <w:rPr>
-          <w:rStyle w:val="None"/>
-        </w:rPr>
-        <w:t xml:space="preserve">’s </w:t>
-      </w:r>
-      <w:r>
-        <w:rPr>
-          <w:rStyle w:val="None"/>
-        </w:rPr>
-        <w:t>primary deliverables are</w:t>
-      </w:r>
-      <w:r>
-        <w:rPr>
-          <w:rStyle w:val="None"/>
-        </w:rPr>
-        <w:t>:</w:t>
+        <w:t>This project addressed the challenges mentioned above by developing a real-time plant disease classification system. The primary deliverables were:</w:t>
       </w:r>
     </w:p>
     <w:p>
@@ -5852,7 +2595,7 @@
         <w:ind w:right="7"/>
       </w:pPr>
       <w:r>
-        <w:t>A high accuracy detection model specifically trained to identify the unique disease found in the crop.</w:t>
+        <w:t>A high-accuracy offline detection model trained to identify crop disease classes from leaf images.</w:t>
       </w:r>
     </w:p>
     <w:p>
@@ -5866,14 +2609,7 @@
         <w:ind w:right="7"/>
       </w:pPr>
       <w:r>
-        <w:lastRenderedPageBreak/>
-        <w:t xml:space="preserve">This model was built into a mobile ready version by optimizing the mobile deployment for the mobile hardware, </w:t>
-      </w:r>
-      <w:r>
-        <w:t xml:space="preserve">so that it is </w:t>
-      </w:r>
-      <w:r>
-        <w:t>possible to use the model in areas where the internet connection is not available.</w:t>
+        <w:t>A multimodal online model was also trained to combine image features with temperature, humidity, wind speed, precipitation, and soil moisture metadata.</w:t>
       </w:r>
     </w:p>
     <w:p>
@@ -5883,19 +2619,7 @@
         <w:ind w:left="0" w:right="7" w:firstLine="0"/>
       </w:pPr>
       <w:r>
-        <w:t xml:space="preserve">This system is built primarily for the farmers especially the farmers who need a reliable answer right on that time to save their harvest. Beyond the farm gate, its utility </w:t>
-      </w:r>
-      <w:r>
-        <w:t>extends</w:t>
-      </w:r>
-      <w:r>
-        <w:t xml:space="preserve"> to the agriculture firms looking to streamline their operations, same goes for the engineers and field inspectors tasked with monitoring crop health across a wide region. Even for students and researchers, the tool serves as a practical bridge between theoretical plant pathology and </w:t>
-      </w:r>
-      <w:r>
-        <w:t>real-world</w:t>
-      </w:r>
-      <w:r>
-        <w:t xml:space="preserve"> application.</w:t>
+        <w:t>This system was built primarily for farmers who needed a reliable answer at the time of inspection to help protect their harvest. Beyond the farm gate, its utility extended to agriculture firms looking to streamline their operations, as well as researchers and developers of smart agriculture solutions. Whether it was used in a field, an agricultural lab, or as part of a wider farm management system, the tool served as a practical step toward more responsive, accessible plant health monitoring.</w:t>
       </w:r>
     </w:p>
     <w:p>
@@ -5908,16 +2632,7 @@
         </w:rPr>
       </w:pPr>
       <w:r>
-        <w:rPr>
-          <w:rStyle w:val="None"/>
-        </w:rPr>
-        <w:t>The most important part of this project is the offline model. We designed it with the reality of rural Jordan in mind, where a data connection is often a hard to get there. This happened by letting the model lives on the device itself</w:t>
-      </w:r>
-      <w:r>
-        <w:rPr>
-          <w:rStyle w:val="None"/>
-        </w:rPr>
-        <w:t>.</w:t>
+        <w:t>The most important part of the project was the dual-mode inference logic. The offline model was used when internet connectivity was unavailable, and the online model was used with Open-Meteo metadata when the device was connected.</w:t>
       </w:r>
     </w:p>
     <w:p>
@@ -6233,10 +2948,7 @@
         <w:ind w:left="0" w:right="7" w:firstLine="0"/>
       </w:pPr>
       <w:r>
-        <w:rPr>
-          <w:rStyle w:val="None"/>
-        </w:rPr>
-        <w:t>Instead of just building another model that looks good on lab data, the goal here is to create something practical, something farmers can actually use on their phones, right there in the field, even without internet. The deep learning backbone is still there, but every decision is about making the system useful in real conditions, not just in theory.</w:t>
+        <w:t>Instead of only building a model for lab data, this project implemented a practical mobile workflow that farmers could use in the field. The system supported image capture or upload, quality checking, offline or online inference, Arabic output, treatment advice, and saved diagnosis history.</w:t>
       </w:r>
     </w:p>
     <w:p>
@@ -6269,10 +2981,7 @@
         <w:ind w:right="7"/>
       </w:pPr>
       <w:r>
-        <w:rPr>
-          <w:rStyle w:val="apple-converted-space"/>
-        </w:rPr>
-        <w:t>Novelty in the idea: The project introduces a plant disease detection system, enabling diagnosis directly in the field.</w:t>
+        <w:t>Novelty in the idea: The project implemented a hybrid plant disease detection system that supported diagnosis directly in the field through offline and online inference modes.</w:t>
       </w:r>
     </w:p>
     <w:p>
@@ -6286,10 +2995,7 @@
         <w:ind w:right="7"/>
       </w:pPr>
       <w:r>
-        <w:rPr>
-          <w:rStyle w:val="apple-converted-space"/>
-        </w:rPr>
-        <w:t>Audience it serves and how: The system primarily supports farmers by providing quick, accessible disease identification from leaf images, while also assisting agricultural engineers and researchers as a rapid diagnostic tool.</w:t>
+        <w:t>Audience it served and how: The system primarily supported farmers by providing quick disease identification from leaf images, while also assisting agricultural engineers and researchers as a rapid diagnostic tool.</w:t>
       </w:r>
     </w:p>
     <w:p>
@@ -6306,10 +3012,7 @@
         </w:rPr>
       </w:pPr>
       <w:r>
-        <w:rPr>
-          <w:rStyle w:val="apple-converted-space"/>
-        </w:rPr>
-        <w:t>A complete offline-first pipeline integrating dataset preparation, model training, and mobile-ready deployment, with  backend synchronization for enhanced services.</w:t>
+        <w:t>A complete hybrid pipeline was implemented, integrating dataset preparation, offline image-only training, online multimodal training, mobile application screens, Django backend storage, and online synchronization.</w:t>
       </w:r>
     </w:p>
     <w:p>
@@ -6411,7 +3114,7 @@
         <w:ind w:right="7"/>
       </w:pPr>
       <w:r>
-        <w:t>A large trained deep learning model on a server that runs only when connected to the internet, that is able to classify images into their correct classes.</w:t>
+        <w:t>A trained online multimodal model was implemented for connected inference, combining leaf image features with environmental metadata.</w:t>
       </w:r>
     </w:p>
     <w:p>
@@ -6425,7 +3128,7 @@
         <w:ind w:right="7"/>
       </w:pPr>
       <w:r>
-        <w:t>A small trained deep learning model local on the user's phone that runs only when offline, that is able to classify images into their correct classes but in a weaker way.</w:t>
+        <w:t>A trained offline MobileNetV3 Small model was implemented for image-only inference at 512x512 input size.</w:t>
       </w:r>
     </w:p>
     <w:p>
@@ -6453,16 +3156,7 @@
         <w:ind w:right="7"/>
       </w:pPr>
       <w:r>
-        <w:rPr>
-          <w:rStyle w:val="apple-converted-space"/>
-        </w:rPr>
-        <w:t>S</w:t>
-      </w:r>
-      <w:r>
-        <w:rPr>
-          <w:rStyle w:val="apple-converted-space"/>
-        </w:rPr>
-        <w:t>imple mobile app capable of running the model locally and performing on-device disease classification.</w:t>
+        <w:t>A mobile application was implemented with Home, Profile, History, Settings, Camera, Gallery, and Result screens.</w:t>
       </w:r>
     </w:p>
     <w:p>
@@ -6490,7 +3184,7 @@
         <w:ind w:right="7"/>
       </w:pPr>
       <w:r>
-        <w:t>Dataset metadata that will be in CSV form that describe the crops, diseases and train/validation/test splits.</w:t>
+        <w:t>Dataset metadata was stored in CSV form, including image paths, crops, diseases, dataset splits, and weather metadata for the online model.</w:t>
       </w:r>
     </w:p>
     <w:p>
@@ -6504,10 +3198,7 @@
         <w:ind w:right="7"/>
       </w:pPr>
       <w:r>
-        <w:t>Dataset Storage that contains the complete image dataset that will most likely be places on a google drive</w:t>
-      </w:r>
-      <w:r>
-        <w:t>.</w:t>
+        <w:t>Dataset storage was organized under jordan_dataset with train, validation, and test directories arranged by crop and disease.</w:t>
       </w:r>
     </w:p>
     <w:p>
@@ -6521,7 +3212,7 @@
         <w:ind w:right="7"/>
       </w:pPr>
       <w:r>
-        <w:t>An evaluation of the outputs using the standard metrics, confusion matrix, and results that we get when we test the model.</w:t>
+        <w:t>The trained models were evaluated on held-out test data, and the final documentation recorded the offline and online model accuracy results.</w:t>
       </w:r>
     </w:p>
     <w:p/>
@@ -6559,16 +3250,7 @@
         <w:ind w:right="7"/>
       </w:pPr>
       <w:r>
-        <w:rPr>
-          <w:rStyle w:val="None"/>
-        </w:rPr>
-        <w:t>T</w:t>
-      </w:r>
-      <w:r>
-        <w:rPr>
-          <w:rStyle w:val="None"/>
-        </w:rPr>
-        <w:t>he tasks in this project are as follows:</w:t>
+        <w:t>The tasks in this project were as follows:</w:t>
       </w:r>
     </w:p>
     <w:p>
@@ -7612,18 +4294,8 @@
             <w:vAlign w:val="center"/>
           </w:tcPr>
           <w:p>
-            <w:pPr>
-              <w:pStyle w:val="BodyA"/>
-              <w:spacing w:after="0" w:line="312" w:lineRule="auto"/>
-              <w:ind w:left="0" w:firstLine="0"/>
-            </w:pPr>
             <w:r>
-              <w:rPr>
-                <w:rStyle w:val="None"/>
-                <w:sz w:val="16"/>
-                <w:szCs w:val="16"/>
-              </w:rPr>
-              <w:t>Assess the market need for plant disease detection systems and compare existing solutions with the proposed project.</w:t>
+              <w:t>Assess the market need for plant disease detection systems and compare existing solutions with the implemented project.</w:t>
             </w:r>
           </w:p>
         </w:tc>
@@ -14195,10 +10867,7 @@
         <w:ind w:left="0" w:right="7" w:firstLine="0"/>
       </w:pPr>
       <w:r>
-        <w:rPr>
-          <w:rStyle w:val="None"/>
-        </w:rPr>
-        <w:t>The system consists of multiple parts a training environment, a mobile application, and backend services. Each sub system got a specific software and hardware requirement to work right. Some of the requirements are important the system work without them, others are recommended to improve performance, usability, or scalability.</w:t>
+        <w:t>The system consisted of multiple parts: a training environment, a mobile application, and Django backend services. Each subsystem had specific software and hardware requirements for training, inference, storage, and synchronization.</w:t>
       </w:r>
     </w:p>
     <w:p>
@@ -14222,10 +10891,7 @@
         <w:jc w:val="left"/>
       </w:pPr>
       <w:r>
-        <w:rPr>
-          <w:rStyle w:val="None"/>
-        </w:rPr>
-        <w:t>The training environment is used for data preprocessing, model training, and evaluation. This environment is required only during development and experimentation.</w:t>
+        <w:t>The training environment was used for data preprocessing, metadata preparation, model training, and evaluation. This environment was required during development and experimentation.</w:t>
       </w:r>
     </w:p>
     <w:p>
@@ -14436,22 +11102,7 @@
         <w:jc w:val="left"/>
       </w:pPr>
       <w:r>
-        <w:rPr>
-          <w:rStyle w:val="None"/>
-        </w:rPr>
-        <w:t xml:space="preserve">The mobile application is how the users </w:t>
-      </w:r>
-      <w:r>
-        <w:rPr>
-          <w:rStyle w:val="None"/>
-        </w:rPr>
-        <w:t>interact</w:t>
-      </w:r>
-      <w:r>
-        <w:rPr>
-          <w:rStyle w:val="None"/>
-        </w:rPr>
-        <w:t xml:space="preserve"> with the system. It runs the trained model  on the device and connects to backend services when an internet connection is available.</w:t>
+        <w:t>The mobile application was how users interacted with the system. It provided image capture or upload, showed weather risk on the Home screen, selected online or offline model mode, displayed results, and connected to backend services when internet connectivity was available.</w:t>
       </w:r>
     </w:p>
     <w:p>
@@ -14520,46 +11171,7 @@
         </w:rPr>
       </w:pPr>
       <w:r>
-        <w:rPr>
-          <w:rStyle w:val="None"/>
-        </w:rPr>
-        <w:t xml:space="preserve">The mobile application must support full offline operation, </w:t>
-      </w:r>
-      <w:r>
-        <w:rPr>
-          <w:rStyle w:val="None"/>
-        </w:rPr>
-        <w:t xml:space="preserve">all the way </w:t>
-      </w:r>
-      <w:r>
-        <w:rPr>
-          <w:rStyle w:val="None"/>
-        </w:rPr>
-        <w:t>from</w:t>
-      </w:r>
-      <w:r>
-        <w:rPr>
-          <w:rStyle w:val="None"/>
-        </w:rPr>
-        <w:t xml:space="preserve"> image capture</w:t>
-      </w:r>
-      <w:r>
-        <w:rPr>
-          <w:rStyle w:val="None"/>
-        </w:rPr>
-        <w:t xml:space="preserve"> to the display of </w:t>
-      </w:r>
-      <w:r>
-        <w:rPr>
-          <w:rStyle w:val="None"/>
-        </w:rPr>
-        <w:t>result</w:t>
-      </w:r>
-      <w:r>
-        <w:rPr>
-          <w:rStyle w:val="None"/>
-        </w:rPr>
-        <w:t>s.</w:t>
+        <w:t>The mobile application supported offline operation by using the offline model path and keeping pending records for synchronization when the device returned online.</w:t>
       </w:r>
     </w:p>
     <w:p>
@@ -14629,10 +11241,7 @@
         <w:jc w:val="left"/>
       </w:pPr>
       <w:r>
-        <w:rPr>
-          <w:rStyle w:val="None"/>
-        </w:rPr>
-        <w:t>The backend server supports user management, data storage, and online services. It is accessed only when the mobile application is connected to the internet.</w:t>
+        <w:t>The backend server was implemented with Django and supported user management, prediction history storage, disease information, weather context storage, and online synchronization.</w:t>
       </w:r>
     </w:p>
     <w:p>
@@ -14727,22 +11336,7 @@
         <w:jc w:val="left"/>
       </w:pPr>
       <w:r>
-        <w:rPr>
-          <w:rStyle w:val="None"/>
-        </w:rPr>
-        <w:t xml:space="preserve"> </w:t>
-      </w:r>
-      <w:r>
-        <w:rPr>
-          <w:rStyle w:val="None"/>
-        </w:rPr>
-        <w:t>S</w:t>
-      </w:r>
-      <w:r>
-        <w:rPr>
-          <w:rStyle w:val="None"/>
-        </w:rPr>
-        <w:t>calable infrastructure and secure storage mechanisms to support future expansion.</w:t>
+        <w:t xml:space="preserve"> Scalable infrastructure and secure storage mechanisms to support continued maintenance and reliable online services.</w:t>
       </w:r>
     </w:p>
     <w:p>
@@ -14973,19 +11567,8 @@
             <w:vAlign w:val="center"/>
           </w:tcPr>
           <w:p>
-            <w:pPr>
-              <w:pStyle w:val="BodyA"/>
-              <w:spacing w:after="0" w:line="312" w:lineRule="auto"/>
-              <w:ind w:left="0" w:firstLine="0"/>
-              <w:jc w:val="left"/>
-            </w:pPr>
             <w:r>
-              <w:rPr>
-                <w:rStyle w:val="None"/>
-                <w:sz w:val="22"/>
-                <w:szCs w:val="22"/>
-              </w:rPr>
-              <w:t>Python runtime, deep learning framework, standard operating system, CPU-based computation</w:t>
+              <w:t>Python runtime, PyTorch deep learning framework, standard operating system, image dataset, and metadata CSV files</w:t>
             </w:r>
           </w:p>
         </w:tc>
@@ -15008,19 +11591,8 @@
             <w:vAlign w:val="center"/>
           </w:tcPr>
           <w:p>
-            <w:pPr>
-              <w:pStyle w:val="BodyA"/>
-              <w:spacing w:after="0" w:line="312" w:lineRule="auto"/>
-              <w:ind w:left="0" w:firstLine="0"/>
-              <w:jc w:val="left"/>
-            </w:pPr>
             <w:r>
-              <w:rPr>
-                <w:rStyle w:val="None"/>
-                <w:sz w:val="22"/>
-                <w:szCs w:val="22"/>
-              </w:rPr>
-              <w:t>GPU acceleration, increased RAM, faster storage</w:t>
+              <w:t>GPU acceleration, increased RAM, and faster storage for training large 512x512 models</w:t>
             </w:r>
           </w:p>
         </w:tc>
@@ -15086,19 +11658,8 @@
             <w:vAlign w:val="center"/>
           </w:tcPr>
           <w:p>
-            <w:pPr>
-              <w:pStyle w:val="BodyA"/>
-              <w:spacing w:after="0" w:line="312" w:lineRule="auto"/>
-              <w:ind w:left="0" w:firstLine="0"/>
-              <w:jc w:val="left"/>
-            </w:pPr>
             <w:r>
-              <w:rPr>
-                <w:rStyle w:val="None"/>
-                <w:sz w:val="22"/>
-                <w:szCs w:val="22"/>
-              </w:rPr>
-              <w:t>Smartphone device, camera, local storage, support for on-device inference</w:t>
+              <w:t>Smartphone device, camera, local storage, offline model path, and support for image capture or upload</w:t>
             </w:r>
           </w:p>
         </w:tc>
@@ -15121,19 +11682,8 @@
             <w:vAlign w:val="center"/>
           </w:tcPr>
           <w:p>
-            <w:pPr>
-              <w:pStyle w:val="BodyA"/>
-              <w:spacing w:after="0" w:line="312" w:lineRule="auto"/>
-              <w:ind w:left="0" w:firstLine="0"/>
-              <w:jc w:val="left"/>
-            </w:pPr>
             <w:r>
-              <w:rPr>
-                <w:rStyle w:val="None"/>
-                <w:sz w:val="22"/>
-                <w:szCs w:val="22"/>
-              </w:rPr>
-              <w:t>Internet connectivity for backend features</w:t>
+              <w:t>Internet connectivity for Open-Meteo weather retrieval, Django backend prediction, history synchronization, and account services</w:t>
             </w:r>
           </w:p>
         </w:tc>
@@ -15199,19 +11749,8 @@
             <w:vAlign w:val="center"/>
           </w:tcPr>
           <w:p>
-            <w:pPr>
-              <w:pStyle w:val="BodyA"/>
-              <w:spacing w:after="0" w:line="312" w:lineRule="auto"/>
-              <w:ind w:left="0" w:firstLine="0"/>
-              <w:jc w:val="left"/>
-            </w:pPr>
             <w:r>
-              <w:rPr>
-                <w:rStyle w:val="None"/>
-                <w:sz w:val="22"/>
-                <w:szCs w:val="22"/>
-              </w:rPr>
-              <w:t>Server OS, application runtime, user authentication support, data storage</w:t>
+              <w:t>Django server runtime, database, authentication support, prediction APIs, disease information, and history storage</w:t>
             </w:r>
           </w:p>
         </w:tc>
@@ -15234,19 +11773,8 @@
             <w:vAlign w:val="center"/>
           </w:tcPr>
           <w:p>
-            <w:pPr>
-              <w:pStyle w:val="BodyA"/>
-              <w:spacing w:after="0" w:line="312" w:lineRule="auto"/>
-              <w:ind w:left="0" w:firstLine="0"/>
-              <w:jc w:val="left"/>
-            </w:pPr>
             <w:r>
-              <w:rPr>
-                <w:rStyle w:val="None"/>
-                <w:sz w:val="22"/>
-                <w:szCs w:val="22"/>
-              </w:rPr>
-              <w:t>Scalable hosting, enhanced security mechanisms</w:t>
+              <w:t>Reliable hosting, secure storage, and stable network access for online multimodal inference and synchronization</w:t>
             </w:r>
           </w:p>
         </w:tc>
@@ -15285,58 +11813,7 @@
         <w:pStyle w:val="BodyA"/>
       </w:pPr>
       <w:r>
-        <w:rPr>
-          <w:rStyle w:val="None"/>
-        </w:rPr>
-        <w:t xml:space="preserve">This section describes the functional requirements of the proposed plant disease detection system. Each requirement </w:t>
-      </w:r>
-      <w:r>
-        <w:rPr>
-          <w:rStyle w:val="None"/>
-        </w:rPr>
-        <w:t>has an</w:t>
-      </w:r>
-      <w:r>
-        <w:rPr>
-          <w:rStyle w:val="None"/>
-        </w:rPr>
-        <w:t xml:space="preserve"> input, </w:t>
-      </w:r>
-      <w:r>
-        <w:rPr>
-          <w:rStyle w:val="None"/>
-        </w:rPr>
-        <w:t xml:space="preserve">an </w:t>
-      </w:r>
-      <w:r>
-        <w:rPr>
-          <w:rStyle w:val="None"/>
-        </w:rPr>
-        <w:t>output,</w:t>
-      </w:r>
-      <w:r>
-        <w:rPr>
-          <w:rStyle w:val="None"/>
-        </w:rPr>
-        <w:t xml:space="preserve"> </w:t>
-      </w:r>
-      <w:r>
-        <w:rPr>
-          <w:rStyle w:val="None"/>
-        </w:rPr>
-        <w:t>processing steps, constraints, and</w:t>
-      </w:r>
-      <w:r>
-        <w:rPr>
-          <w:rStyle w:val="None"/>
-        </w:rPr>
-        <w:t xml:space="preserve"> its</w:t>
-      </w:r>
-      <w:r>
-        <w:rPr>
-          <w:rStyle w:val="None"/>
-        </w:rPr>
-        <w:t xml:space="preserve"> priority.</w:t>
+        <w:t>This section described the functional requirements of the implemented plant disease detection system. Each requirement had an input, an output, processing steps, constraints, and priority.</w:t>
       </w:r>
     </w:p>
     <w:p>
@@ -15363,126 +11840,15 @@
         <w:jc w:val="left"/>
       </w:pPr>
       <w:r>
-        <w:rPr>
-          <w:rStyle w:val="Style1Char"/>
-        </w:rPr>
-        <w:t xml:space="preserve">Input: User credentials </w:t>
-      </w:r>
-      <w:r>
-        <w:rPr>
-          <w:rStyle w:val="Style1Char"/>
-        </w:rPr>
-        <w:t>(username &amp; password).</w:t>
-      </w:r>
-      <w:r>
-        <w:rPr>
-          <w:rStyle w:val="Style1Char"/>
-        </w:rPr>
+        <w:t>Input: User credentials.</w:t>
         <w:br/>
-      </w:r>
-      <w:r>
-        <w:rPr>
-          <w:rStyle w:val="Strong"/>
-        </w:rPr>
-        <w:t>Output:</w:t>
-      </w:r>
-      <w:r>
-        <w:rPr>
-          <w:rStyle w:val="None"/>
-        </w:rPr>
-        <w:t xml:space="preserve"> Authentication status</w:t>
-      </w:r>
-      <w:r>
-        <w:rPr>
-          <w:rStyle w:val="None"/>
-        </w:rPr>
-        <w:t>.</w:t>
-      </w:r>
-      <w:r>
-        <w:rPr>
-          <w:rStyle w:val="apple-converted-space"/>
-        </w:rPr>
+        <w:t>Output: Authentication status.</w:t>
         <w:br/>
-      </w:r>
-      <w:r>
-        <w:rPr>
-          <w:rStyle w:val="None"/>
-          <w:lang w:val="pt-PT"/>
-        </w:rPr>
-        <w:t>Process:</w:t>
-      </w:r>
-      <w:r>
-        <w:rPr>
-          <w:rStyle w:val="None"/>
-        </w:rPr>
-        <w:t xml:space="preserve"> </w:t>
-      </w:r>
-      <w:r>
-        <w:rPr>
-          <w:rStyle w:val="None"/>
-        </w:rPr>
-        <w:t xml:space="preserve">When </w:t>
-      </w:r>
-      <w:r>
-        <w:rPr>
-          <w:rStyle w:val="None"/>
-        </w:rPr>
-        <w:t>connected to the internet user authentication is performed</w:t>
-      </w:r>
-      <w:r>
-        <w:rPr>
-          <w:rStyle w:val="None"/>
-        </w:rPr>
-        <w:t>. Once authenticated, the system allows continued offline usage using a locally stored session.</w:t>
-      </w:r>
-      <w:r>
-        <w:rPr>
-          <w:rStyle w:val="apple-converted-space"/>
-        </w:rPr>
+        <w:t>Process: User authentication was performed through the Django backend when the device was online, and the authenticated session was stored by the mobile application.</w:t>
         <w:br/>
-      </w:r>
-      <w:r>
-        <w:rPr>
-          <w:rStyle w:val="None"/>
-        </w:rPr>
-        <w:t xml:space="preserve">Constraints: </w:t>
-      </w:r>
-      <w:r>
-        <w:rPr>
-          <w:rStyle w:val="None"/>
-        </w:rPr>
-        <w:t>Internet</w:t>
-      </w:r>
-      <w:r>
-        <w:rPr>
-          <w:rStyle w:val="None"/>
-        </w:rPr>
-        <w:t xml:space="preserve"> Connectivity and </w:t>
-      </w:r>
-      <w:r>
-        <w:rPr>
-          <w:rStyle w:val="None"/>
-        </w:rPr>
-        <w:t>handling data in a secure manner.</w:t>
-      </w:r>
-      <w:r>
-        <w:rPr>
-          <w:rStyle w:val="apple-converted-space"/>
-        </w:rPr>
+        <w:t>Constraints: Internet connectivity and secure handling of user data were required.</w:t>
         <w:br/>
-      </w:r>
-      <w:r>
-        <w:rPr>
-          <w:rStyle w:val="None"/>
-        </w:rPr>
-        <w:t>Priority:</w:t>
-      </w:r>
-      <w:r>
-        <w:rPr>
-          <w:rStyle w:val="None"/>
-          <w:lang w:val="pt-PT"/>
-        </w:rPr>
-        <w:t xml:space="preserve"> Essential.</w:t>
+        <w:t>Priority: Essential.</w:t>
       </w:r>
     </w:p>
     <w:p>
@@ -15513,164 +11879,15 @@
         </w:rPr>
       </w:pPr>
       <w:r>
-        <w:rPr>
-          <w:rStyle w:val="None"/>
-        </w:rPr>
-        <w:t xml:space="preserve">Input: </w:t>
-      </w:r>
-      <w:r>
-        <w:rPr>
-          <w:rStyle w:val="None"/>
-        </w:rPr>
-        <w:t>C</w:t>
-      </w:r>
-      <w:r>
-        <w:rPr>
-          <w:rStyle w:val="None"/>
-        </w:rPr>
-        <w:t xml:space="preserve">amera input </w:t>
-      </w:r>
-      <w:r>
-        <w:rPr>
-          <w:rStyle w:val="None"/>
-        </w:rPr>
-        <w:t>using</w:t>
-      </w:r>
-      <w:r>
-        <w:rPr>
-          <w:rStyle w:val="None"/>
-        </w:rPr>
-        <w:t xml:space="preserve"> mobile device.</w:t>
-      </w:r>
-      <w:r>
-        <w:rPr>
-          <w:rStyle w:val="apple-converted-space"/>
-        </w:rPr>
+        <w:t>Input: Camera input using the mobile device.</w:t>
         <w:br/>
-      </w:r>
-      <w:r>
-        <w:rPr>
-          <w:rStyle w:val="Strong"/>
-        </w:rPr>
-        <w:t>Output:</w:t>
-      </w:r>
-      <w:r>
-        <w:rPr>
-          <w:rStyle w:val="None"/>
-        </w:rPr>
-        <w:t xml:space="preserve"> Captured leaf image.</w:t>
-      </w:r>
-      <w:r>
-        <w:rPr>
-          <w:rStyle w:val="apple-converted-space"/>
-        </w:rPr>
+        <w:t>Output: Captured leaf image.</w:t>
         <w:br/>
-      </w:r>
-      <w:r>
-        <w:rPr>
-          <w:rStyle w:val="None"/>
-          <w:lang w:val="pt-PT"/>
-        </w:rPr>
-        <w:t>Process:</w:t>
-      </w:r>
-      <w:r>
-        <w:rPr>
-          <w:rStyle w:val="None"/>
-          <w:lang w:val="pt-PT"/>
-        </w:rPr>
-        <w:t xml:space="preserve">The user captures the image </w:t>
-      </w:r>
-      <w:r>
-        <w:rPr>
-          <w:rStyle w:val="None"/>
-          <w:lang w:val="pt-PT"/>
-        </w:rPr>
-        <w:t>throught the mobile application using the phone camera</w:t>
-      </w:r>
-      <w:r>
-        <w:rPr>
-          <w:rStyle w:val="None"/>
-        </w:rPr>
-        <w:t>.</w:t>
-      </w:r>
-      <w:r>
-        <w:rPr>
-          <w:rStyle w:val="apple-converted-space"/>
-        </w:rPr>
+        <w:t>Process: The user captured the image through the Camera screen in the mobile application.</w:t>
         <w:br/>
-      </w:r>
-      <w:r>
-        <w:rPr>
-          <w:rStyle w:val="None"/>
-        </w:rPr>
-        <w:t xml:space="preserve">Constraints: The </w:t>
-      </w:r>
-      <w:r>
-        <w:rPr>
-          <w:rStyle w:val="None"/>
-        </w:rPr>
-        <w:t>phone</w:t>
-      </w:r>
-      <w:r>
-        <w:rPr>
-          <w:rStyle w:val="None"/>
-        </w:rPr>
-        <w:t xml:space="preserve"> must have a functional camera</w:t>
-      </w:r>
-      <w:r>
-        <w:rPr>
-          <w:rStyle w:val="None"/>
-        </w:rPr>
-        <w:t xml:space="preserve"> since</w:t>
-      </w:r>
-      <w:r>
-        <w:rPr>
-          <w:rStyle w:val="None"/>
-        </w:rPr>
-        <w:t xml:space="preserve"> poor image quality may affect </w:t>
-      </w:r>
-      <w:r>
-        <w:rPr>
-          <w:rStyle w:val="None"/>
-        </w:rPr>
-        <w:t xml:space="preserve">the </w:t>
-      </w:r>
-      <w:r>
-        <w:rPr>
-          <w:rStyle w:val="None"/>
-        </w:rPr>
-        <w:t xml:space="preserve">classification </w:t>
-      </w:r>
-      <w:r>
-        <w:rPr>
-          <w:rStyle w:val="None"/>
-        </w:rPr>
-        <w:t>result</w:t>
-      </w:r>
-      <w:r>
-        <w:rPr>
-          <w:rStyle w:val="None"/>
-        </w:rPr>
-        <w:t>.</w:t>
-      </w:r>
-      <w:r>
-        <w:rPr>
-          <w:rStyle w:val="apple-converted-space"/>
-        </w:rPr>
+        <w:t>Constraints: The phone needed a functional camera, and poor image quality affected the classification result.</w:t>
         <w:br/>
-      </w:r>
-      <w:r>
-        <w:rPr>
-          <w:rStyle w:val="None"/>
-        </w:rPr>
-        <w:t>Priority:</w:t>
-      </w:r>
-      <w:r>
-        <w:rPr>
-          <w:rStyle w:val="None"/>
-          <w:lang w:val="pt-PT"/>
-        </w:rPr>
-        <w:t xml:space="preserve"> Essential.</w:t>
+        <w:t>Priority: Essential.</w:t>
       </w:r>
     </w:p>
     <w:p>
@@ -15697,94 +11914,14 @@
         <w:jc w:val="left"/>
       </w:pPr>
       <w:r>
-        <w:rPr>
-          <w:rStyle w:val="None"/>
-        </w:rPr>
-        <w:t xml:space="preserve">Input: Image </w:t>
-      </w:r>
-      <w:r>
-        <w:rPr>
-          <w:rStyle w:val="None"/>
-        </w:rPr>
-        <w:t>uploaded from device local storage</w:t>
-      </w:r>
-      <w:r>
-        <w:rPr>
-          <w:rStyle w:val="None"/>
-        </w:rPr>
-        <w:t>.</w:t>
-      </w:r>
-      <w:r>
-        <w:rPr>
-          <w:rStyle w:val="apple-converted-space"/>
-        </w:rPr>
+        <w:t>Input: Image uploaded from device local storage.</w:t>
         <w:br/>
-      </w:r>
-      <w:r>
-        <w:rPr>
-          <w:rStyle w:val="Strong"/>
-        </w:rPr>
-        <w:t>Output:</w:t>
-      </w:r>
-      <w:r>
-        <w:rPr>
-          <w:rStyle w:val="None"/>
-        </w:rPr>
-        <w:t xml:space="preserve"> </w:t>
-      </w:r>
-      <w:r>
-        <w:rPr>
-          <w:rStyle w:val="None"/>
-        </w:rPr>
-        <w:t>The u</w:t>
-      </w:r>
-      <w:r>
-        <w:rPr>
-          <w:rStyle w:val="None"/>
-        </w:rPr>
-        <w:t>ploaded image.</w:t>
-      </w:r>
-      <w:r>
-        <w:rPr>
-          <w:rStyle w:val="apple-converted-space"/>
-        </w:rPr>
+        <w:t>Output: Uploaded leaf image.</w:t>
         <w:br/>
-      </w:r>
-      <w:r>
-        <w:rPr>
-          <w:rStyle w:val="None"/>
-          <w:lang w:val="pt-PT"/>
-        </w:rPr>
-        <w:t>Process:</w:t>
-      </w:r>
-      <w:r>
-        <w:rPr>
-          <w:rStyle w:val="None"/>
-        </w:rPr>
-        <w:t xml:space="preserve"> The system allows the user to upload an existing image of a plant leaf from local storage.</w:t>
-      </w:r>
-      <w:r>
-        <w:rPr>
-          <w:rStyle w:val="apple-converted-space"/>
-        </w:rPr>
+        <w:t>Process: The user selected an existing plant leaf image through the Gallery screen.</w:t>
         <w:br/>
-      </w:r>
-      <w:r>
-        <w:rPr>
-          <w:rStyle w:val="None"/>
-        </w:rPr>
-        <w:t>Constraints: Supported image formats and file size limitations apply.</w:t>
-      </w:r>
-      <w:r>
-        <w:rPr>
-          <w:rStyle w:val="apple-converted-space"/>
-        </w:rPr>
+        <w:t>Constraints: Supported image formats and file size limitations applied.</w:t>
         <w:br/>
-      </w:r>
-      <w:r>
-        <w:rPr>
-          <w:rStyle w:val="None"/>
-        </w:rPr>
         <w:t>Priority: Recommended.</w:t>
       </w:r>
     </w:p>
@@ -15812,78 +11949,15 @@
         <w:jc w:val="left"/>
       </w:pPr>
       <w:r>
-        <w:rPr>
-          <w:rStyle w:val="None"/>
-        </w:rPr>
         <w:t>Input: Leaf image.</w:t>
-      </w:r>
-      <w:r>
-        <w:rPr>
-          <w:rStyle w:val="apple-converted-space"/>
-        </w:rPr>
         <w:br/>
-      </w:r>
-      <w:r>
-        <w:rPr>
-          <w:rStyle w:val="Strong"/>
-        </w:rPr>
-        <w:t>Output:</w:t>
-      </w:r>
-      <w:r>
-        <w:rPr>
-          <w:rStyle w:val="None"/>
-        </w:rPr>
-        <w:t xml:space="preserve"> Predicted disease class and confidence score.</w:t>
-      </w:r>
-      <w:r>
-        <w:rPr>
-          <w:rStyle w:val="apple-converted-space"/>
-        </w:rPr>
+        <w:t>Output: Predicted disease class and confidence score.</w:t>
         <w:br/>
-      </w:r>
-      <w:r>
-        <w:rPr>
-          <w:rStyle w:val="None"/>
-          <w:lang w:val="pt-PT"/>
-        </w:rPr>
-        <w:t>Process:</w:t>
-      </w:r>
-      <w:r>
-        <w:rPr>
-          <w:rStyle w:val="None"/>
-        </w:rPr>
-        <w:t xml:space="preserve"> The system preprocesses the input image and applies the trained convolutional neural network to generate a prediction.</w:t>
-      </w:r>
-      <w:r>
-        <w:rPr>
-          <w:rStyle w:val="apple-converted-space"/>
-        </w:rPr>
+        <w:t>Process: The system ran image quality checks, selected the inference path based on internet availability and model mode, and generated a prediction using either MobileNetV3 Small or the multimodal model.</w:t>
         <w:br/>
-      </w:r>
-      <w:r>
-        <w:rPr>
-          <w:rStyle w:val="None"/>
-        </w:rPr>
-        <w:t>Constraints: Performance depends on available computing resources.</w:t>
-      </w:r>
-      <w:r>
-        <w:rPr>
-          <w:rStyle w:val="apple-converted-space"/>
-        </w:rPr>
+        <w:t>Constraints: Performance depended on device hardware, backend availability, and network status.</w:t>
         <w:br/>
-      </w:r>
-      <w:r>
-        <w:rPr>
-          <w:rStyle w:val="None"/>
-        </w:rPr>
-        <w:t>Priority:</w:t>
-      </w:r>
-      <w:r>
-        <w:rPr>
-          <w:rStyle w:val="None"/>
-          <w:lang w:val="pt-PT"/>
-        </w:rPr>
-        <w:t xml:space="preserve"> Essential.</w:t>
+        <w:t>Priority: Essential.</w:t>
       </w:r>
     </w:p>
     <w:p>
@@ -15913,70 +11987,14 @@
         </w:rPr>
       </w:pPr>
       <w:r>
-        <w:rPr>
-          <w:rStyle w:val="None"/>
-        </w:rPr>
         <w:t>Input: Leaf image.</w:t>
-      </w:r>
-      <w:r>
-        <w:rPr>
-          <w:rStyle w:val="apple-converted-space"/>
-        </w:rPr>
         <w:br/>
-      </w:r>
-      <w:r>
-        <w:rPr>
-          <w:rStyle w:val="Strong"/>
-        </w:rPr>
-        <w:t>Output:</w:t>
-      </w:r>
-      <w:r>
-        <w:rPr>
-          <w:rStyle w:val="None"/>
-        </w:rPr>
-        <w:t xml:space="preserve"> Predicted disease class and confidence score.</w:t>
-      </w:r>
-      <w:r>
-        <w:rPr>
-          <w:rStyle w:val="apple-converted-space"/>
-        </w:rPr>
+        <w:t>Output: Predicted disease class and confidence score.</w:t>
         <w:br/>
-      </w:r>
-      <w:r>
-        <w:rPr>
-          <w:rStyle w:val="None"/>
-          <w:lang w:val="pt-PT"/>
-        </w:rPr>
-        <w:t>Process:</w:t>
-      </w:r>
-      <w:r>
-        <w:rPr>
-          <w:rStyle w:val="None"/>
-        </w:rPr>
-        <w:t xml:space="preserve"> The system performs disease classification locally on the mobile device without requiring internet connectivity.</w:t>
-      </w:r>
-      <w:r>
-        <w:rPr>
-          <w:rStyle w:val="apple-converted-space"/>
-        </w:rPr>
+        <w:t>Process: When the device was offline, the system used the MobileNetV3 Small image-only model for offline inference.</w:t>
         <w:br/>
-      </w:r>
-      <w:r>
-        <w:rPr>
-          <w:rStyle w:val="None"/>
-        </w:rPr>
-        <w:t>Constraints: Limited by device processing power and local storage capacity.</w:t>
-      </w:r>
-      <w:r>
-        <w:rPr>
-          <w:rStyle w:val="apple-converted-space"/>
-        </w:rPr>
+        <w:t>Constraints: The process was limited by local device processing power and model storage.</w:t>
         <w:br/>
-      </w:r>
-      <w:r>
-        <w:rPr>
-          <w:rStyle w:val="None"/>
-        </w:rPr>
         <w:t>Priority: Essential.</w:t>
       </w:r>
     </w:p>
@@ -16046,70 +12064,14 @@
         <w:jc w:val="left"/>
       </w:pPr>
       <w:r>
-        <w:rPr>
-          <w:rStyle w:val="None"/>
-        </w:rPr>
-        <w:t>Input: Leaf image.</w:t>
-      </w:r>
-      <w:r>
-        <w:rPr>
-          <w:rStyle w:val="apple-converted-space"/>
-        </w:rPr>
+        <w:t>Input: Leaf image and environmental metadata.</w:t>
         <w:br/>
-      </w:r>
-      <w:r>
-        <w:rPr>
-          <w:rStyle w:val="Strong"/>
-        </w:rPr>
-        <w:t>Output:</w:t>
-      </w:r>
-      <w:r>
-        <w:rPr>
-          <w:rStyle w:val="None"/>
-        </w:rPr>
-        <w:t xml:space="preserve"> Predicted disease class and confidence score.</w:t>
-      </w:r>
-      <w:r>
-        <w:rPr>
-          <w:rStyle w:val="apple-converted-space"/>
-        </w:rPr>
+        <w:t>Output: Predicted disease class and confidence score.</w:t>
         <w:br/>
-      </w:r>
-      <w:r>
-        <w:rPr>
-          <w:rStyle w:val="None"/>
-          <w:lang w:val="pt-PT"/>
-        </w:rPr>
-        <w:t>Process:</w:t>
-      </w:r>
-      <w:r>
-        <w:rPr>
-          <w:rStyle w:val="None"/>
-        </w:rPr>
-        <w:t xml:space="preserve"> When internet connectivity is available, the system supports remote inference for; however, this is not required for core functionality.</w:t>
-      </w:r>
-      <w:r>
-        <w:rPr>
-          <w:rStyle w:val="apple-converted-space"/>
-        </w:rPr>
+        <w:t>Process: When internet connectivity was available, the system fetched weather data from the Open-Meteo API using the user location and used the online multimodal model with image features and metadata.</w:t>
         <w:br/>
-      </w:r>
-      <w:r>
-        <w:rPr>
-          <w:rStyle w:val="None"/>
-        </w:rPr>
-        <w:t>Constraints: Requires a stable network connection and may introduce latency.</w:t>
-      </w:r>
-      <w:r>
-        <w:rPr>
-          <w:rStyle w:val="apple-converted-space"/>
-        </w:rPr>
+        <w:t>Constraints: This path required internet connectivity and API availability.</w:t>
         <w:br/>
-      </w:r>
-      <w:r>
-        <w:rPr>
-          <w:rStyle w:val="None"/>
-        </w:rPr>
         <w:t>Priority: Essential.</w:t>
       </w:r>
     </w:p>
@@ -16140,78 +12102,15 @@
         </w:rPr>
       </w:pPr>
       <w:r>
-        <w:rPr>
-          <w:rStyle w:val="None"/>
-        </w:rPr>
         <w:t>Input: Predicted disease class and confidence score.</w:t>
-      </w:r>
-      <w:r>
-        <w:rPr>
-          <w:rStyle w:val="apple-converted-space"/>
-        </w:rPr>
         <w:br/>
-      </w:r>
-      <w:r>
-        <w:rPr>
-          <w:rStyle w:val="Strong"/>
-        </w:rPr>
-        <w:t>Output:</w:t>
-      </w:r>
-      <w:r>
-        <w:rPr>
-          <w:rStyle w:val="None"/>
-        </w:rPr>
-        <w:t xml:space="preserve"> Displayed result to the user.</w:t>
-      </w:r>
-      <w:r>
-        <w:rPr>
-          <w:rStyle w:val="apple-converted-space"/>
-        </w:rPr>
+        <w:t>Output: Displayed diagnosis result.</w:t>
         <w:br/>
-      </w:r>
-      <w:r>
-        <w:rPr>
-          <w:rStyle w:val="None"/>
-          <w:lang w:val="pt-PT"/>
-        </w:rPr>
-        <w:t>Process:</w:t>
-      </w:r>
-      <w:r>
-        <w:rPr>
-          <w:rStyle w:val="None"/>
-        </w:rPr>
-        <w:t xml:space="preserve"> The system presents the classification result in a clear and understandable format within the mobile application.</w:t>
-      </w:r>
-      <w:r>
-        <w:rPr>
-          <w:rStyle w:val="apple-converted-space"/>
-        </w:rPr>
+        <w:t>Process: The Result screen presented the disease name, confidence score, crop name, description, Arabic text, and advice in a clear format.</w:t>
         <w:br/>
-      </w:r>
-      <w:r>
-        <w:rPr>
-          <w:rStyle w:val="None"/>
-        </w:rPr>
-        <w:t>Constraints: The interface must remain simple and suitable for non-technical users.</w:t>
-      </w:r>
-      <w:r>
-        <w:rPr>
-          <w:rStyle w:val="apple-converted-space"/>
-        </w:rPr>
+        <w:t>Constraints: The interface remained simple for non-technical users.</w:t>
         <w:br/>
-      </w:r>
-      <w:r>
-        <w:rPr>
-          <w:rStyle w:val="None"/>
-        </w:rPr>
-        <w:t>Priority:</w:t>
-      </w:r>
-      <w:r>
-        <w:rPr>
-          <w:rStyle w:val="None"/>
-          <w:lang w:val="pt-PT"/>
-        </w:rPr>
-        <w:t xml:space="preserve"> Essential.</w:t>
+        <w:t>Priority: Essential.</w:t>
       </w:r>
     </w:p>
     <w:p>
@@ -16238,76 +12137,14 @@
         <w:jc w:val="left"/>
       </w:pPr>
       <w:r>
-        <w:rPr>
-          <w:rStyle w:val="None"/>
-        </w:rPr>
-        <w:t>Input: Predicted disease class and confidence score.</w:t>
-      </w:r>
-      <w:r>
-        <w:rPr>
-          <w:rStyle w:val="apple-converted-space"/>
-        </w:rPr>
+        <w:t>Input: Predicted disease class and disease information.</w:t>
         <w:br/>
-      </w:r>
-      <w:r>
-        <w:rPr>
-          <w:rStyle w:val="Strong"/>
-        </w:rPr>
-        <w:t>Output:</w:t>
-      </w:r>
-      <w:r>
-        <w:rPr>
-          <w:rStyle w:val="None"/>
-        </w:rPr>
-        <w:t xml:space="preserve"> Arabic textual explanation or translation.</w:t>
-      </w:r>
-      <w:r>
-        <w:rPr>
-          <w:rStyle w:val="apple-converted-space"/>
-        </w:rPr>
+        <w:t>Output: Arabic disease name, crop name, description, and treatment advice.</w:t>
         <w:br/>
-      </w:r>
-      <w:r>
-        <w:rPr>
-          <w:rStyle w:val="None"/>
-          <w:lang w:val="pt-PT"/>
-        </w:rPr>
-        <w:t>Process:</w:t>
-      </w:r>
-      <w:r>
-        <w:rPr>
-          <w:rStyle w:val="None"/>
-        </w:rPr>
-        <w:t xml:space="preserve"> Disease names and explanations are provided using a locally stored translation dictionary to ensure offline availability.</w:t>
-      </w:r>
-      <w:r>
-        <w:rPr>
-          <w:rStyle w:val="apple-converted-space"/>
-        </w:rPr>
+        <w:t>Process: Arabic values were stored in the disease information data and displayed by the mobile application according to the selected language.</w:t>
         <w:br/>
-      </w:r>
-      <w:r>
-        <w:rPr>
-          <w:rStyle w:val="None"/>
-        </w:rPr>
-        <w:t>Constraints:</w:t>
-      </w:r>
-      <w:r>
-        <w:rPr>
-          <w:rStyle w:val="None"/>
-        </w:rPr>
-        <w:t xml:space="preserve"> Since dictionary is hard-coded any change would need to be manually updated.</w:t>
-      </w:r>
-      <w:r>
-        <w:rPr>
-          <w:rStyle w:val="apple-converted-space"/>
-        </w:rPr>
+        <w:t>Constraints: Translation content required manual maintenance in the stored disease records and mobile translation files.</w:t>
         <w:br/>
-      </w:r>
-      <w:r>
-        <w:rPr>
-          <w:rStyle w:val="None"/>
-        </w:rPr>
         <w:t>Priority: Recommended.</w:t>
       </w:r>
     </w:p>
@@ -16338,172 +12175,14 @@
         </w:rPr>
       </w:pPr>
       <w:r>
-        <w:rPr>
-          <w:rStyle w:val="None"/>
-        </w:rPr>
-        <w:t>Input:</w:t>
-      </w:r>
-      <w:r>
-        <w:rPr>
-          <w:rStyle w:val="None"/>
-        </w:rPr>
-        <w:t xml:space="preserve"> Classification result</w:t>
-      </w:r>
-      <w:r>
-        <w:rPr>
-          <w:rStyle w:val="None"/>
-        </w:rPr>
-        <w:t>.</w:t>
-      </w:r>
-      <w:r>
-        <w:rPr>
-          <w:rStyle w:val="apple-converted-space"/>
-        </w:rPr>
+        <w:t>Input: Classification result.</w:t>
         <w:br/>
-      </w:r>
-      <w:r>
-        <w:rPr>
-          <w:rStyle w:val="Strong"/>
-        </w:rPr>
-        <w:t>Output:</w:t>
-      </w:r>
-      <w:r>
-        <w:rPr>
-          <w:rStyle w:val="Strong"/>
-        </w:rPr>
-        <w:t xml:space="preserve"> </w:t>
-      </w:r>
-      <w:r>
-        <w:rPr>
-          <w:rStyle w:val="None"/>
-        </w:rPr>
-        <w:t>User history  saved</w:t>
-      </w:r>
-      <w:r>
-        <w:rPr>
-          <w:rStyle w:val="None"/>
-        </w:rPr>
-        <w:t>.</w:t>
-      </w:r>
-      <w:r>
-        <w:rPr>
-          <w:rStyle w:val="apple-converted-space"/>
-        </w:rPr>
+        <w:t>Output: Saved user history.</w:t>
         <w:br/>
-      </w:r>
-      <w:r>
-        <w:rPr>
-          <w:rStyle w:val="None"/>
-          <w:lang w:val="pt-PT"/>
-        </w:rPr>
-        <w:t>Process:</w:t>
-      </w:r>
-      <w:r>
-        <w:rPr>
-          <w:rStyle w:val="None"/>
-        </w:rPr>
-        <w:t xml:space="preserve"> </w:t>
-      </w:r>
-      <w:r>
-        <w:rPr>
-          <w:rStyle w:val="None"/>
-        </w:rPr>
-        <w:t>Past diagnos</w:t>
-      </w:r>
-      <w:r>
-        <w:rPr>
-          <w:rStyle w:val="None"/>
-        </w:rPr>
-        <w:t>e</w:t>
-      </w:r>
-      <w:r>
-        <w:rPr>
-          <w:rStyle w:val="None"/>
-        </w:rPr>
-        <w:t>s are stored</w:t>
-      </w:r>
-      <w:r>
-        <w:rPr>
-          <w:rStyle w:val="None"/>
-        </w:rPr>
-        <w:t xml:space="preserve"> in t</w:t>
-      </w:r>
-      <w:r>
-        <w:rPr>
-          <w:rStyle w:val="None"/>
-        </w:rPr>
-        <w:t xml:space="preserve">he system backend database, linked to the authenticated user account. When offline, history records are stored locally and </w:t>
-      </w:r>
-      <w:r>
-        <w:rPr>
-          <w:rStyle w:val="None"/>
-        </w:rPr>
-        <w:t xml:space="preserve">then </w:t>
-      </w:r>
-      <w:r>
-        <w:rPr>
-          <w:rStyle w:val="None"/>
-        </w:rPr>
-        <w:t>sync</w:t>
-      </w:r>
-      <w:r>
-        <w:rPr>
-          <w:rStyle w:val="None"/>
-        </w:rPr>
-        <w:t>ed</w:t>
-      </w:r>
-      <w:r>
-        <w:rPr>
-          <w:rStyle w:val="None"/>
-        </w:rPr>
-        <w:t xml:space="preserve"> with the backend once </w:t>
-      </w:r>
-      <w:r>
-        <w:rPr>
-          <w:rStyle w:val="None"/>
-        </w:rPr>
-        <w:t>connected</w:t>
-      </w:r>
-      <w:r>
-        <w:rPr>
-          <w:rStyle w:val="None"/>
-        </w:rPr>
-        <w:t xml:space="preserve"> to the internet</w:t>
-      </w:r>
-      <w:r>
-        <w:rPr>
-          <w:rStyle w:val="None"/>
-        </w:rPr>
-        <w:t>.</w:t>
-      </w:r>
-      <w:r>
-        <w:rPr>
-          <w:rStyle w:val="apple-converted-space"/>
-        </w:rPr>
+        <w:t>Process: Diagnoses were stored in the Django backend database and linked to the authenticated user account. Offline records were stored locally as pending records and synchronized with the backend when internet connectivity returned.</w:t>
         <w:br/>
-      </w:r>
-      <w:r>
-        <w:rPr>
-          <w:rStyle w:val="None"/>
-        </w:rPr>
-        <w:t xml:space="preserve">Constraints: </w:t>
-      </w:r>
-      <w:r>
-        <w:rPr>
-          <w:rStyle w:val="None"/>
-        </w:rPr>
-        <w:t>Internet connectivity.</w:t>
-      </w:r>
-      <w:r>
-        <w:rPr>
-          <w:rStyle w:val="apple-converted-space"/>
-        </w:rPr>
+        <w:t>Constraints: Backend synchronization required internet connectivity.</w:t>
         <w:br/>
-      </w:r>
-      <w:r>
-        <w:rPr>
-          <w:rStyle w:val="None"/>
-        </w:rPr>
         <w:t>Priority: Recommended.</w:t>
       </w:r>
     </w:p>
@@ -16558,11 +12237,11 @@
       </w:pPr>
       <w:r>
         <w:rPr>
-          <w:rStyle w:val="apple-converted-space"/>
-          <w:color w:val="156082" w:themeColor="accent1"/>
-        </w:rPr>
-        <w:lastRenderedPageBreak/>
-        <w:t>Functional Requirement 10: Model Update Capability</w:t>
+          <w:rFonts w:ascii="Arial" w:hAnsi="Arial"/>
+          <w:color w:val="156082"/>
+          <w:sz w:val="32"/>
+        </w:rPr>
+        <w:t>Functional Requirement 10: Model Mode Selection</w:t>
       </w:r>
     </w:p>
     <w:p>
@@ -16573,131 +12252,37 @@
         <w:jc w:val="left"/>
       </w:pPr>
       <w:r>
-        <w:rPr>
-          <w:rStyle w:val="None"/>
-        </w:rPr>
-        <w:t>Input:</w:t>
-      </w:r>
-      <w:r>
-        <w:rPr>
-          <w:rStyle w:val="None"/>
-        </w:rPr>
-        <w:t xml:space="preserve"> The u</w:t>
-      </w:r>
-      <w:r>
-        <w:rPr>
-          <w:rStyle w:val="None"/>
-        </w:rPr>
-        <w:t>pdated model.</w:t>
-      </w:r>
-      <w:r>
-        <w:rPr>
-          <w:rStyle w:val="apple-converted-space"/>
-        </w:rPr>
+        <w:t>Input: User-selected model mode.</w:t>
         <w:br/>
-      </w:r>
-      <w:r>
-        <w:rPr>
-          <w:rStyle w:val="Strong"/>
-        </w:rPr>
-        <w:t>Output:</w:t>
-      </w:r>
-      <w:r>
-        <w:rPr>
-          <w:rStyle w:val="Strong"/>
-        </w:rPr>
-        <w:t xml:space="preserve"> An</w:t>
-      </w:r>
-      <w:r>
-        <w:rPr>
-          <w:rStyle w:val="None"/>
-        </w:rPr>
-        <w:t xml:space="preserve"> </w:t>
-      </w:r>
-      <w:r>
-        <w:rPr>
-          <w:rStyle w:val="None"/>
-        </w:rPr>
-        <w:t>u</w:t>
-      </w:r>
-      <w:r>
-        <w:rPr>
-          <w:rStyle w:val="None"/>
-        </w:rPr>
-        <w:t>pdated local model version.</w:t>
-      </w:r>
-      <w:r>
-        <w:rPr>
-          <w:rStyle w:val="apple-converted-space"/>
-        </w:rPr>
+        <w:t>Output: Online or offline inference mode.</w:t>
         <w:br/>
-      </w:r>
-      <w:r>
-        <w:rPr>
-          <w:rStyle w:val="None"/>
-          <w:lang w:val="pt-PT"/>
-        </w:rPr>
-        <w:t>Process:</w:t>
-      </w:r>
-      <w:r>
-        <w:rPr>
-          <w:rStyle w:val="None"/>
-        </w:rPr>
-        <w:t xml:space="preserve"> </w:t>
-      </w:r>
-      <w:r>
-        <w:rPr>
-          <w:rStyle w:val="None"/>
-        </w:rPr>
-        <w:t xml:space="preserve">An updated model version </w:t>
-      </w:r>
-      <w:r>
-        <w:rPr>
-          <w:rStyle w:val="None"/>
-        </w:rPr>
-        <w:t>replaces the old one on the mobile phone.</w:t>
-      </w:r>
-      <w:r>
-        <w:rPr>
-          <w:rStyle w:val="apple-converted-space"/>
-        </w:rPr>
+        <w:t>Process: The Settings screen allowed the user to switch between online and offline model modes, and the selected mode was stored locally.</w:t>
         <w:br/>
-      </w:r>
-      <w:r>
-        <w:rPr>
-          <w:rStyle w:val="None"/>
-        </w:rPr>
-        <w:t xml:space="preserve">Constraints: </w:t>
-      </w:r>
-      <w:r>
-        <w:rPr>
-          <w:rStyle w:val="None"/>
-        </w:rPr>
-        <w:t>Intern</w:t>
-      </w:r>
-      <w:r>
-        <w:rPr>
-          <w:rStyle w:val="None"/>
-        </w:rPr>
-        <w:t>et connectivity is needed and compatibility with the mobile device is also needed.</w:t>
-      </w:r>
-      <w:r>
-        <w:rPr>
-          <w:rStyle w:val="apple-converted-space"/>
-        </w:rPr>
+        <w:t>Constraints: Online mode required internet connectivity and weather data retrieval.</w:t>
         <w:br/>
-      </w:r>
-      <w:r>
-        <w:rPr>
-          <w:rStyle w:val="None"/>
-        </w:rPr>
         <w:t>Priority: Recommended.</w:t>
       </w:r>
-      <w:r>
-        <w:rPr>
-          <w:rStyle w:val="apple-converted-space"/>
-        </w:rPr>
-        <w:t xml:space="preserve"> </w:t>
+    </w:p>
+    <w:p>
+      <w:pPr>
+        <w:pStyle w:val="Style1"/>
+      </w:pPr>
+      <w:r>
+        <w:rPr>
+          <w:rFonts w:ascii="Arial" w:hAnsi="Arial"/>
+          <w:color w:val="156082"/>
+          <w:sz w:val="32"/>
+        </w:rPr>
+        <w:t>Functional Requirement 11: Weather API Data Retrieval</w:t>
+      </w:r>
+    </w:p>
+    <w:p>
+      <w:pPr>
+        <w:pStyle w:val="BodyA"/>
+        <w:jc w:val="left"/>
+      </w:pPr>
+      <w:r>
+        <w:t>Input: User location and internet connectivity. Output: Weather metadata and weather risk information. Process: The mobile application requested location permission, fetched current weather from the Open-Meteo API, estimated disease risk for the Home screen, and sent weather context with online prediction requests. The multimodal training pipeline used temperature, humidity, wind speed, precipitation, and soil moisture metadata. Constraints: This requirement depended on location permission, internet connectivity, and Open-Meteo API availability. Priority: Essential.</w:t>
       </w:r>
     </w:p>
     <w:p>
@@ -16728,10 +12313,7 @@
         <w:jc w:val="left"/>
       </w:pPr>
       <w:r>
-        <w:rPr>
-          <w:rStyle w:val="None"/>
-        </w:rPr>
-        <w:t>Non-functional requirements define the quality attributes and constraints of the system rather than specific functionalities. These requirements describe how the system should perform, how secure and usable it should be, and the constraints under which it operates.</w:t>
+        <w:t>Non-functional requirements defined the quality attributes and constraints of the system rather than specific functionalities. These requirements described how the implemented system performed, how secure and usable it was, and the constraints under which it operated.</w:t>
       </w:r>
     </w:p>
     <w:p>
@@ -16755,70 +12337,7 @@
         <w:pStyle w:val="NormalWeb"/>
       </w:pPr>
       <w:r>
-        <w:rPr>
-          <w:rStyle w:val="apple-converted-space"/>
-        </w:rPr>
-        <w:t xml:space="preserve">The system should provide </w:t>
-      </w:r>
-      <w:r>
-        <w:rPr>
-          <w:rStyle w:val="apple-converted-space"/>
-        </w:rPr>
-        <w:t xml:space="preserve">the </w:t>
-      </w:r>
-      <w:r>
-        <w:rPr>
-          <w:rStyle w:val="apple-converted-space"/>
-        </w:rPr>
-        <w:t>results</w:t>
-      </w:r>
-      <w:r>
-        <w:rPr>
-          <w:rStyle w:val="apple-converted-space"/>
-        </w:rPr>
-        <w:t xml:space="preserve"> of classification</w:t>
-      </w:r>
-      <w:r>
-        <w:rPr>
-          <w:rStyle w:val="apple-converted-space"/>
-        </w:rPr>
-        <w:t xml:space="preserve"> </w:t>
-      </w:r>
-      <w:r>
-        <w:rPr>
-          <w:rStyle w:val="apple-converted-space"/>
-        </w:rPr>
-        <w:t>in</w:t>
-      </w:r>
-      <w:r>
-        <w:rPr>
-          <w:rStyle w:val="apple-converted-space"/>
-        </w:rPr>
-        <w:t xml:space="preserve"> a </w:t>
-      </w:r>
-      <w:r>
-        <w:rPr>
-          <w:rStyle w:val="apple-converted-space"/>
-        </w:rPr>
-        <w:t>reasonabl</w:t>
-      </w:r>
-      <w:r>
-        <w:rPr>
-          <w:rStyle w:val="apple-converted-space"/>
-        </w:rPr>
-        <w:t xml:space="preserve">e </w:t>
-      </w:r>
-      <w:r>
-        <w:rPr>
-          <w:rStyle w:val="apple-converted-space"/>
-        </w:rPr>
-        <w:t>amount of</w:t>
-      </w:r>
-      <w:r>
-        <w:rPr>
-          <w:rStyle w:val="apple-converted-space"/>
-        </w:rPr>
-        <w:t xml:space="preserve"> time after image submission.</w:t>
+        <w:t>The system was designed to provide classification results in a reasonable amount of time after image submission.</w:t>
       </w:r>
     </w:p>
     <w:p>
@@ -16830,29 +12349,7 @@
         </w:numPr>
       </w:pPr>
       <w:r>
-        <w:rPr>
-          <w:rStyle w:val="None"/>
-          <w:rFonts w:ascii="Cambria" w:hAnsi="Cambria"/>
-        </w:rPr>
-        <w:t>Constraint:</w:t>
-      </w:r>
-      <w:r>
-        <w:rPr>
-          <w:rStyle w:val="apple-converted-space"/>
-        </w:rPr>
-        <w:t xml:space="preserve"> Performance </w:t>
-      </w:r>
-      <w:r>
-        <w:rPr>
-          <w:rStyle w:val="apple-converted-space"/>
-        </w:rPr>
-        <w:t>almost entirely depends on either network connectiv</w:t>
-      </w:r>
-      <w:r>
-        <w:rPr>
-          <w:rStyle w:val="apple-converted-space"/>
-        </w:rPr>
-        <w:t>ity or device hardware.</w:t>
+        <w:t>Constraint: Performance depended on network connectivity, backend availability, model mode, and device hardware.</w:t>
       </w:r>
     </w:p>
     <w:p>
@@ -16898,52 +12395,7 @@
         <w:pStyle w:val="NormalWeb"/>
       </w:pPr>
       <w:r>
-        <w:rPr>
-          <w:rStyle w:val="apple-converted-space"/>
-        </w:rPr>
-        <w:t xml:space="preserve">The mobile application </w:t>
-      </w:r>
-      <w:r>
-        <w:rPr>
-          <w:rStyle w:val="apple-converted-space"/>
-        </w:rPr>
-        <w:t>needs to</w:t>
-      </w:r>
-      <w:r>
-        <w:rPr>
-          <w:rStyle w:val="apple-converted-space"/>
-        </w:rPr>
-        <w:t xml:space="preserve"> be easy to use by users, particularly farmers. The user interface should be </w:t>
-      </w:r>
-      <w:r>
-        <w:rPr>
-          <w:rStyle w:val="apple-converted-space"/>
-        </w:rPr>
-        <w:t>very</w:t>
-      </w:r>
-      <w:r>
-        <w:rPr>
-          <w:rStyle w:val="apple-converted-space"/>
-        </w:rPr>
-        <w:t xml:space="preserve"> </w:t>
-      </w:r>
-      <w:r>
-        <w:rPr>
-          <w:rStyle w:val="apple-converted-space"/>
-        </w:rPr>
-        <w:t xml:space="preserve">simple, intuitive, and </w:t>
-      </w:r>
-      <w:r>
-        <w:rPr>
-          <w:rStyle w:val="apple-converted-space"/>
-        </w:rPr>
-        <w:t xml:space="preserve">it should </w:t>
-      </w:r>
-      <w:r>
-        <w:rPr>
-          <w:rStyle w:val="apple-converted-space"/>
-        </w:rPr>
-        <w:t>require minimal interaction to obtain results.</w:t>
+        <w:t>The mobile application was designed to be easy to use, particularly for farmers. The interface required minimal interaction to capture or upload an image and receive a result.</w:t>
       </w:r>
     </w:p>
     <w:p>
@@ -16955,41 +12407,7 @@
         </w:numPr>
       </w:pPr>
       <w:r>
-        <w:rPr>
-          <w:rStyle w:val="None"/>
-          <w:rFonts w:ascii="Cambria" w:hAnsi="Cambria"/>
-        </w:rPr>
-        <w:t>Constraint:</w:t>
-      </w:r>
-      <w:r>
-        <w:rPr>
-          <w:rStyle w:val="apple-converted-space"/>
-        </w:rPr>
-        <w:t xml:space="preserve"> The interface </w:t>
-      </w:r>
-      <w:r>
-        <w:rPr>
-          <w:rStyle w:val="apple-converted-space"/>
-        </w:rPr>
-        <w:t>needs to</w:t>
-      </w:r>
-      <w:r>
-        <w:rPr>
-          <w:rStyle w:val="apple-converted-space"/>
-        </w:rPr>
-        <w:t xml:space="preserve"> support clear presentation of results</w:t>
-      </w:r>
-      <w:r>
-        <w:rPr>
-          <w:rStyle w:val="apple-converted-space"/>
-        </w:rPr>
-        <w:t>, yet it should not</w:t>
-      </w:r>
-      <w:r>
-        <w:rPr>
-          <w:rStyle w:val="apple-converted-space"/>
-        </w:rPr>
-        <w:t xml:space="preserve"> overwhelm the user.</w:t>
+        <w:t>Constraint: The interface needed to present disease, confidence, Arabic text, advice, and weather risk without overwhelming the user.</w:t>
       </w:r>
     </w:p>
     <w:p>
@@ -17035,34 +12453,7 @@
         <w:pStyle w:val="NormalWeb"/>
       </w:pPr>
       <w:r>
-        <w:rPr>
-          <w:rStyle w:val="apple-converted-space"/>
-        </w:rPr>
-        <w:t xml:space="preserve">The system should </w:t>
-      </w:r>
-      <w:r>
-        <w:rPr>
-          <w:rStyle w:val="apple-converted-space"/>
-        </w:rPr>
-        <w:t xml:space="preserve">be </w:t>
-      </w:r>
-      <w:r>
-        <w:rPr>
-          <w:rStyle w:val="apple-converted-space"/>
-        </w:rPr>
-        <w:t>stable</w:t>
-      </w:r>
-      <w:r>
-        <w:rPr>
-          <w:rStyle w:val="apple-converted-space"/>
-        </w:rPr>
-        <w:t xml:space="preserve"> and should provide</w:t>
-      </w:r>
-      <w:r>
-        <w:rPr>
-          <w:rStyle w:val="apple-converted-space"/>
-        </w:rPr>
-        <w:t xml:space="preserve"> predictions under normal usage conditions. Offline-first operation improves reliability in rural environments.</w:t>
+        <w:t>The system was implemented to provide predictions under normal usage conditions. Offline inference and pending synchronization improved reliability in rural environments.</w:t>
       </w:r>
     </w:p>
     <w:p>
@@ -17074,41 +12465,7 @@
         </w:numPr>
       </w:pPr>
       <w:r>
-        <w:rPr>
-          <w:rStyle w:val="None"/>
-          <w:rFonts w:ascii="Cambria" w:hAnsi="Cambria"/>
-        </w:rPr>
-        <w:t>Constraint:</w:t>
-      </w:r>
-      <w:r>
-        <w:rPr>
-          <w:rStyle w:val="apple-converted-space"/>
-        </w:rPr>
-        <w:t xml:space="preserve"> Reliability depends on </w:t>
-      </w:r>
-      <w:r>
-        <w:rPr>
-          <w:rStyle w:val="apple-converted-space"/>
-        </w:rPr>
-        <w:t xml:space="preserve">both </w:t>
-      </w:r>
-      <w:r>
-        <w:rPr>
-          <w:rStyle w:val="apple-converted-space"/>
-        </w:rPr>
-        <w:t>the quality of images</w:t>
-      </w:r>
-      <w:r>
-        <w:rPr>
-          <w:rStyle w:val="apple-converted-space"/>
-        </w:rPr>
-        <w:t xml:space="preserve"> submitted</w:t>
-      </w:r>
-      <w:r>
-        <w:rPr>
-          <w:rStyle w:val="apple-converted-space"/>
-        </w:rPr>
-        <w:t xml:space="preserve"> and availability of backend services when required.</w:t>
+        <w:t>Constraint: Reliability depended on submitted image quality, local device resources, backend services, and weather API availability for online mode.</w:t>
       </w:r>
     </w:p>
     <w:p>
@@ -17188,49 +12545,10 @@
       <w:pPr>
         <w:pStyle w:val="NormalWeb"/>
       </w:pPr>
-      <w:r>
-        <w:rPr>
-          <w:rStyle w:val="apple-converted-space"/>
-        </w:rPr>
-        <w:t>The system should be available whenever the user launches the application.</w:t>
-      </w:r>
-      <w:r>
-        <w:rPr>
-          <w:rStyle w:val="apple-converted-space"/>
-        </w:rPr>
-        <w:t xml:space="preserve"> </w:t>
-      </w:r>
       <w:proofErr w:type="gramStart"/>
-      <w:r>
-        <w:rPr>
-          <w:rStyle w:val="apple-converted-space"/>
-        </w:rPr>
-        <w:t>Also</w:t>
-      </w:r>
       <w:proofErr w:type="gramEnd"/>
       <w:r>
-        <w:rPr>
-          <w:rStyle w:val="apple-converted-space"/>
-        </w:rPr>
-        <w:t xml:space="preserve"> b</w:t>
-      </w:r>
-      <w:r>
-        <w:rPr>
-          <w:rStyle w:val="apple-converted-space"/>
-        </w:rPr>
-        <w:t>ackend</w:t>
-      </w:r>
-      <w:r>
-        <w:rPr>
-          <w:rStyle w:val="apple-converted-space"/>
-        </w:rPr>
-        <w:t xml:space="preserve"> </w:t>
-      </w:r>
-      <w:r>
-        <w:rPr>
-          <w:rStyle w:val="apple-converted-space"/>
-        </w:rPr>
-        <w:t>dependent features should function when an internet connection is available.</w:t>
+        <w:t>The system was available through the mobile application when launched. Backend-dependent features functioned when internet connectivity was available.</w:t>
       </w:r>
     </w:p>
     <w:p>
@@ -17242,41 +12560,7 @@
         </w:numPr>
       </w:pPr>
       <w:r>
-        <w:rPr>
-          <w:rStyle w:val="None"/>
-          <w:rFonts w:ascii="Cambria" w:hAnsi="Cambria"/>
-        </w:rPr>
-        <w:t>Constraint:</w:t>
-      </w:r>
-      <w:r>
-        <w:rPr>
-          <w:rStyle w:val="apple-converted-space"/>
-        </w:rPr>
-        <w:t> </w:t>
-      </w:r>
-      <w:r>
-        <w:rPr>
-          <w:rStyle w:val="apple-converted-space"/>
-        </w:rPr>
-        <w:t>The o</w:t>
-      </w:r>
-      <w:r>
-        <w:rPr>
-          <w:rStyle w:val="apple-converted-space"/>
-        </w:rPr>
-        <w:t xml:space="preserve">nline services are </w:t>
-      </w:r>
-      <w:r>
-        <w:rPr>
-          <w:rStyle w:val="apple-converted-space"/>
-        </w:rPr>
-        <w:t>dependent on</w:t>
-      </w:r>
-      <w:r>
-        <w:rPr>
-          <w:rStyle w:val="apple-converted-space"/>
-        </w:rPr>
-        <w:t xml:space="preserve"> server availability and network connectivity.</w:t>
+        <w:t>Constraint: Online services depended on server availability, network connectivity, and Open-Meteo API availability.</w:t>
       </w:r>
     </w:p>
     <w:p>
@@ -17322,10 +12606,7 @@
         <w:pStyle w:val="NormalWeb"/>
       </w:pPr>
       <w:r>
-        <w:rPr>
-          <w:rStyle w:val="apple-converted-space"/>
-        </w:rPr>
-        <w:t>The system should protect user data and ensure secure access to backend services. User authentication and stored information must be handled securely.</w:t>
+        <w:t>The system protected user data through authenticated backend access. User credentials and stored information were handled through Django authentication and API access control.</w:t>
       </w:r>
     </w:p>
     <w:p>
@@ -17337,17 +12618,7 @@
         </w:numPr>
       </w:pPr>
       <w:r>
-        <w:rPr>
-          <w:rStyle w:val="None"/>
-          <w:rFonts w:ascii="Cambria" w:hAnsi="Cambria"/>
-        </w:rPr>
-        <w:t>Constraint:</w:t>
-      </w:r>
-      <w:r>
-        <w:rPr>
-          <w:rStyle w:val="apple-converted-space"/>
-        </w:rPr>
-        <w:t> Requires secure communication channels and proper access control mechanisms.</w:t>
+        <w:t>Constraint: Secure communication channels and proper access control mechanisms were required.</w:t>
       </w:r>
     </w:p>
     <w:p>
@@ -17393,64 +12664,7 @@
         <w:pStyle w:val="NormalWeb"/>
       </w:pPr>
       <w:r>
-        <w:rPr>
-          <w:rStyle w:val="apple-converted-space"/>
-        </w:rPr>
-        <w:t xml:space="preserve">The system should be </w:t>
-      </w:r>
-      <w:r>
-        <w:rPr>
-          <w:rStyle w:val="apple-converted-space"/>
-        </w:rPr>
-        <w:t>allowed</w:t>
-      </w:r>
-      <w:r>
-        <w:rPr>
-          <w:rStyle w:val="apple-converted-space"/>
-        </w:rPr>
-        <w:t xml:space="preserve"> </w:t>
-      </w:r>
-      <w:r>
-        <w:rPr>
-          <w:rStyle w:val="apple-converted-space"/>
-        </w:rPr>
-        <w:t xml:space="preserve">for </w:t>
-      </w:r>
-      <w:r>
-        <w:rPr>
-          <w:rStyle w:val="apple-converted-space"/>
-        </w:rPr>
-        <w:t>future expansion</w:t>
-      </w:r>
-      <w:r>
-        <w:rPr>
-          <w:rStyle w:val="apple-converted-space"/>
-        </w:rPr>
-        <w:t xml:space="preserve"> in terms of </w:t>
-      </w:r>
-      <w:r>
-        <w:rPr>
-          <w:rStyle w:val="apple-converted-space"/>
-        </w:rPr>
-        <w:t xml:space="preserve"> supporting additional crops, diseases, or </w:t>
-      </w:r>
-      <w:r>
-        <w:rPr>
-          <w:rStyle w:val="apple-converted-space"/>
-        </w:rPr>
-        <w:t xml:space="preserve">an </w:t>
-      </w:r>
-      <w:r>
-        <w:rPr>
-          <w:rStyle w:val="apple-converted-space"/>
-        </w:rPr>
-        <w:t>increased number of users</w:t>
-      </w:r>
-      <w:r>
-        <w:rPr>
-          <w:rStyle w:val="apple-converted-space"/>
-        </w:rPr>
-        <w:t>.</w:t>
+        <w:t>The system was organized in a modular way so crop classes, disease records, users, and history records could be maintained through structured model and backend components.</w:t>
       </w:r>
     </w:p>
     <w:p>
@@ -17462,17 +12676,7 @@
         </w:numPr>
       </w:pPr>
       <w:r>
-        <w:rPr>
-          <w:rStyle w:val="None"/>
-          <w:rFonts w:ascii="Cambria" w:hAnsi="Cambria"/>
-        </w:rPr>
-        <w:t>Constraint:</w:t>
-      </w:r>
-      <w:r>
-        <w:rPr>
-          <w:rStyle w:val="apple-converted-space"/>
-        </w:rPr>
-        <w:t> Scalability may depend on backend infrastructure and available resources.</w:t>
+        <w:t>Constraint: Scalability depended on backend infrastructure, model size, and available compute resources.</w:t>
       </w:r>
     </w:p>
     <w:p>
@@ -17518,34 +12722,7 @@
         <w:pStyle w:val="NormalWeb"/>
       </w:pPr>
       <w:r>
-        <w:rPr>
-          <w:rStyle w:val="apple-converted-space"/>
-        </w:rPr>
-        <w:t>The system should be modular to allow</w:t>
-      </w:r>
-      <w:r>
-        <w:rPr>
-          <w:rStyle w:val="apple-converted-space"/>
-        </w:rPr>
-        <w:t xml:space="preserve"> for</w:t>
-      </w:r>
-      <w:r>
-        <w:rPr>
-          <w:rStyle w:val="apple-converted-space"/>
-        </w:rPr>
-        <w:t xml:space="preserve"> updates, bug fixes, and model improvements with </w:t>
-      </w:r>
-      <w:r>
-        <w:rPr>
-          <w:rStyle w:val="apple-converted-space"/>
-        </w:rPr>
-        <w:t>little</w:t>
-      </w:r>
-      <w:r>
-        <w:rPr>
-          <w:rStyle w:val="apple-converted-space"/>
-        </w:rPr>
-        <w:t xml:space="preserve"> impact on existing functionality.</w:t>
+        <w:t>The system was modular, with separate training, preprocessing, backend, weather, history, authentication, and mobile application components.</w:t>
       </w:r>
     </w:p>
     <w:p>
@@ -17557,24 +12734,7 @@
         </w:numPr>
       </w:pPr>
       <w:r>
-        <w:rPr>
-          <w:rStyle w:val="None"/>
-          <w:rFonts w:ascii="Cambria" w:hAnsi="Cambria"/>
-        </w:rPr>
-        <w:t>Constraint</w:t>
-      </w:r>
-      <w:r>
-        <w:rPr>
-          <w:rStyle w:val="None"/>
-          <w:rFonts w:ascii="Cambria" w:hAnsi="Cambria"/>
-        </w:rPr>
-        <w:t>: Needs</w:t>
-      </w:r>
-      <w:r>
-        <w:rPr>
-          <w:rStyle w:val="apple-converted-space"/>
-        </w:rPr>
-        <w:t xml:space="preserve"> clear code organization and documentation.</w:t>
+        <w:t>Constraint: Clear code organization and documentation were required.</w:t>
       </w:r>
     </w:p>
     <w:p>
@@ -17620,34 +12780,7 @@
         <w:pStyle w:val="NormalWeb"/>
       </w:pPr>
       <w:r>
-        <w:rPr>
-          <w:rStyle w:val="apple-converted-space"/>
-        </w:rPr>
-        <w:t xml:space="preserve">The system should be </w:t>
-      </w:r>
-      <w:r>
-        <w:rPr>
-          <w:rStyle w:val="apple-converted-space"/>
-        </w:rPr>
-        <w:t>compatible</w:t>
-      </w:r>
-      <w:r>
-        <w:rPr>
-          <w:rStyle w:val="apple-converted-space"/>
-        </w:rPr>
-        <w:t xml:space="preserve"> to different mobile </w:t>
-      </w:r>
-      <w:r>
-        <w:rPr>
-          <w:rStyle w:val="apple-converted-space"/>
-        </w:rPr>
-        <w:t xml:space="preserve"> OS </w:t>
-      </w:r>
-      <w:r>
-        <w:rPr>
-          <w:rStyle w:val="apple-converted-space"/>
-        </w:rPr>
-        <w:t>and environments with minimal changes.</w:t>
+        <w:t>The mobile application was implemented with React Native and Expo to support mobile deployment across supported environments.</w:t>
       </w:r>
     </w:p>
     <w:p>
@@ -17659,29 +12792,7 @@
         </w:numPr>
       </w:pPr>
       <w:r>
-        <w:rPr>
-          <w:rStyle w:val="None"/>
-          <w:rFonts w:ascii="Cambria" w:hAnsi="Cambria"/>
-        </w:rPr>
-        <w:t>Constraint:</w:t>
-      </w:r>
-      <w:r>
-        <w:rPr>
-          <w:rStyle w:val="apple-converted-space"/>
-        </w:rPr>
-        <w:t> </w:t>
-      </w:r>
-      <w:r>
-        <w:rPr>
-          <w:rStyle w:val="apple-converted-space"/>
-        </w:rPr>
-        <w:t>D</w:t>
-      </w:r>
-      <w:r>
-        <w:rPr>
-          <w:rStyle w:val="apple-converted-space"/>
-        </w:rPr>
-        <w:t>epends on framework compatibility and platform support.</w:t>
+        <w:t>Constraint: Portability depended on framework compatibility and platform support.</w:t>
       </w:r>
     </w:p>
     <w:p>
@@ -17727,22 +12838,7 @@
         <w:pStyle w:val="NormalWeb"/>
       </w:pPr>
       <w:r>
-        <w:rPr>
-          <w:rStyle w:val="apple-converted-space"/>
-        </w:rPr>
-        <w:t xml:space="preserve">The disease classification results should </w:t>
-      </w:r>
-      <w:r>
-        <w:rPr>
-          <w:rStyle w:val="apple-converted-space"/>
-        </w:rPr>
-        <w:t>have</w:t>
-      </w:r>
-      <w:r>
-        <w:rPr>
-          <w:rStyle w:val="apple-converted-space"/>
-        </w:rPr>
-        <w:t xml:space="preserve"> acceptable accuracy suitable for decision support.</w:t>
+        <w:t>The disease classification results were evaluated for decision support, with the offline model reaching 0.947 accuracy and the online multimodal model reaching 0.954 accuracy.</w:t>
       </w:r>
     </w:p>
     <w:p>
@@ -17754,35 +12850,7 @@
         </w:numPr>
       </w:pPr>
       <w:r>
-        <w:rPr>
-          <w:rStyle w:val="None"/>
-          <w:rFonts w:ascii="Cambria" w:hAnsi="Cambria"/>
-        </w:rPr>
-        <w:t>Constraint:</w:t>
-      </w:r>
-      <w:r>
-        <w:rPr>
-          <w:rStyle w:val="apple-converted-space"/>
-        </w:rPr>
-        <w:t> Accuracy is influenced by</w:t>
-      </w:r>
-      <w:r>
-        <w:rPr>
-          <w:rStyle w:val="apple-converted-space"/>
-        </w:rPr>
-        <w:t xml:space="preserve"> a lot if factors</w:t>
-      </w:r>
-      <w:r>
-        <w:rPr>
-          <w:rStyle w:val="apple-converted-space"/>
-        </w:rPr>
-        <w:t xml:space="preserve"> like</w:t>
-      </w:r>
-      <w:r>
-        <w:rPr>
-          <w:rStyle w:val="apple-converted-space"/>
-        </w:rPr>
-        <w:t xml:space="preserve"> dataset quality, model limitations, and image conditions.</w:t>
+        <w:t>Constraint: Accuracy was influenced by dataset quality, model limitations, image conditions, and weather metadata quality for online mode.</w:t>
       </w:r>
     </w:p>
     <w:p>
@@ -17838,34 +12906,7 @@
         <w:pStyle w:val="NormalWeb"/>
       </w:pPr>
       <w:r>
-        <w:rPr>
-          <w:rStyle w:val="apple-converted-space"/>
-        </w:rPr>
-        <w:t xml:space="preserve">The system should </w:t>
-      </w:r>
-      <w:r>
-        <w:rPr>
-          <w:rStyle w:val="apple-converted-space"/>
-        </w:rPr>
-        <w:t>have</w:t>
-      </w:r>
-      <w:r>
-        <w:rPr>
-          <w:rStyle w:val="apple-converted-space"/>
-        </w:rPr>
-        <w:t xml:space="preserve"> Arabic language output to ensure accessibility for local </w:t>
-      </w:r>
-      <w:r>
-        <w:rPr>
-          <w:rStyle w:val="apple-converted-space"/>
-        </w:rPr>
-        <w:t>farmers</w:t>
-      </w:r>
-      <w:r>
-        <w:rPr>
-          <w:rStyle w:val="apple-converted-space"/>
-        </w:rPr>
-        <w:t>.</w:t>
+        <w:t>The system provided Arabic language output to support local farmers.</w:t>
       </w:r>
     </w:p>
     <w:p>
@@ -17877,17 +12918,7 @@
         </w:numPr>
       </w:pPr>
       <w:r>
-        <w:rPr>
-          <w:rStyle w:val="None"/>
-          <w:rFonts w:ascii="Cambria" w:hAnsi="Cambria"/>
-        </w:rPr>
-        <w:t>Constraint:</w:t>
-      </w:r>
-      <w:r>
-        <w:rPr>
-          <w:rStyle w:val="apple-converted-space"/>
-        </w:rPr>
-        <w:t> Dependent on availability of translation services when online.</w:t>
+        <w:t>Constraint: Arabic output depended on the stored translation and disease information fields in the application and backend data.</w:t>
       </w:r>
     </w:p>
     <w:p>
@@ -17975,22 +13006,7 @@
         <w:pStyle w:val="NormalWeb"/>
       </w:pPr>
       <w:r>
-        <w:rPr>
-          <w:rStyle w:val="apple-converted-space"/>
-        </w:rPr>
-        <w:t>All</w:t>
-      </w:r>
-      <w:r>
-        <w:rPr>
-          <w:rStyle w:val="apple-converted-space"/>
-        </w:rPr>
-        <w:t xml:space="preserve"> data</w:t>
-      </w:r>
-      <w:r>
-        <w:rPr>
-          <w:rStyle w:val="apple-converted-space"/>
-        </w:rPr>
-        <w:t xml:space="preserve"> communication between the application and backend should use secure data transmission protocols.</w:t>
+        <w:t>All communication between the mobile application and backend was designed to use secure data transmission protocols.</w:t>
       </w:r>
     </w:p>
     <w:p>
@@ -18002,53 +13018,7 @@
         </w:numPr>
       </w:pPr>
       <w:r>
-        <w:rPr>
-          <w:rStyle w:val="None"/>
-          <w:rFonts w:ascii="Cambria" w:hAnsi="Cambria"/>
-        </w:rPr>
-        <w:t>Constraint:</w:t>
-      </w:r>
-      <w:r>
-        <w:rPr>
-          <w:rStyle w:val="apple-converted-space"/>
-        </w:rPr>
-        <w:t> </w:t>
-      </w:r>
-      <w:r>
-        <w:rPr>
-          <w:rStyle w:val="apple-converted-space"/>
-        </w:rPr>
-        <w:t>C</w:t>
-      </w:r>
-      <w:r>
-        <w:rPr>
-          <w:rStyle w:val="apple-converted-space"/>
-        </w:rPr>
-        <w:t xml:space="preserve">ommunication must be encrypted </w:t>
-      </w:r>
-      <w:r>
-        <w:rPr>
-          <w:rStyle w:val="apple-converted-space"/>
-        </w:rPr>
-        <w:t>so that</w:t>
-      </w:r>
-      <w:r>
-        <w:rPr>
-          <w:rStyle w:val="apple-converted-space"/>
-        </w:rPr>
-        <w:t xml:space="preserve"> user data and authentication information</w:t>
-      </w:r>
-      <w:r>
-        <w:rPr>
-          <w:rStyle w:val="apple-converted-space"/>
-        </w:rPr>
-        <w:t xml:space="preserve"> can be protected</w:t>
-      </w:r>
-      <w:r>
-        <w:rPr>
-          <w:rStyle w:val="apple-converted-space"/>
-        </w:rPr>
-        <w:t>.</w:t>
+        <w:t>Constraint: Communication had to be encrypted so user data and authentication information remained protected.</w:t>
       </w:r>
     </w:p>
     <w:p>
@@ -18086,10 +13056,7 @@
         <w:pStyle w:val="NormalWeb"/>
       </w:pPr>
       <w:r>
-        <w:rPr>
-          <w:rStyle w:val="apple-converted-space"/>
-        </w:rPr>
-        <w:t>User-related data, such as authentication information and prediction history, should be stored in structured and standard data formats.</w:t>
+        <w:t>User-related data, such as authentication information and prediction history, was stored in structured database models.</w:t>
       </w:r>
     </w:p>
     <w:p>
@@ -18101,17 +13068,7 @@
         </w:numPr>
       </w:pPr>
       <w:r>
-        <w:rPr>
-          <w:rStyle w:val="None"/>
-          <w:rFonts w:ascii="Cambria" w:hAnsi="Cambria"/>
-        </w:rPr>
-        <w:t>Constraint:</w:t>
-      </w:r>
-      <w:r>
-        <w:rPr>
-          <w:rStyle w:val="apple-converted-space"/>
-        </w:rPr>
-        <w:t> Stored data must be organized to allow efficient retrieval and future expansion.</w:t>
+        <w:t>Constraint: Stored data had to be organized for efficient retrieval and maintenance.</w:t>
       </w:r>
     </w:p>
     <w:p>
@@ -18149,10 +13106,7 @@
         <w:pStyle w:val="NormalWeb"/>
       </w:pPr>
       <w:r>
-        <w:rPr>
-          <w:rStyle w:val="apple-converted-space"/>
-        </w:rPr>
-        <w:t>The trained model should be stored and distributed in a format suitable for mobile deployment.</w:t>
+        <w:t>The trained models were stored as PyTorch model weight files and loaded by the inference code according to the selected mode.</w:t>
       </w:r>
     </w:p>
     <w:p>
@@ -18167,17 +13121,7 @@
         </w:rPr>
       </w:pPr>
       <w:r>
-        <w:rPr>
-          <w:rStyle w:val="None"/>
-          <w:rFonts w:ascii="Cambria" w:hAnsi="Cambria"/>
-        </w:rPr>
-        <w:t>Constraint:</w:t>
-      </w:r>
-      <w:r>
-        <w:rPr>
-          <w:rStyle w:val="apple-converted-space"/>
-        </w:rPr>
-        <w:t> The model format must be compatible with the chosen mobile framework and support future updates without requiring changes to the application logic.</w:t>
+        <w:t>Constraint: The model format had to remain compatible with the implemented inference pipeline and selected deployment mode.</w:t>
       </w:r>
     </w:p>
     <w:p>
@@ -18221,10 +13165,7 @@
         <w:pStyle w:val="NormalWeb"/>
       </w:pPr>
       <w:r>
-        <w:rPr>
-          <w:rStyle w:val="apple-converted-space"/>
-        </w:rPr>
-        <w:t>Optional system features that depend on external services, such as result translation, should fail gracefully if the service is unavailable.</w:t>
+        <w:t>External-service features, especially Open-Meteo weather retrieval, were used only when the system was online.</w:t>
       </w:r>
     </w:p>
     <w:p>
@@ -18236,17 +13177,7 @@
         </w:numPr>
       </w:pPr>
       <w:r>
-        <w:rPr>
-          <w:rStyle w:val="None"/>
-          <w:rFonts w:ascii="Cambria" w:hAnsi="Cambria"/>
-        </w:rPr>
-        <w:t>Constraint:</w:t>
-      </w:r>
-      <w:r>
-        <w:rPr>
-          <w:rStyle w:val="apple-converted-space"/>
-        </w:rPr>
-        <w:t> Core disease classification functionality must remain unaffected by the availability of external services.</w:t>
+        <w:t>Constraint: Core offline disease classification remained unaffected by external service availability.</w:t>
       </w:r>
     </w:p>
     <w:p>
@@ -18322,25 +13253,7 @@
         <w:ind w:left="0" w:right="7" w:firstLine="0"/>
       </w:pPr>
       <w:r>
-        <w:rPr>
-          <w:rStyle w:val="None"/>
-        </w:rPr>
-        <w:t>In this section, provide the appropriate diagrams with Propper</w:t>
-      </w:r>
-      <w:r>
-        <w:rPr>
-          <w:rStyle w:val="None"/>
-          <w:rFonts w:ascii="Arial Unicode MS" w:hAnsi="Arial Unicode MS"/>
-          <w:rtl/>
-          <w:lang w:val="ar-SA"/>
-        </w:rPr>
-        <w:t>’</w:t>
-      </w:r>
-      <w:r>
-        <w:rPr>
-          <w:rStyle w:val="None"/>
-        </w:rPr>
-        <w:t xml:space="preserve">s justification. Also, it should include the physical model design of your system.  </w:t>
+        <w:t>This section provided the updated diagrams and justifications for the implemented hybrid system. It included architectural, logical, and physical model design views.</w:t>
       </w:r>
     </w:p>
     <w:p>
@@ -18367,45 +13280,30 @@
         </w:rPr>
       </w:pPr>
       <w:r>
-        <w:rPr>
-          <w:noProof/>
-          <w14:textOutline w14:w="0" w14:cap="rnd" w14:cmpd="sng" w14:algn="ctr">
-            <w14:noFill/>
-            <w14:prstDash w14:val="solid"/>
-            <w14:bevel/>
-          </w14:textOutline>
-        </w:rPr>
+        <w:t>The architectural design described the implemented mobile interface, Django backend, database, offline model, online multimodal model, Open-Meteo API integration, and synchronization flow.</w:t>
+      </w:r>
+    </w:p>
+    <w:p>
+      <w:pPr>
+        <w:jc w:val="center"/>
+      </w:pPr>
+      <w:r>
         <w:drawing>
-          <wp:anchor distT="0" distB="0" distL="114300" distR="114300" simplePos="0" relativeHeight="251650048" behindDoc="0" locked="0" layoutInCell="1" allowOverlap="1" wp14:anchorId="0B446BCD" wp14:editId="386F6102">
-            <wp:simplePos x="0" y="0"/>
-            <wp:positionH relativeFrom="column">
-              <wp:posOffset>1270</wp:posOffset>
-            </wp:positionH>
-            <wp:positionV relativeFrom="paragraph">
-              <wp:posOffset>456565</wp:posOffset>
-            </wp:positionV>
-            <wp:extent cx="5967730" cy="3356610"/>
-            <wp:effectExtent l="0" t="0" r="0" b="0"/>
-            <wp:wrapSquare wrapText="bothSides"/>
-            <wp:docPr id="438218350" name="Picture 6"/>
+          <wp:inline xmlns:a="http://schemas.openxmlformats.org/drawingml/2006/main" xmlns:pic="http://schemas.openxmlformats.org/drawingml/2006/picture">
+            <wp:extent cx="5394960" cy="3034665"/>
+            <wp:docPr id="2008240001" name="Picture 2008240001"/>
             <wp:cNvGraphicFramePr>
-              <a:graphicFrameLocks xmlns:a="http://schemas.openxmlformats.org/drawingml/2006/main" noChangeAspect="1"/>
+              <a:graphicFrameLocks noChangeAspect="1"/>
             </wp:cNvGraphicFramePr>
-            <a:graphic xmlns:a="http://schemas.openxmlformats.org/drawingml/2006/main">
+            <a:graphic>
               <a:graphicData uri="http://schemas.openxmlformats.org/drawingml/2006/picture">
-                <pic:pic xmlns:pic="http://schemas.openxmlformats.org/drawingml/2006/picture">
+                <pic:pic>
                   <pic:nvPicPr>
-                    <pic:cNvPr id="438218350" name="Picture 438218350"/>
+                    <pic:cNvPr id="0" name="image.png"/>
                     <pic:cNvPicPr/>
                   </pic:nvPicPr>
                   <pic:blipFill>
-                    <a:blip r:embed="rId16" cstate="print">
-                      <a:extLst>
-                        <a:ext uri="{28A0092B-C50C-407E-A947-70E740481C1C}">
-                          <a14:useLocalDpi xmlns:a14="http://schemas.microsoft.com/office/drawing/2010/main" val="0"/>
-                        </a:ext>
-                      </a:extLst>
-                    </a:blip>
+                    <a:blip r:embed="rId16"/>
                     <a:stretch>
                       <a:fillRect/>
                     </a:stretch>
@@ -18413,29 +13311,15 @@
                   <pic:spPr>
                     <a:xfrm>
                       <a:off x="0" y="0"/>
-                      <a:ext cx="5967730" cy="3356610"/>
+                      <a:ext cx="5394960" cy="3034665"/>
                     </a:xfrm>
-                    <a:prstGeom prst="rect">
-                      <a:avLst/>
-                    </a:prstGeom>
+                    <a:prstGeom prst="rect"/>
                   </pic:spPr>
                 </pic:pic>
               </a:graphicData>
             </a:graphic>
-            <wp14:sizeRelH relativeFrom="page">
-              <wp14:pctWidth>0</wp14:pctWidth>
-            </wp14:sizeRelH>
-            <wp14:sizeRelV relativeFrom="page">
-              <wp14:pctHeight>0</wp14:pctHeight>
-            </wp14:sizeRelV>
-          </wp:anchor>
+          </wp:inline>
         </w:drawing>
-      </w:r>
-      <w:r>
-        <w:rPr>
-          <w:rStyle w:val="None"/>
-        </w:rPr>
-        <w:t xml:space="preserve">Large scale diagram that describes the different system components like interface, database, pipeline, model and the way they are connected.  </w:t>
       </w:r>
     </w:p>
     <w:p>
@@ -18650,10 +13534,7 @@
         </w:rPr>
       </w:pPr>
       <w:r>
-        <w:rPr>
-          <w:rStyle w:val="None"/>
-        </w:rPr>
-        <w:t>This context diagram shows how the Farmer interacts with the Plant Disease Detection System, which uses mobile device services (camera and network), a backend database, and an online model to diagnose plant diseases.</w:t>
+        <w:t>This context diagram showed how the Farmer interacted with the Plant Disease Detection System. The system used mobile device services, Django backend storage, an offline MobileNetV3 Small model, the Open-Meteo API, and an online multimodal model to diagnose plant diseases.</w:t>
       </w:r>
     </w:p>
     <w:p>
@@ -18923,10 +13804,7 @@
         </w:rPr>
       </w:pPr>
       <w:r>
-        <w:rPr>
-          <w:rStyle w:val="None"/>
-        </w:rPr>
-        <w:t>This container diagram shows how the Plant Disease Detection System processes leaf images through a mobile app, routing inference either locally or online based on network availability, and returning translated diagnosis results to the farmer. It also illustrates how results and user data are stored and synchronized with the backend database.</w:t>
+        <w:t>This container diagram showed how the mobile app processed leaf images through quality checks and routed inference based on connectivity. Offline inference used MobileNetV3 Small on the device, while online inference used Open-Meteo metadata and the multimodal model. The Django backend stored users, disease information, synced history, and weather context.</w:t>
       </w:r>
     </w:p>
     <w:p>
@@ -18964,198 +13842,31 @@
         </w:rPr>
       </w:pPr>
       <w:r>
-        <w:rPr>
-          <w:noProof/>
-        </w:rPr>
-        <mc:AlternateContent>
-          <mc:Choice Requires="wps">
-            <w:drawing>
-              <wp:anchor distT="0" distB="0" distL="114300" distR="114300" simplePos="0" relativeHeight="251663360" behindDoc="0" locked="0" layoutInCell="1" allowOverlap="1" wp14:anchorId="1B2B4E84" wp14:editId="3CD1EE88">
-                <wp:simplePos x="0" y="0"/>
-                <wp:positionH relativeFrom="column">
-                  <wp:posOffset>1075690</wp:posOffset>
-                </wp:positionH>
-                <wp:positionV relativeFrom="paragraph">
-                  <wp:posOffset>5758815</wp:posOffset>
-                </wp:positionV>
-                <wp:extent cx="3337560" cy="635"/>
-                <wp:effectExtent l="0" t="0" r="0" b="0"/>
-                <wp:wrapSquare wrapText="bothSides"/>
-                <wp:docPr id="2" name="Text Box 2"/>
-                <wp:cNvGraphicFramePr/>
-                <a:graphic xmlns:a="http://schemas.openxmlformats.org/drawingml/2006/main">
-                  <a:graphicData uri="http://schemas.microsoft.com/office/word/2010/wordprocessingShape">
-                    <wps:wsp>
-                      <wps:cNvSpPr txBox="1"/>
-                      <wps:spPr>
-                        <a:xfrm>
-                          <a:off x="0" y="0"/>
-                          <a:ext cx="3337560" cy="635"/>
-                        </a:xfrm>
-                        <a:prstGeom prst="rect">
-                          <a:avLst/>
-                        </a:prstGeom>
-                        <a:solidFill>
-                          <a:prstClr val="white"/>
-                        </a:solidFill>
-                        <a:ln>
-                          <a:noFill/>
-                        </a:ln>
-                      </wps:spPr>
-                      <wps:txbx>
-                        <w:txbxContent>
-                          <w:p>
-                            <w:pPr>
-                              <w:pStyle w:val="Caption"/>
-                              <w:rPr>
-                                <w:rFonts w:ascii="Arial Unicode MS" w:hAnsi="Arial Unicode MS"/>
-                                <w:noProof/>
-                                <w:color w:val="000000"/>
-                                <w:u w:color="000000"/>
-                                <w:lang w:val="ar-SA"/>
-                              </w:rPr>
-                            </w:pPr>
-                            <w:bookmarkStart w:id="36" w:name="_Toc218629808"/>
-                            <w:r>
-                              <w:t xml:space="preserve">Figure </w:t>
-                            </w:r>
-                            <w:r>
-                              <w:fldChar w:fldCharType="begin"/>
-                            </w:r>
-                            <w:r>
-                              <w:instrText xml:space="preserve"> SEQ Figure \* ARABIC </w:instrText>
-                            </w:r>
-                            <w:r>
-                              <w:fldChar w:fldCharType="separate"/>
-                            </w:r>
-                            <w:r>
-                              <w:rPr>
-                                <w:noProof/>
-                              </w:rPr>
-                              <w:t>4</w:t>
-                            </w:r>
-                            <w:r>
-                              <w:fldChar w:fldCharType="end"/>
-                            </w:r>
-                            <w:r>
-                              <w:t xml:space="preserve">: </w:t>
-                            </w:r>
-                            <w:r>
-                              <w:t>Activity Diagram (Deployment)</w:t>
-                            </w:r>
-                            <w:bookmarkEnd w:id="36"/>
-                          </w:p>
-                        </w:txbxContent>
-                      </wps:txbx>
-                      <wps:bodyPr rot="0" spcFirstLastPara="0" vertOverflow="overflow" horzOverflow="overflow" vert="horz" wrap="square" lIns="0" tIns="0" rIns="0" bIns="0" numCol="1" spcCol="0" rtlCol="0" fromWordArt="0" anchor="t" anchorCtr="0" forceAA="0" compatLnSpc="1">
-                        <a:prstTxWarp prst="textNoShape">
-                          <a:avLst/>
-                        </a:prstTxWarp>
-                        <a:spAutoFit/>
-                      </wps:bodyPr>
-                    </wps:wsp>
-                  </a:graphicData>
-                </a:graphic>
-              </wp:anchor>
-            </w:drawing>
-          </mc:Choice>
-          <mc:Fallback>
-            <w:pict>
-              <v:shape w14:anchorId="1B2B4E84" id="Text Box 2" o:spid="_x0000_s1028" type="#_x0000_t202" style="position:absolute;left:0;text-align:left;margin-left:84.7pt;margin-top:453.45pt;width:262.8pt;height:.05pt;z-index:251663360;visibility:visible;mso-wrap-style:square;mso-wrap-distance-left:9pt;mso-wrap-distance-top:0;mso-wrap-distance-right:9pt;mso-wrap-distance-bottom:0;mso-position-horizontal:absolute;mso-position-horizontal-relative:text;mso-position-vertical:absolute;mso-position-vertical-relative:text;v-text-anchor:top" o:gfxdata="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" stroked="f">
-                <v:textbox style="mso-fit-shape-to-text:t" inset="0,0,0,0">
-                  <w:txbxContent>
-                    <w:p>
-                      <w:pPr>
-                        <w:pStyle w:val="Caption"/>
-                        <w:rPr>
-                          <w:rFonts w:ascii="Arial Unicode MS" w:hAnsi="Arial Unicode MS"/>
-                          <w:noProof/>
-                          <w:color w:val="000000"/>
-                          <w:u w:color="000000"/>
-                          <w:lang w:val="ar-SA"/>
-                        </w:rPr>
-                      </w:pPr>
-                      <w:bookmarkStart w:id="37" w:name="_Toc218629808"/>
-                      <w:r>
-                        <w:t xml:space="preserve">Figure </w:t>
-                      </w:r>
-                      <w:r>
-                        <w:fldChar w:fldCharType="begin"/>
-                      </w:r>
-                      <w:r>
-                        <w:instrText xml:space="preserve"> SEQ Figure \* ARABIC </w:instrText>
-                      </w:r>
-                      <w:r>
-                        <w:fldChar w:fldCharType="separate"/>
-                      </w:r>
-                      <w:r>
-                        <w:rPr>
-                          <w:noProof/>
-                        </w:rPr>
-                        <w:t>4</w:t>
-                      </w:r>
-                      <w:r>
-                        <w:fldChar w:fldCharType="end"/>
-                      </w:r>
-                      <w:r>
-                        <w:t xml:space="preserve">: </w:t>
-                      </w:r>
-                      <w:r>
-                        <w:t>Activity Diagram (Deployment)</w:t>
-                      </w:r>
-                      <w:bookmarkEnd w:id="37"/>
-                    </w:p>
-                  </w:txbxContent>
-                </v:textbox>
-                <w10:wrap type="square"/>
-              </v:shape>
-            </w:pict>
-          </mc:Fallback>
-        </mc:AlternateContent>
-      </w:r>
-      <w:r>
-        <w:rPr>
-          <w:rFonts w:ascii="Arial Unicode MS" w:hAnsi="Arial Unicode MS"/>
-          <w:noProof/>
-          <w:rtl/>
-          <w:lang w:val="ar-SA"/>
-          <w14:textOutline w14:w="0" w14:cap="rnd" w14:cmpd="sng" w14:algn="ctr">
-            <w14:noFill/>
-            <w14:prstDash w14:val="solid"/>
-            <w14:bevel/>
-          </w14:textOutline>
-        </w:rPr>
+        <w:t>This section provided both high-level and low-level logical designs of the implemented system.</w:t>
+      </w:r>
+    </w:p>
+    <w:p>
+      <w:pPr>
+        <w:spacing w:before="0" w:after="0"/>
+        <w:jc w:val="center"/>
+      </w:pPr>
+      <w:r>
         <w:drawing>
-          <wp:anchor distT="0" distB="0" distL="114300" distR="114300" simplePos="0" relativeHeight="251648000" behindDoc="0" locked="0" layoutInCell="1" allowOverlap="1" wp14:anchorId="618EDB64" wp14:editId="4B56C00B">
-            <wp:simplePos x="0" y="0"/>
-            <wp:positionH relativeFrom="column">
-              <wp:posOffset>1075690</wp:posOffset>
-            </wp:positionH>
-            <wp:positionV relativeFrom="paragraph">
-              <wp:posOffset>296545</wp:posOffset>
-            </wp:positionV>
-            <wp:extent cx="3337560" cy="5405120"/>
-            <wp:effectExtent l="0" t="0" r="0" b="5080"/>
-            <wp:wrapSquare wrapText="bothSides"/>
-            <wp:docPr id="1813373525" name="Picture 7"/>
+          <wp:inline xmlns:a="http://schemas.openxmlformats.org/drawingml/2006/main" xmlns:pic="http://schemas.openxmlformats.org/drawingml/2006/picture">
+            <wp:extent cx="5806440" cy="3483864"/>
+            <wp:docPr id="2008240002" name="Picture 2008240002"/>
             <wp:cNvGraphicFramePr>
-              <a:graphicFrameLocks xmlns:a="http://schemas.openxmlformats.org/drawingml/2006/main" noChangeAspect="1"/>
+              <a:graphicFrameLocks noChangeAspect="1"/>
             </wp:cNvGraphicFramePr>
-            <a:graphic xmlns:a="http://schemas.openxmlformats.org/drawingml/2006/main">
+            <a:graphic>
               <a:graphicData uri="http://schemas.openxmlformats.org/drawingml/2006/picture">
-                <pic:pic xmlns:pic="http://schemas.openxmlformats.org/drawingml/2006/picture">
+                <pic:pic>
                   <pic:nvPicPr>
-                    <pic:cNvPr id="1813373525" name="Picture 1813373525"/>
+                    <pic:cNvPr id="0" name="image5.png"/>
                     <pic:cNvPicPr/>
                   </pic:nvPicPr>
                   <pic:blipFill>
-                    <a:blip r:embed="rId18" cstate="print">
-                      <a:extLst>
-                        <a:ext uri="{28A0092B-C50C-407E-A947-70E740481C1C}">
-                          <a14:useLocalDpi xmlns:a14="http://schemas.microsoft.com/office/drawing/2010/main" val="0"/>
-                        </a:ext>
-                      </a:extLst>
-                    </a:blip>
+                    <a:blip r:embed="rId44"/>
                     <a:stretch>
                       <a:fillRect/>
                     </a:stretch>
@@ -19163,258 +13874,16 @@
                   <pic:spPr>
                     <a:xfrm>
                       <a:off x="0" y="0"/>
-                      <a:ext cx="3337560" cy="5405120"/>
+                      <a:ext cx="5806440" cy="3483864"/>
                     </a:xfrm>
-                    <a:prstGeom prst="rect">
-                      <a:avLst/>
-                    </a:prstGeom>
+                    <a:prstGeom prst="rect"/>
                   </pic:spPr>
                 </pic:pic>
               </a:graphicData>
             </a:graphic>
-            <wp14:sizeRelH relativeFrom="page">
-              <wp14:pctWidth>0</wp14:pctWidth>
-            </wp14:sizeRelH>
-            <wp14:sizeRelV relativeFrom="page">
-              <wp14:pctHeight>0</wp14:pctHeight>
-            </wp14:sizeRelV>
-          </wp:anchor>
+          </wp:inline>
         </w:drawing>
       </w:r>
-      <w:r>
-        <w:rPr>
-          <w:rStyle w:val="None"/>
-        </w:rPr>
-        <w:t xml:space="preserve">In this section, provide both a high level and </w:t>
-      </w:r>
-      <w:r>
-        <w:rPr>
-          <w:rStyle w:val="None"/>
-        </w:rPr>
-        <w:t>low-level</w:t>
-      </w:r>
-      <w:r>
-        <w:rPr>
-          <w:rStyle w:val="None"/>
-        </w:rPr>
-        <w:t xml:space="preserve"> design of the system you will develop. </w:t>
-      </w:r>
-    </w:p>
-    <w:p>
-      <w:pPr>
-        <w:rPr>
-          <w:rStyle w:val="None"/>
-          <w:rFonts w:ascii="Arial Unicode MS" w:hAnsi="Arial Unicode MS"/>
-          <w:rtl/>
-          <w:lang w:val="ar-SA"/>
-        </w:rPr>
-      </w:pPr>
-    </w:p>
-    <w:p>
-      <w:pPr>
-        <w:rPr>
-          <w:rStyle w:val="None"/>
-        </w:rPr>
-      </w:pPr>
-    </w:p>
-    <w:p>
-      <w:pPr>
-        <w:rPr>
-          <w:rStyle w:val="None"/>
-        </w:rPr>
-      </w:pPr>
-    </w:p>
-    <w:p>
-      <w:pPr>
-        <w:rPr>
-          <w:rStyle w:val="None"/>
-        </w:rPr>
-      </w:pPr>
-    </w:p>
-    <w:p>
-      <w:pPr>
-        <w:rPr>
-          <w:rStyle w:val="None"/>
-        </w:rPr>
-      </w:pPr>
-    </w:p>
-    <w:p>
-      <w:pPr>
-        <w:rPr>
-          <w:rStyle w:val="None"/>
-        </w:rPr>
-      </w:pPr>
-    </w:p>
-    <w:p>
-      <w:pPr>
-        <w:rPr>
-          <w:rStyle w:val="None"/>
-        </w:rPr>
-      </w:pPr>
-    </w:p>
-    <w:p>
-      <w:pPr>
-        <w:rPr>
-          <w:rStyle w:val="None"/>
-        </w:rPr>
-      </w:pPr>
-    </w:p>
-    <w:p>
-      <w:pPr>
-        <w:rPr>
-          <w:rStyle w:val="None"/>
-        </w:rPr>
-      </w:pPr>
-    </w:p>
-    <w:p>
-      <w:pPr>
-        <w:rPr>
-          <w:rStyle w:val="None"/>
-        </w:rPr>
-      </w:pPr>
-    </w:p>
-    <w:p/>
-    <w:p/>
-    <w:p>
-      <w:pPr>
-        <w:rPr>
-          <w:rStyle w:val="None"/>
-        </w:rPr>
-      </w:pPr>
-    </w:p>
-    <w:p>
-      <w:pPr>
-        <w:rPr>
-          <w:rStyle w:val="None"/>
-        </w:rPr>
-      </w:pPr>
-    </w:p>
-    <w:p/>
-    <w:p>
-      <w:pPr>
-        <w:rPr>
-          <w:rStyle w:val="None"/>
-        </w:rPr>
-      </w:pPr>
-    </w:p>
-    <w:p>
-      <w:pPr>
-        <w:rPr>
-          <w:rStyle w:val="None"/>
-        </w:rPr>
-      </w:pPr>
-    </w:p>
-    <w:p>
-      <w:pPr>
-        <w:rPr>
-          <w:rStyle w:val="None"/>
-        </w:rPr>
-      </w:pPr>
-    </w:p>
-    <w:p>
-      <w:pPr>
-        <w:rPr>
-          <w:rStyle w:val="None"/>
-        </w:rPr>
-      </w:pPr>
-    </w:p>
-    <w:p>
-      <w:pPr>
-        <w:rPr>
-          <w:rStyle w:val="None"/>
-        </w:rPr>
-      </w:pPr>
-    </w:p>
-    <w:p>
-      <w:pPr>
-        <w:rPr>
-          <w:rStyle w:val="None"/>
-        </w:rPr>
-      </w:pPr>
-    </w:p>
-    <w:p>
-      <w:pPr>
-        <w:rPr>
-          <w:rStyle w:val="None"/>
-        </w:rPr>
-      </w:pPr>
-    </w:p>
-    <w:p>
-      <w:pPr>
-        <w:rPr>
-          <w:rStyle w:val="None"/>
-        </w:rPr>
-      </w:pPr>
-    </w:p>
-    <w:p>
-      <w:pPr>
-        <w:rPr>
-          <w:rStyle w:val="None"/>
-        </w:rPr>
-      </w:pPr>
-    </w:p>
-    <w:p>
-      <w:pPr>
-        <w:rPr>
-          <w:rStyle w:val="None"/>
-        </w:rPr>
-      </w:pPr>
-    </w:p>
-    <w:p>
-      <w:pPr>
-        <w:rPr>
-          <w:rStyle w:val="None"/>
-        </w:rPr>
-      </w:pPr>
-    </w:p>
-    <w:p>
-      <w:pPr>
-        <w:rPr>
-          <w:rStyle w:val="None"/>
-        </w:rPr>
-      </w:pPr>
-    </w:p>
-    <w:p>
-      <w:pPr>
-        <w:rPr>
-          <w:rStyle w:val="None"/>
-        </w:rPr>
-      </w:pPr>
-    </w:p>
-    <w:p>
-      <w:pPr>
-        <w:rPr>
-          <w:rStyle w:val="None"/>
-        </w:rPr>
-      </w:pPr>
-    </w:p>
-    <w:p>
-      <w:pPr>
-        <w:rPr>
-          <w:rStyle w:val="None"/>
-        </w:rPr>
-      </w:pPr>
-    </w:p>
-    <w:p>
-      <w:pPr>
-        <w:rPr>
-          <w:rStyle w:val="None"/>
-        </w:rPr>
-      </w:pPr>
-    </w:p>
-    <w:p>
-      <w:pPr>
-        <w:rPr>
-          <w:rStyle w:val="None"/>
-        </w:rPr>
-      </w:pPr>
-    </w:p>
-    <w:p>
-      <w:pPr>
-        <w:rPr>
-          <w:rStyle w:val="None"/>
-        </w:rPr>
-      </w:pPr>
     </w:p>
     <w:p>
       <w:pPr>
@@ -19453,13 +13922,7 @@
         <w:pStyle w:val="BodyA"/>
       </w:pPr>
       <w:r>
-        <w:t xml:space="preserve">This activity diagram describes the workflow of the plant disease detection process from the farmer perspective. The farmer captures or uploads a leaf </w:t>
-      </w:r>
-      <w:r>
-        <w:t xml:space="preserve"> </w:t>
-      </w:r>
-      <w:r>
-        <w:t>image, and the quality gets checked before processing. The system then preprocesses the image and determines whether an internet connection is available. If online, inference is performed remotely. Otherwise, the model runs locally on the device. At last, the system generates a disease prediction with a confidence score, translates the result into Arabic, and displays it to the user.</w:t>
+        <w:t>This activity diagram described the implemented diagnosis workflow from the farmer perspective. The farmer captured or uploaded a leaf image, the image passed quality and leaf checks, and the system checked internet availability. If offline, MobileNetV3 Small generated the image-only prediction. If online, the application fetched Open-Meteo data and used the multimodal model. The result included the disease name, confidence score, Arabic translation, and advice.</w:t>
       </w:r>
     </w:p>
     <w:p>
@@ -19751,7 +14214,7 @@
         <w:ind w:left="0" w:firstLine="0"/>
       </w:pPr>
       <w:r>
-        <w:t>This use case diagram shows the Farmer interacting with the Plant Disease Detection System to register, request a plant disease diagnosis, and view past diagnosis history. It highlights the main actions available to the farmer within the system.</w:t>
+        <w:t>This use case diagram showed the Farmer interacting with the Plant Disease Detection System to register or log in, view weather risk, capture or upload leaf images, request diagnosis, view disease results and advice, manage settings, open the profile, and view prediction history.</w:t>
       </w:r>
     </w:p>
     <w:p>
@@ -20097,7 +14560,7 @@
         <w:pStyle w:val="BodyA"/>
       </w:pPr>
       <w:r>
-        <w:t>This sequence diagram shows how a farmer registers in the system by interacting with the User Class, which checks network connectivity and, if online, saves the registration data to the SQL database via the Upload &amp; Sync Service. If the device is offline, registration is blocked and the user is notified.</w:t>
+        <w:t>This sequence diagram showed how a farmer registered in the system through the mobile app and Django authentication API. The system checked connectivity and saved user data to the SQL database when the device was online. If the device was offline, registration was not submitted until connectivity was available.</w:t>
       </w:r>
     </w:p>
     <w:p>
@@ -20389,7 +14852,7 @@
         <w:pStyle w:val="BodyA"/>
       </w:pPr>
       <w:r>
-        <w:t>This sequence diagram shows how a farmer logs into the system and then requests a plant disease diagnosis, where the image is processed and routed to either online or offline inference based on network availability. The system returns the predicted disease, confidence, and an Arabic explanation, while handling data storage and synchronization transparently.</w:t>
+        <w:t>This sequence diagram showed how a farmer logged in and requested diagnosis. The image passed quality checks, then the system selected the inference path. Online mode fetched Open-Meteo weather metadata and used the multimodal model. Offline mode used MobileNetV3 Small. The system returned the disease name, confidence, Arabic translation, and advice, and saved or synchronized the result history.</w:t>
       </w:r>
     </w:p>
     <w:p>
@@ -20706,7 +15169,7 @@
         <w:pStyle w:val="Style1"/>
       </w:pPr>
       <w:r>
-        <w:t>This sequence diagram shows the farmer logging into the system, then requesting to view diagnosis history. If the device is online, the system syncs and retrieves history records from the database and displays them; if offline, the history cannot be displayed.</w:t>
+        <w:t>This sequence diagram showed the farmer opening diagnosis history. When online, pending records were synchronized and history was retrieved from the Django backend database. When offline, local pending records remained on the device until the next synchronization. The system displayed available history and sync status.</w:t>
       </w:r>
     </w:p>
     <w:p>
@@ -21086,6 +15549,9 @@
           <w:rStyle w:val="apple-converted-space"/>
         </w:rPr>
       </w:pPr>
+      <w:r>
+        <w:br w:type="page"/>
+      </w:r>
     </w:p>
     <w:p>
       <w:pPr>
@@ -21131,226 +15597,43 @@
       <w:pPr>
         <w:pStyle w:val="BodyA"/>
         <w:ind w:left="0" w:right="7" w:firstLine="0"/>
+        <w:jc w:val="center"/>
         <w:rPr>
           <w:rStyle w:val="apple-converted-space"/>
         </w:rPr>
       </w:pPr>
       <w:r>
-        <w:rPr>
-          <w:noProof/>
-        </w:rPr>
-        <mc:AlternateContent>
-          <mc:Choice Requires="wps">
-            <w:drawing>
-              <wp:anchor distT="0" distB="0" distL="114300" distR="114300" simplePos="0" relativeHeight="251672576" behindDoc="0" locked="0" layoutInCell="1" allowOverlap="1" wp14:anchorId="0B002CE2" wp14:editId="34EDA6CF">
-                <wp:simplePos x="0" y="0"/>
-                <wp:positionH relativeFrom="column">
-                  <wp:posOffset>1778635</wp:posOffset>
-                </wp:positionH>
-                <wp:positionV relativeFrom="paragraph">
-                  <wp:posOffset>3293745</wp:posOffset>
-                </wp:positionV>
-                <wp:extent cx="1968500" cy="635"/>
-                <wp:effectExtent l="0" t="0" r="0" b="0"/>
-                <wp:wrapSquare wrapText="bothSides"/>
-                <wp:docPr id="7" name="Text Box 7"/>
-                <wp:cNvGraphicFramePr/>
-                <a:graphic xmlns:a="http://schemas.openxmlformats.org/drawingml/2006/main">
-                  <a:graphicData uri="http://schemas.microsoft.com/office/word/2010/wordprocessingShape">
-                    <wps:wsp>
-                      <wps:cNvSpPr txBox="1"/>
-                      <wps:spPr>
-                        <a:xfrm>
-                          <a:off x="0" y="0"/>
-                          <a:ext cx="1968500" cy="635"/>
-                        </a:xfrm>
-                        <a:prstGeom prst="rect">
-                          <a:avLst/>
-                        </a:prstGeom>
-                        <a:solidFill>
-                          <a:prstClr val="white"/>
-                        </a:solidFill>
-                        <a:ln>
-                          <a:noFill/>
-                        </a:ln>
-                      </wps:spPr>
-                      <wps:txbx>
-                        <w:txbxContent>
-                          <w:p>
-                            <w:pPr>
-                              <w:pStyle w:val="Caption"/>
-                              <w:rPr>
-                                <w:noProof/>
-                                <w:color w:val="000000"/>
-                                <w:u w:color="000000"/>
-                              </w:rPr>
-                            </w:pPr>
-                            <w:bookmarkStart w:id="50" w:name="_Toc218629816"/>
-                            <w:r>
-                              <w:t xml:space="preserve">Figure </w:t>
-                            </w:r>
-                            <w:r>
-                              <w:fldChar w:fldCharType="begin"/>
-                            </w:r>
-                            <w:r>
-                              <w:instrText xml:space="preserve"> SEQ Figure \* ARABIC </w:instrText>
-                            </w:r>
-                            <w:r>
-                              <w:fldChar w:fldCharType="separate"/>
-                            </w:r>
-                            <w:r>
-                              <w:rPr>
-                                <w:noProof/>
-                              </w:rPr>
-                              <w:t>12</w:t>
-                            </w:r>
-                            <w:r>
-                              <w:fldChar w:fldCharType="end"/>
-                            </w:r>
-                            <w:r>
-                              <w:t xml:space="preserve">: </w:t>
-                            </w:r>
-                            <w:r>
-                              <w:t>Entity Relationship Diagram</w:t>
-                            </w:r>
-                            <w:bookmarkEnd w:id="50"/>
-                          </w:p>
-                        </w:txbxContent>
-                      </wps:txbx>
-                      <wps:bodyPr rot="0" spcFirstLastPara="0" vertOverflow="overflow" horzOverflow="overflow" vert="horz" wrap="square" lIns="0" tIns="0" rIns="0" bIns="0" numCol="1" spcCol="0" rtlCol="0" fromWordArt="0" anchor="t" anchorCtr="0" forceAA="0" compatLnSpc="1">
-                        <a:prstTxWarp prst="textNoShape">
-                          <a:avLst/>
-                        </a:prstTxWarp>
-                        <a:spAutoFit/>
-                      </wps:bodyPr>
-                    </wps:wsp>
-                  </a:graphicData>
-                </a:graphic>
-              </wp:anchor>
-            </w:drawing>
-          </mc:Choice>
-          <mc:Fallback>
-            <w:pict>
-              <v:shape w14:anchorId="0B002CE2" id="Text Box 7" o:spid="_x0000_s1033" type="#_x0000_t202" style="position:absolute;left:0;text-align:left;margin-left:140.05pt;margin-top:259.35pt;width:155pt;height:.05pt;z-index:251672576;visibility:visible;mso-wrap-style:square;mso-wrap-distance-left:9pt;mso-wrap-distance-top:0;mso-wrap-distance-right:9pt;mso-wrap-distance-bottom:0;mso-position-horizontal:absolute;mso-position-horizontal-relative:text;mso-position-vertical:absolute;mso-position-vertical-relative:text;v-text-anchor:top" o:gfxdata="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" stroked="f">
-                <v:textbox style="mso-fit-shape-to-text:t" inset="0,0,0,0">
-                  <w:txbxContent>
-                    <w:p>
-                      <w:pPr>
-                        <w:pStyle w:val="Caption"/>
-                        <w:rPr>
-                          <w:noProof/>
-                          <w:color w:val="000000"/>
-                          <w:u w:color="000000"/>
-                        </w:rPr>
-                      </w:pPr>
-                      <w:bookmarkStart w:id="51" w:name="_Toc218629816"/>
-                      <w:r>
-                        <w:t xml:space="preserve">Figure </w:t>
-                      </w:r>
-                      <w:r>
-                        <w:fldChar w:fldCharType="begin"/>
-                      </w:r>
-                      <w:r>
-                        <w:instrText xml:space="preserve"> SEQ Figure \* ARABIC </w:instrText>
-                      </w:r>
-                      <w:r>
-                        <w:fldChar w:fldCharType="separate"/>
-                      </w:r>
-                      <w:r>
-                        <w:rPr>
-                          <w:noProof/>
-                        </w:rPr>
-                        <w:t>12</w:t>
-                      </w:r>
-                      <w:r>
-                        <w:fldChar w:fldCharType="end"/>
-                      </w:r>
-                      <w:r>
-                        <w:t xml:space="preserve">: </w:t>
-                      </w:r>
-                      <w:r>
-                        <w:t>Entity Relationship Diagram</w:t>
-                      </w:r>
-                      <w:bookmarkEnd w:id="51"/>
-                    </w:p>
-                  </w:txbxContent>
-                </v:textbox>
-                <w10:wrap type="square"/>
-              </v:shape>
-            </w:pict>
-          </mc:Fallback>
-        </mc:AlternateContent>
-      </w:r>
-      <w:r>
-        <w:rPr>
-          <w:noProof/>
-          <w14:textOutline w14:w="0" w14:cap="rnd" w14:cmpd="sng" w14:algn="ctr">
-            <w14:noFill/>
-            <w14:prstDash w14:val="solid"/>
-            <w14:bevel/>
-          </w14:textOutline>
-        </w:rPr>
         <w:drawing>
-          <wp:anchor distT="0" distB="0" distL="114300" distR="114300" simplePos="0" relativeHeight="251661312" behindDoc="0" locked="0" layoutInCell="1" allowOverlap="1" wp14:anchorId="22258572" wp14:editId="52597C91">
-            <wp:simplePos x="0" y="0"/>
-            <wp:positionH relativeFrom="column">
-              <wp:posOffset>1778635</wp:posOffset>
-            </wp:positionH>
-            <wp:positionV relativeFrom="paragraph">
-              <wp:posOffset>26035</wp:posOffset>
-            </wp:positionV>
-            <wp:extent cx="1968500" cy="3210560"/>
-            <wp:effectExtent l="0" t="0" r="0" b="2540"/>
-            <wp:wrapSquare wrapText="bothSides"/>
-            <wp:docPr id="607851237" name="Picture 8"/>
+          <wp:inline xmlns:a="http://schemas.openxmlformats.org/drawingml/2006/main" xmlns:pic="http://schemas.openxmlformats.org/drawingml/2006/picture">
+            <wp:extent cx="4160520" cy="4800600"/>
+            <wp:docPr id="2008240003" name="Picture 2008240003"/>
             <wp:cNvGraphicFramePr>
-              <a:graphicFrameLocks xmlns:a="http://schemas.openxmlformats.org/drawingml/2006/main" noChangeAspect="1"/>
+              <a:graphicFrameLocks noChangeAspect="1"/>
             </wp:cNvGraphicFramePr>
-            <a:graphic xmlns:a="http://schemas.openxmlformats.org/drawingml/2006/main">
+            <a:graphic>
               <a:graphicData uri="http://schemas.openxmlformats.org/drawingml/2006/picture">
-                <pic:pic xmlns:pic="http://schemas.openxmlformats.org/drawingml/2006/picture">
+                <pic:pic>
                   <pic:nvPicPr>
-                    <pic:cNvPr id="607851237" name="Picture 607851237"/>
+                    <pic:cNvPr id="0" name="image13.jpeg"/>
                     <pic:cNvPicPr/>
                   </pic:nvPicPr>
-                  <pic:blipFill rotWithShape="1">
-                    <a:blip r:embed="rId26">
-                      <a:extLst>
-                        <a:ext uri="{28A0092B-C50C-407E-A947-70E740481C1C}">
-                          <a14:useLocalDpi xmlns:a14="http://schemas.microsoft.com/office/drawing/2010/main" val="0"/>
-                        </a:ext>
-                      </a:extLst>
-                    </a:blip>
-                    <a:srcRect t="6790"/>
-                    <a:stretch/>
+                  <pic:blipFill>
+                    <a:blip r:embed="rId45"/>
+                    <a:stretch>
+                      <a:fillRect/>
+                    </a:stretch>
                   </pic:blipFill>
-                  <pic:spPr bwMode="auto">
+                  <pic:spPr>
                     <a:xfrm>
                       <a:off x="0" y="0"/>
-                      <a:ext cx="1968500" cy="3210560"/>
+                      <a:ext cx="4160520" cy="4800600"/>
                     </a:xfrm>
-                    <a:prstGeom prst="rect">
-                      <a:avLst/>
-                    </a:prstGeom>
-                    <a:ln>
-                      <a:noFill/>
-                    </a:ln>
-                    <a:extLst>
-                      <a:ext uri="{53640926-AAD7-44D8-BBD7-CCE9431645EC}">
-                        <a14:shadowObscured xmlns:a14="http://schemas.microsoft.com/office/drawing/2010/main"/>
-                      </a:ext>
-                    </a:extLst>
+                    <a:prstGeom prst="rect"/>
                   </pic:spPr>
                 </pic:pic>
               </a:graphicData>
             </a:graphic>
-            <wp14:sizeRelH relativeFrom="page">
-              <wp14:pctWidth>0</wp14:pctWidth>
-            </wp14:sizeRelH>
-            <wp14:sizeRelV relativeFrom="page">
-              <wp14:pctHeight>0</wp14:pctHeight>
-            </wp14:sizeRelV>
-          </wp:anchor>
+          </wp:inline>
         </w:drawing>
       </w:r>
     </w:p>
@@ -21531,10 +15814,7 @@
         </w:rPr>
       </w:pPr>
       <w:r>
-        <w:rPr>
-          <w:rStyle w:val="None"/>
-        </w:rPr>
-        <w:t xml:space="preserve">This project follows a data driven approach, where everything depends on the quality and variety of the data we collected. The data used in this project was obtained from multiple publicly agricultural image datasets. </w:t>
+        <w:t>This project followed a data-driven approach, where model behavior depended on the quality and variety of the collected data. The final image dataset was named jordan_dataset and contained approximately 60,000 images obtained from multiple public agricultural image datasets.</w:t>
       </w:r>
     </w:p>
     <w:p>
@@ -21542,25 +15822,10 @@
         <w:pStyle w:val="BodyA"/>
         <w:ind w:left="0" w:right="7" w:firstLine="0"/>
       </w:pPr>
-      <w:r>
-        <w:rPr>
-          <w:rStyle w:val="None"/>
-        </w:rPr>
-        <w:t xml:space="preserve">The datasets </w:t>
-      </w:r>
       <w:proofErr w:type="gramStart"/>
-      <w:r>
-        <w:rPr>
-          <w:rStyle w:val="None"/>
-        </w:rPr>
-        <w:t>was</w:t>
-      </w:r>
       <w:proofErr w:type="gramEnd"/>
       <w:r>
-        <w:rPr>
-          <w:rStyle w:val="None"/>
-        </w:rPr>
-        <w:t xml:space="preserve"> selected to make sure that compatibility with crops and diseases commonly found in Jordan are particularly those that affects the vegetables, fruits, and olive trees.</w:t>
+        <w:t>The datasets were selected for compatibility with crops and diseases commonly found in Jordan, especially vegetables, fruits, wheat, and olive trees.</w:t>
       </w:r>
     </w:p>
     <w:p>
@@ -21775,39 +16040,12 @@
       <w:pPr>
         <w:pStyle w:val="BodyA"/>
       </w:pPr>
-      <w:r>
-        <w:rPr>
-          <w:rStyle w:val="None"/>
-        </w:rPr>
-        <w:t xml:space="preserve">The data collection process was automated with using a pipeline we implemented inside a </w:t>
-      </w:r>
       <w:proofErr w:type="spellStart"/>
-      <w:r>
-        <w:rPr>
-          <w:rStyle w:val="None"/>
-        </w:rPr>
-        <w:t>Jupyter</w:t>
-      </w:r>
       <w:proofErr w:type="spellEnd"/>
-      <w:r>
-        <w:rPr>
-          <w:rStyle w:val="None"/>
-        </w:rPr>
-        <w:t xml:space="preserve"> Notebook. We used the Kaggle API for authentication which allowed us to download and extract the image dataset. Each dataset will be downloaded, unzipped, and stored in a raw data directory (</w:t>
-      </w:r>
       <w:proofErr w:type="spellStart"/>
-      <w:r>
-        <w:rPr>
-          <w:rStyle w:val="None"/>
-        </w:rPr>
-        <w:t>data_raw</w:t>
-      </w:r>
       <w:proofErr w:type="spellEnd"/>
       <w:r>
-        <w:rPr>
-          <w:rStyle w:val="None"/>
-        </w:rPr>
-        <w:t>) before preprocessing.</w:t>
+        <w:t>The data collection process was automated using a pipeline implemented in a Jupyter Notebook. The Kaggle API was used for authentication, download, and extraction of image datasets. The images were organized into jordan_dataset with train, validation, and test splits and crop/disease/image folder structure.</w:t>
       </w:r>
     </w:p>
     <w:p>
@@ -21900,22 +16138,7 @@
         </w:rPr>
       </w:pPr>
       <w:r>
-        <w:rPr>
-          <w:rStyle w:val="None"/>
-        </w:rPr>
-        <w:t xml:space="preserve">Each image in the final dataset </w:t>
-      </w:r>
-      <w:r>
-        <w:rPr>
-          <w:rStyle w:val="None"/>
-        </w:rPr>
-        <w:t>will be</w:t>
-      </w:r>
-      <w:r>
-        <w:rPr>
-          <w:rStyle w:val="None"/>
-        </w:rPr>
-        <w:t xml:space="preserve"> associated with the following metadata fields:</w:t>
+        <w:t>Each image in the final dataset was associated with image and split metadata, and the online model used environmental metadata from Open-Meteo. The metadata fields included:</w:t>
       </w:r>
     </w:p>
     <w:p>
@@ -22005,10 +16228,7 @@
         </w:rPr>
       </w:pPr>
       <w:r>
-        <w:rPr>
-          <w:rStyle w:val="None"/>
-        </w:rPr>
-        <w:t>This metadata is stored in structured CSV files to facilitate training, evaluation.</w:t>
+        <w:t>Additional online-model metadata included temperature, humidity, wind speed, precipitation, and soil moisture. The metadata was stored in structured CSV files, including weather metadata used during multimodal training and the same weather context used during online inference.</w:t>
       </w:r>
     </w:p>
     <w:p>
@@ -22062,16 +16282,7 @@
         </w:rPr>
       </w:pPr>
       <w:r>
-        <w:rPr>
-          <w:rStyle w:val="None"/>
-        </w:rPr>
-        <w:t>After data extraction,  we might face some challenges with the raw datasets which might be</w:t>
-      </w:r>
-      <w:r>
-        <w:rPr>
-          <w:rStyle w:val="None"/>
-        </w:rPr>
-        <w:t>:</w:t>
+        <w:t>After data extraction, the raw datasets presented the following challenges:</w:t>
       </w:r>
     </w:p>
     <w:p>
@@ -22157,22 +16368,7 @@
         </w:rPr>
       </w:pPr>
       <w:r>
-        <w:rPr>
-          <w:rStyle w:val="None"/>
-        </w:rPr>
-        <w:t xml:space="preserve">A data profiling step </w:t>
-      </w:r>
-      <w:r>
-        <w:rPr>
-          <w:rStyle w:val="None"/>
-        </w:rPr>
-        <w:t>would be</w:t>
-      </w:r>
-      <w:r>
-        <w:rPr>
-          <w:rStyle w:val="None"/>
-        </w:rPr>
-        <w:t xml:space="preserve"> performed by scanning directory structures and image distributions to identify missing classes, corrupted files, and inconsistent labels.</w:t>
+        <w:t>A data profiling step was performed by scanning directory structures and image distributions to identify missing classes, corrupted files, and inconsistent labels. No dataset balancing or filtering was applied to alter the final dataset distribution.</w:t>
       </w:r>
     </w:p>
     <w:p>
@@ -22213,28 +16409,7 @@
         <w:pStyle w:val="BodyA"/>
       </w:pPr>
       <w:r>
-        <w:rPr>
-          <w:rStyle w:val="None"/>
-        </w:rPr>
-        <w:t xml:space="preserve">To address these issues, the following cleaning steps </w:t>
-      </w:r>
-      <w:r>
-        <w:rPr>
-          <w:rStyle w:val="None"/>
-        </w:rPr>
-        <w:t>would</w:t>
-      </w:r>
-      <w:r>
-        <w:rPr>
-          <w:rStyle w:val="None"/>
-        </w:rPr>
-        <w:t xml:space="preserve"> be</w:t>
-      </w:r>
-      <w:r>
-        <w:rPr>
-          <w:rStyle w:val="None"/>
-        </w:rPr>
-        <w:t xml:space="preserve"> applied:</w:t>
+        <w:t>To address these issues, the following cleaning steps were applied:</w:t>
       </w:r>
     </w:p>
     <w:p>
@@ -22246,138 +16421,7 @@
         </w:numPr>
       </w:pPr>
       <w:r>
-        <w:rPr>
-          <w:rStyle w:val="None"/>
-        </w:rPr>
-        <w:t>Standardize the folder structur</w:t>
-      </w:r>
-      <w:r>
-        <w:rPr>
-          <w:rStyle w:val="None"/>
-        </w:rPr>
-        <w:t>e,</w:t>
-      </w:r>
-      <w:r>
-        <w:rPr>
-          <w:rStyle w:val="None"/>
-        </w:rPr>
-        <w:t xml:space="preserve"> </w:t>
-      </w:r>
-      <w:r>
-        <w:rPr>
-          <w:rStyle w:val="None"/>
-        </w:rPr>
-        <w:t>a</w:t>
-      </w:r>
-      <w:r>
-        <w:rPr>
-          <w:rStyle w:val="None"/>
-        </w:rPr>
-        <w:t xml:space="preserve">ll datasets </w:t>
-      </w:r>
-      <w:r>
-        <w:rPr>
-          <w:rStyle w:val="None"/>
-        </w:rPr>
-        <w:t>will be</w:t>
-      </w:r>
-      <w:r>
-        <w:rPr>
-          <w:rStyle w:val="None"/>
-        </w:rPr>
-        <w:t xml:space="preserve"> mapped into a unified directory structure: </w:t>
-      </w:r>
-      <w:r>
-        <w:rPr>
-          <w:rStyle w:val="apple-converted-space"/>
-        </w:rPr>
-        <w:t>jordan_dataset</w:t>
-      </w:r>
-      <w:r>
-        <w:rPr>
-          <w:rStyle w:val="None"/>
-        </w:rPr>
-        <w:t xml:space="preserve"> </w:t>
-      </w:r>
-      <w:r>
-        <w:rPr>
-          <w:rStyle w:val="apple-converted-space"/>
-        </w:rPr>
-        <w:t>/</w:t>
-      </w:r>
-      <w:r>
-        <w:rPr>
-          <w:rStyle w:val="None"/>
-        </w:rPr>
-        <w:t xml:space="preserve"> </w:t>
-      </w:r>
-      <w:r>
-        <w:rPr>
-          <w:rStyle w:val="None"/>
-          <w:lang w:val="fr-FR"/>
-        </w:rPr>
-        <w:t>images</w:t>
-      </w:r>
-      <w:r>
-        <w:rPr>
-          <w:rStyle w:val="None"/>
-        </w:rPr>
-        <w:t xml:space="preserve"> </w:t>
-      </w:r>
-      <w:r>
-        <w:rPr>
-          <w:rStyle w:val="apple-converted-space"/>
-        </w:rPr>
-        <w:t>/</w:t>
-      </w:r>
-      <w:r>
-        <w:rPr>
-          <w:rStyle w:val="None"/>
-        </w:rPr>
-        <w:t xml:space="preserve"> </w:t>
-      </w:r>
-      <w:r>
-        <w:rPr>
-          <w:rStyle w:val="None"/>
-          <w:lang w:val="de-DE"/>
-        </w:rPr>
-        <w:t>crop_name</w:t>
-      </w:r>
-      <w:r>
-        <w:rPr>
-          <w:rStyle w:val="None"/>
-        </w:rPr>
-        <w:t xml:space="preserve"> </w:t>
-      </w:r>
-      <w:r>
-        <w:rPr>
-          <w:rStyle w:val="apple-converted-space"/>
-        </w:rPr>
-        <w:t>/</w:t>
-      </w:r>
-      <w:r>
-        <w:rPr>
-          <w:rStyle w:val="None"/>
-        </w:rPr>
-        <w:t xml:space="preserve"> disease_name </w:t>
-      </w:r>
-      <w:r>
-        <w:rPr>
-          <w:rStyle w:val="apple-converted-space"/>
-        </w:rPr>
-        <w:t>/</w:t>
-      </w:r>
-      <w:r>
-        <w:rPr>
-          <w:rStyle w:val="None"/>
-        </w:rPr>
-        <w:t xml:space="preserve"> </w:t>
-      </w:r>
-      <w:r>
-        <w:rPr>
-          <w:rStyle w:val="apple-converted-space"/>
-        </w:rPr>
-        <w:t>image.jpg</w:t>
+        <w:t>The folder structure was standardized into jordan_dataset split directories with crop/disease/images organization.</w:t>
       </w:r>
     </w:p>
     <w:p>
@@ -22389,70 +16433,7 @@
         </w:numPr>
       </w:pPr>
       <w:r>
-        <w:rPr>
-          <w:rStyle w:val="None"/>
-        </w:rPr>
-        <w:t xml:space="preserve">Only valid image formats (.jpg, .jpeg, .png) </w:t>
-      </w:r>
-      <w:r>
-        <w:rPr>
-          <w:rStyle w:val="None"/>
-        </w:rPr>
-        <w:t>will be</w:t>
-      </w:r>
-      <w:r>
-        <w:rPr>
-          <w:rStyle w:val="None"/>
-        </w:rPr>
-        <w:t xml:space="preserve"> </w:t>
-      </w:r>
-      <w:r>
-        <w:rPr>
-          <w:rStyle w:val="None"/>
-        </w:rPr>
-        <w:t>used</w:t>
-      </w:r>
-      <w:r>
-        <w:rPr>
-          <w:rStyle w:val="None"/>
-        </w:rPr>
-        <w:t xml:space="preserve">, </w:t>
-      </w:r>
-      <w:r>
-        <w:rPr>
-          <w:rStyle w:val="None"/>
-        </w:rPr>
-        <w:t xml:space="preserve">all </w:t>
-      </w:r>
-      <w:r>
-        <w:rPr>
-          <w:rStyle w:val="None"/>
-        </w:rPr>
-        <w:t xml:space="preserve">other images </w:t>
-      </w:r>
-      <w:r>
-        <w:rPr>
-          <w:rStyle w:val="None"/>
-        </w:rPr>
-        <w:t>would</w:t>
-      </w:r>
-      <w:r>
-        <w:rPr>
-          <w:rStyle w:val="None"/>
-        </w:rPr>
-        <w:t xml:space="preserve"> automatically</w:t>
-      </w:r>
-      <w:r>
-        <w:rPr>
-          <w:rStyle w:val="None"/>
-        </w:rPr>
-        <w:t xml:space="preserve"> be</w:t>
-      </w:r>
-      <w:r>
-        <w:rPr>
-          <w:rStyle w:val="None"/>
-        </w:rPr>
-        <w:t xml:space="preserve"> skipped.</w:t>
+        <w:t>Only valid image formats were loaded by the training code, including .jpg, .jpeg, .png, .bmp, .tif, .tiff, and .webp.</w:t>
       </w:r>
     </w:p>
     <w:p>
@@ -22467,46 +16448,7 @@
         </w:rPr>
       </w:pPr>
       <w:r>
-        <w:rPr>
-          <w:rStyle w:val="None"/>
-        </w:rPr>
-        <w:t xml:space="preserve">Synchronizing </w:t>
-      </w:r>
-      <w:r>
-        <w:rPr>
-          <w:rStyle w:val="None"/>
-        </w:rPr>
-        <w:t>image labels, d</w:t>
-      </w:r>
-      <w:r>
-        <w:rPr>
-          <w:rStyle w:val="None"/>
-        </w:rPr>
-        <w:t xml:space="preserve">isease names from different datasets </w:t>
-      </w:r>
-      <w:r>
-        <w:rPr>
-          <w:rStyle w:val="None"/>
-        </w:rPr>
-        <w:t>would be</w:t>
-      </w:r>
-      <w:r>
-        <w:rPr>
-          <w:rStyle w:val="None"/>
-        </w:rPr>
-        <w:t xml:space="preserve"> standardized (Tomato___Late_blight </w:t>
-      </w:r>
-      <w:r>
-        <w:rPr>
-          <w:rStyle w:val="apple-converted-space"/>
-        </w:rPr>
-        <w:t xml:space="preserve">→ </w:t>
-      </w:r>
-      <w:r>
-        <w:rPr>
-          <w:rStyle w:val="None"/>
-        </w:rPr>
-        <w:t>Tomato / Late_blight) to maintain label consistency.</w:t>
+        <w:t>Image labels were standardized into class keys such as Tomato___Late_blight.</w:t>
       </w:r>
     </w:p>
     <w:p>
@@ -22549,57 +16491,15 @@
         <w:pStyle w:val="BodyA"/>
       </w:pPr>
       <w:r>
-        <w:rPr>
-          <w:rStyle w:val="None"/>
-        </w:rPr>
-        <w:t xml:space="preserve">Since this project focuses on image classification, features are implicitly extracted by a deep learning model (CNN). Therefore, traditional manual feature extraction </w:t>
-      </w:r>
-      <w:r>
-        <w:rPr>
-          <w:rStyle w:val="None"/>
-        </w:rPr>
-        <w:t>would</w:t>
-      </w:r>
-      <w:r>
-        <w:rPr>
-          <w:rStyle w:val="None"/>
-        </w:rPr>
-        <w:t xml:space="preserve"> not</w:t>
-      </w:r>
-      <w:r>
-        <w:rPr>
-          <w:rStyle w:val="None"/>
-        </w:rPr>
-        <w:t xml:space="preserve"> be</w:t>
-      </w:r>
-      <w:r>
-        <w:rPr>
-          <w:rStyle w:val="None"/>
-        </w:rPr>
-        <w:t xml:space="preserve"> required.</w:t>
-      </w:r>
-    </w:p>
-    <w:p>
-      <w:pPr>
-        <w:pStyle w:val="BodyA"/>
-      </w:pPr>
-      <w:r>
-        <w:rPr>
-          <w:rStyle w:val="None"/>
-        </w:rPr>
-        <w:t xml:space="preserve">Instead, feature preparation </w:t>
-      </w:r>
-      <w:r>
-        <w:rPr>
-          <w:rStyle w:val="None"/>
-        </w:rPr>
-        <w:t xml:space="preserve">would be </w:t>
-      </w:r>
-      <w:r>
-        <w:rPr>
-          <w:rStyle w:val="None"/>
-        </w:rPr>
-        <w:t>focused on image normalization, which ensures that the neural network learns meaningful visual patterns rather than dataset artifacts.</w:t>
+        <w:t>Since this project used image classification, visual features were extracted automatically by the deep learning models. The online model also used five environmental metadata features.</w:t>
+      </w:r>
+    </w:p>
+    <w:p>
+      <w:pPr>
+        <w:pStyle w:val="BodyA"/>
+      </w:pPr>
+      <w:r>
+        <w:t>Feature preparation focused on image normalization for visual inputs and numeric normalization for weather metadata.</w:t>
       </w:r>
     </w:p>
     <w:p>
@@ -22626,22 +16526,7 @@
         <w:pStyle w:val="BodyA"/>
       </w:pPr>
       <w:r>
-        <w:rPr>
-          <w:rStyle w:val="None"/>
-        </w:rPr>
-        <w:t xml:space="preserve">Each image </w:t>
-      </w:r>
-      <w:r>
-        <w:rPr>
-          <w:rStyle w:val="None"/>
-        </w:rPr>
-        <w:t>would be</w:t>
-      </w:r>
-      <w:r>
-        <w:rPr>
-          <w:rStyle w:val="None"/>
-        </w:rPr>
-        <w:t xml:space="preserve"> processed as follows:</w:t>
+        <w:t>Each image was processed as follows:</w:t>
       </w:r>
     </w:p>
     <w:p>
@@ -22668,10 +16553,7 @@
         </w:numPr>
       </w:pPr>
       <w:r>
-        <w:rPr>
-          <w:rStyle w:val="None"/>
-        </w:rPr>
-        <w:t>Resized to a fixed resolution of pixels</w:t>
+        <w:t>Resized to a fixed resolution of 512x512 pixels</w:t>
       </w:r>
     </w:p>
     <w:p>
@@ -22694,10 +16576,7 @@
         <w:pStyle w:val="BodyA"/>
       </w:pPr>
       <w:r>
-        <w:rPr>
-          <w:rStyle w:val="None"/>
-        </w:rPr>
-        <w:t>This step ensures uniform input dimensions and stabilizes model training.</w:t>
+        <w:t>This step ensured uniform input dimensions and stabilized model training.</w:t>
       </w:r>
     </w:p>
     <w:p>
@@ -22724,34 +16603,7 @@
         <w:pStyle w:val="BodyA"/>
       </w:pPr>
       <w:r>
-        <w:rPr>
-          <w:rStyle w:val="None"/>
-        </w:rPr>
-        <w:t>Both f</w:t>
-      </w:r>
-      <w:r>
-        <w:rPr>
-          <w:rStyle w:val="None"/>
-        </w:rPr>
-        <w:t xml:space="preserve">eature selection and dimensionality reduction can be handled by the convolutional layers, during the model training. This process </w:t>
-      </w:r>
-      <w:r>
-        <w:rPr>
-          <w:rStyle w:val="None"/>
-        </w:rPr>
-        <w:t>is considered to be in</w:t>
-      </w:r>
-      <w:r>
-        <w:rPr>
-          <w:rStyle w:val="None"/>
-        </w:rPr>
-        <w:t xml:space="preserve"> best practices in the deep learning image classification</w:t>
-      </w:r>
-      <w:r>
-        <w:rPr>
-          <w:rStyle w:val="None"/>
-        </w:rPr>
-        <w:t>.</w:t>
+        <w:t>Feature selection and dimensionality reduction were handled by the convolutional layers during model training. For the online model, the five metadata values were normalized and passed through the metadata branch before fusion with image features.</w:t>
       </w:r>
     </w:p>
     <w:p>
@@ -22779,53 +16631,7 @@
         <w:pStyle w:val="BodyA"/>
       </w:pPr>
       <w:r>
-        <w:rPr>
-          <w:rStyle w:val="apple-converted-space"/>
-        </w:rPr>
-        <w:t xml:space="preserve">To </w:t>
-      </w:r>
-      <w:r>
-        <w:rPr>
-          <w:rStyle w:val="None"/>
-        </w:rPr>
-        <w:t xml:space="preserve">remove class imbalance, data augmentation </w:t>
-      </w:r>
-      <w:r>
-        <w:rPr>
-          <w:rStyle w:val="None"/>
-        </w:rPr>
-        <w:t>would be</w:t>
-      </w:r>
-      <w:r>
-        <w:rPr>
-          <w:rStyle w:val="None"/>
-        </w:rPr>
-        <w:t xml:space="preserve"> applied to make </w:t>
-      </w:r>
-      <w:r>
-        <w:rPr>
-          <w:rStyle w:val="None"/>
-          <w:lang w:val="it-IT"/>
-        </w:rPr>
-        <w:t>classes</w:t>
-      </w:r>
-      <w:r>
-        <w:rPr>
-          <w:rStyle w:val="None"/>
-        </w:rPr>
-        <w:t xml:space="preserve"> that do</w:t>
-      </w:r>
-      <w:r>
-        <w:rPr>
-          <w:rStyle w:val="None"/>
-        </w:rPr>
-        <w:t xml:space="preserve"> no</w:t>
-      </w:r>
-      <w:r>
-        <w:rPr>
-          <w:rStyle w:val="None"/>
-        </w:rPr>
-        <w:t>t have enough data to have more data. Techniques included:</w:t>
+        <w:t>No balancing or filtering was applied to change the dataset distribution. Training-time image transformations were used to improve robustness. Techniques included:</w:t>
       </w:r>
     </w:p>
     <w:p>
@@ -22893,25 +16699,79 @@
         <w:pStyle w:val="BodyA"/>
       </w:pPr>
       <w:r>
-        <w:rPr>
-          <w:rStyle w:val="None"/>
-        </w:rPr>
-        <w:t>These techniques increase dataset diversity and improve the model</w:t>
-      </w:r>
-      <w:r>
-        <w:rPr>
-          <w:rStyle w:val="None"/>
-          <w:rFonts w:ascii="Arial Unicode MS" w:hAnsi="Arial Unicode MS"/>
-          <w:rtl/>
-          <w:lang w:val="ar-SA"/>
-        </w:rPr>
-        <w:t>’</w:t>
-      </w:r>
-      <w:r>
-        <w:rPr>
-          <w:rStyle w:val="None"/>
-        </w:rPr>
-        <w:t>s ability to generalize, particularly for underrepresented disease classes.</w:t>
+        <w:t>These transformations improved model robustness without changing the saved dataset structure or manually balancing classes.</w:t>
+      </w:r>
+    </w:p>
+    <w:p>
+      <w:pPr>
+        <w:pStyle w:val="Heading3"/>
+      </w:pPr>
+      <w:r>
+        <w:t>5.3.5 Model Selection and Comparison</w:t>
+      </w:r>
+    </w:p>
+    <w:p>
+      <w:pPr>
+        <w:pStyle w:val="BodyA"/>
+      </w:pPr>
+      <w:r>
+        <w:t>The project used a hybrid two-model setup. The offline model was MobileNetV3 Small, trained as an image-only classifier with 512x512 image input for 25 epochs. Its recorded accuracy was 0.947 and it was used for offline on-device inference.</w:t>
+      </w:r>
+    </w:p>
+    <w:p>
+      <w:pPr>
+        <w:pStyle w:val="BodyA"/>
+      </w:pPr>
+      <w:r>
+        <w:t>Other offline image-only models were also tested with the same 512x512 input size: MobileNetV3 Large for 30 epochs and EfficientNetB0 for 30 epochs.</w:t>
+      </w:r>
+    </w:p>
+    <w:p>
+      <w:pPr>
+        <w:pStyle w:val="BodyA"/>
+      </w:pPr>
+      <w:r>
+        <w:t>The online model was implemented as a multimodal model. It combined image features with environmental metadata: temperature, humidity, wind speed, precipitation, and soil moisture. The metadata source was the Open-Meteo API, which was used during metadata preparation for training and during real-time online inference based on the user location.</w:t>
+      </w:r>
+    </w:p>
+    <w:p>
+      <w:pPr>
+        <w:pStyle w:val="BodyA"/>
+      </w:pPr>
+      <w:r>
+        <w:t>Selection rationale: [Placeholder text to be completed by the project team.]</w:t>
+      </w:r>
+    </w:p>
+    <w:p>
+      <w:pPr>
+        <w:pStyle w:val="Heading3"/>
+      </w:pPr>
+      <w:r>
+        <w:t>5.3.6 Model Evaluation Results</w:t>
+      </w:r>
+    </w:p>
+    <w:p>
+      <w:pPr>
+        <w:pStyle w:val="BodyA"/>
+      </w:pPr>
+      <w:r>
+        <w:t>The final offline model was MobileNetV3 Small with 512x512 image input and 25 training epochs. It reached an accuracy of 0.947 on the evaluation data.</w:t>
+      </w:r>
+    </w:p>
+    <w:p>
+      <w:pPr>
+        <w:pStyle w:val="BodyA"/>
+      </w:pPr>
+      <w:r>
+        <w:t>The final online model was the multimodal image-and-metadata model. It reached an accuracy of 0.954 on the evaluation data.</w:t>
+      </w:r>
+    </w:p>
+    <w:p>
+      <w:pPr>
+        <w:pStyle w:val="BodyA"/>
+      </w:pPr>
+      <w:r>
+        <w:t>The system output at inference time included the predicted disease name, confidence score, Arabic disease translation, and advice. Weather risk was shown on the Home screen when online weather data was available.</w:t>
       </w:r>
     </w:p>
     <w:p>
@@ -22955,22 +16815,7 @@
         <w:pStyle w:val="BodyA"/>
       </w:pPr>
       <w:r>
-        <w:rPr>
-          <w:rStyle w:val="None"/>
-        </w:rPr>
-        <w:t xml:space="preserve">After preprocessing, the dataset </w:t>
-      </w:r>
-      <w:r>
-        <w:rPr>
-          <w:rStyle w:val="None"/>
-        </w:rPr>
-        <w:t>would be</w:t>
-      </w:r>
-      <w:r>
-        <w:rPr>
-          <w:rStyle w:val="None"/>
-        </w:rPr>
-        <w:t xml:space="preserve"> split into:</w:t>
+        <w:t>The dataset was organized into the following splits:</w:t>
       </w:r>
     </w:p>
     <w:p>
@@ -23027,16 +16872,7 @@
         <w:pStyle w:val="BodyA"/>
       </w:pPr>
       <w:r>
-        <w:rPr>
-          <w:rStyle w:val="None"/>
-        </w:rPr>
-        <w:t>The split would be performed using stratified sampling based on crop disease labels to ensure balanced class representation across all subsets</w:t>
-      </w:r>
-      <w:r>
-        <w:rPr>
-          <w:rStyle w:val="None"/>
-        </w:rPr>
-        <w:t>.</w:t>
+        <w:t>The implemented loaders used the existing train, validation, and test directories from jordan_dataset. No balancing or filtering was applied after the dataset was organized.</w:t>
       </w:r>
     </w:p>
     <w:p>
@@ -23064,22 +16900,7 @@
         <w:pStyle w:val="BodyA"/>
       </w:pPr>
       <w:r>
-        <w:rPr>
-          <w:rStyle w:val="None"/>
-        </w:rPr>
-        <w:t xml:space="preserve">The final dataset </w:t>
-      </w:r>
-      <w:r>
-        <w:rPr>
-          <w:rStyle w:val="None"/>
-        </w:rPr>
-        <w:t xml:space="preserve">would </w:t>
-      </w:r>
-      <w:r>
-        <w:rPr>
-          <w:rStyle w:val="None"/>
-        </w:rPr>
-        <w:t>consist of:</w:t>
+        <w:t>The final dataset consisted of:</w:t>
       </w:r>
     </w:p>
     <w:p>
@@ -23091,10 +16912,7 @@
         </w:numPr>
       </w:pPr>
       <w:r>
-        <w:rPr>
-          <w:rStyle w:val="None"/>
-        </w:rPr>
-        <w:t>A structured image directory (jordan_dataset/images)</w:t>
+        <w:t>A structured jordan_dataset directory with train, validation, and test splits arranged by crop and disease</w:t>
       </w:r>
     </w:p>
     <w:p>
@@ -23178,22 +16996,7 @@
         <w:pStyle w:val="BodyA"/>
       </w:pPr>
       <w:r>
-        <w:rPr>
-          <w:rStyle w:val="None"/>
-        </w:rPr>
-        <w:t xml:space="preserve">These files </w:t>
-      </w:r>
-      <w:r>
-        <w:rPr>
-          <w:rStyle w:val="None"/>
-        </w:rPr>
-        <w:t>would be</w:t>
-      </w:r>
-      <w:r>
-        <w:rPr>
-          <w:rStyle w:val="None"/>
-        </w:rPr>
-        <w:t xml:space="preserve"> directly compatible with PyTorch and TensorFlow data loaders.</w:t>
+        <w:t>These files were directly compatible with the implemented PyTorch data loaders and multimodal metadata loader.</w:t>
       </w:r>
     </w:p>
     <w:p>
@@ -23227,28 +17030,7 @@
         </w:rPr>
       </w:pPr>
       <w:r>
-        <w:rPr>
-          <w:rStyle w:val="None"/>
-          <w:rFonts w:ascii="Cambria" w:eastAsia="Arial Unicode MS" w:hAnsi="Cambria" w:cs="Arial Unicode MS"/>
-          <w:kern w:val="2"/>
-        </w:rPr>
-        <w:t>We picked image classification not object detection, because most plant disease spread across the whole leaf, drawing the boxes around the disease w</w:t>
-      </w:r>
-      <w:r>
-        <w:rPr>
-          <w:rStyle w:val="None"/>
-          <w:rFonts w:ascii="Cambria" w:eastAsia="Arial Unicode MS" w:hAnsi="Cambria" w:cs="Arial Unicode MS"/>
-          <w:kern w:val="2"/>
-        </w:rPr>
-        <w:t>ould no</w:t>
-      </w:r>
-      <w:r>
-        <w:rPr>
-          <w:rStyle w:val="None"/>
-          <w:rFonts w:ascii="Cambria" w:eastAsia="Arial Unicode MS" w:hAnsi="Cambria" w:cs="Arial Unicode MS"/>
-          <w:kern w:val="2"/>
-        </w:rPr>
-        <w:t>t help. Classification saves time, it needs less computing power. That makes it good for mobile apps.</w:t>
+        <w:t>We picked image classification rather than object detection because most plant disease symptoms spread across the whole leaf, and drawing boxes around the disease did not match the implemented training objective. Classification required less computation and matched the mobile inference target.</w:t>
       </w:r>
     </w:p>
     <w:p>
@@ -23371,10 +17153,23 @@
         <w:ind w:left="0" w:right="7" w:firstLine="0"/>
       </w:pPr>
       <w:r>
-        <w:rPr>
-          <w:rStyle w:val="None"/>
-        </w:rPr>
-        <w:t xml:space="preserve">Provide a description (textual and pictorial) of how the system can be installed and used and how the errors messages should be interpreted. </w:t>
+        <w:t>The implemented mobile application was used through the Home, Camera, Gallery, Result, History, Profile, and Settings screens. The Home screen displayed connection status, model mode, and weather risk from Open-Meteo when available. The user captured a new image with the Camera screen or selected an existing image with the Gallery screen. The system checked image quality before inference. If the device was offline, the offline MobileNetV3 Small model path was used and pending records were stored for later synchronization. If the device was online, weather data was fetched based on user location and the multimodal model was used. The Result screen displayed the disease name, confidence score, Arabic translation, crop information, description, and treatment advice. The History screen displayed saved predictions and sync status. The Profile screen displayed user and location information, and the Settings screen allowed language and model-mode selection.</w:t>
+      </w:r>
+    </w:p>
+    <w:p>
+      <w:pPr>
+        <w:pStyle w:val="BodyA"/>
+      </w:pPr>
+      <w:r>
+        <w:t>Main user workflow: the user opened the Home screen, reviewed connection status and weather risk, captured or uploaded a leaf image, and received a diagnosis result after quality checking and inference.</w:t>
+      </w:r>
+    </w:p>
+    <w:p>
+      <w:pPr>
+        <w:pStyle w:val="BodyA"/>
+      </w:pPr>
+      <w:r>
+        <w:t>Error handling: corrupted, very dark, overexposed, extremely blurry, low-contrast, or non-leaf images were rejected before inference. Offline image requests were stored locally and synchronized when internet connectivity returned.</w:t>
       </w:r>
     </w:p>
     <w:p>
@@ -23721,10 +17516,15 @@
         <w:ind w:left="0" w:right="7" w:firstLine="0"/>
       </w:pPr>
       <w:r>
-        <w:rPr>
-          <w:rStyle w:val="None"/>
-        </w:rPr>
-        <w:t xml:space="preserve">Discuss here any changes you have made to the document you have submitted in Project 1 and the reasons behind the changes. </w:t>
+        <w:t>The GP1 documentation was updated into GP2 final documentation by replacing planning-oriented text with past-tense implementation text. The Summary, Introduction, and Contribution sections were updated to describe the implemented hybrid AI system. Functional requirements were updated to include dual-mode inference, Open-Meteo API data retrieval, weather-risk display, Django backend storage, and online synchronization. System design diagrams and descriptions were updated to show the quality check, internet check, offline MobileNetV3 Small path, online multimodal path, Open-Meteo metadata flow, and backend history storage. The data preprocessing section was updated with jordan_dataset details, metadata fields, train/validation/test splits, and no balancing or filtering. Model comparison and evaluation results were added to reflect the trained models and recorded accuracies.</w:t>
+      </w:r>
+    </w:p>
+    <w:p>
+      <w:pPr>
+        <w:pStyle w:val="BodyA"/>
+      </w:pPr>
+      <w:r>
+        <w:t>Sections were kept in place and extended rather than removed, so the GP1 structure remained recognizable while the content was updated to GP2 final status.</w:t>
       </w:r>
     </w:p>
     <w:p>
@@ -23952,10 +17752,23 @@
         <w:ind w:left="0" w:right="7" w:firstLine="0"/>
       </w:pPr>
       <w:r>
-        <w:rPr>
-          <w:rStyle w:val="None"/>
-        </w:rPr>
-        <w:t xml:space="preserve">List the code documentation. Such a documentation can usually be automatically generated using tools like JavaDoc and Doxygen. </w:t>
+        <w:t>The codebase was organized into training, preprocessing, backend, and mobile application components. The src/dissdetector package contained model factories, offline and online experiment runners, metadata extraction, and training code. The backend directory contained the Django applications for authentication, prediction, diseases, history, weather, and administration. The prediction backend included preprocessing quality checks, the dual-model inference router, and prediction APIs. The mobile-app directory contained the React Native screens and services for authentication, network status, model mode, weather risk, offline queueing, synchronization, image capture, gallery upload, results, history, profile, and settings.</w:t>
+      </w:r>
+    </w:p>
+    <w:p>
+      <w:pPr>
+        <w:pStyle w:val="BodyA"/>
+      </w:pPr>
+      <w:r>
+        <w:t>Key implemented files included backend/prediction/inference.py for dual-model inference, backend/prediction/preprocessing/pipeline.py for quality checks and preprocessing, src/dissdetector/metadata_extraction_new.py for Open-Meteo metadata preparation, src/dissdetector/config/offline_models.yaml for offline model setups, src/dissdetector/config/online_models.yaml for the online model setup, and mobile-app/src/services/weather/useWeatherRisk.ts for real-time Open-Meteo weather retrieval.</w:t>
+      </w:r>
+    </w:p>
+    <w:p>
+      <w:pPr>
+        <w:pStyle w:val="BodyA"/>
+      </w:pPr>
+      <w:r>
+        <w:t>Backend storage was implemented through Django models for users, disease information, prediction records, and weather logs. Mobile synchronization was implemented through the offline queue and auto-sync services.</w:t>
       </w:r>
     </w:p>
     <w:p>
